--- a/Fase 1/Evidencias Individuales/Millan_Felipe_1.1_APT122_AutoevaluacionCompetenciasFase1.docx
+++ b/Fase 1/Evidencias Individuales/Millan_Felipe_1.1_APT122_AutoevaluacionCompetenciasFase1.docx
@@ -854,12 +854,12 @@
             </w:pPr>
             <w:r>
               <w:rPr>
-                <w:rFonts w:eastAsia="" w:cs="Calibri" w:eastAsiaTheme="majorEastAsia" w:cstheme="minorAscii"/>
-                <w:color w:val="auto"/>
-                <w:sz w:val="24"/>
-                <w:szCs w:val="24"/>
-              </w:rPr>
-              <w:t>Escuela</w:t>
+                <w:rFonts w:ascii="Calibri" w:hAnsi="Calibri"/>
+                <w:i w:val="0"/>
+                <w:color w:val="000000"/>
+                <w:sz w:val="20"/>
+              </w:rPr>
+              <w:t>Escuela de Informática y Telecomunicaciones</w:t>
             </w:r>
           </w:p>
         </w:tc>
@@ -920,6 +920,15 @@
                 <w:szCs w:val="24"/>
               </w:rPr>
             </w:pPr>
+            <w:r>
+              <w:rPr>
+                <w:rFonts w:ascii="Calibri" w:hAnsi="Calibri"/>
+                <w:i w:val="0"/>
+                <w:color w:val="000000"/>
+                <w:sz w:val="20"/>
+              </w:rPr>
+              <w:t>Felipe Ignacio Millán Orellana</w:t>
+            </w:r>
           </w:p>
         </w:tc>
       </w:tr>
@@ -976,6 +985,15 @@
                 <w:szCs w:val="24"/>
               </w:rPr>
             </w:pPr>
+            <w:r>
+              <w:rPr>
+                <w:rFonts w:ascii="Calibri" w:hAnsi="Calibri"/>
+                <w:i w:val="0"/>
+                <w:color w:val="000000"/>
+                <w:sz w:val="20"/>
+              </w:rPr>
+              <w:t>Ingeniería en Informática</w:t>
+            </w:r>
           </w:p>
         </w:tc>
       </w:tr>
@@ -1035,6 +1053,15 @@
                 <w:szCs w:val="24"/>
               </w:rPr>
             </w:pPr>
+            <w:r>
+              <w:rPr>
+                <w:rFonts w:ascii="Calibri" w:hAnsi="Calibri"/>
+                <w:i w:val="0"/>
+                <w:color w:val="000000"/>
+                <w:sz w:val="20"/>
+              </w:rPr>
+              <w:t>[Año de ingreso]</w:t>
+            </w:r>
           </w:p>
         </w:tc>
       </w:tr>
@@ -1411,6 +1438,15 @@
                 <w:szCs w:val="18"/>
               </w:rPr>
             </w:pPr>
+            <w:r>
+              <w:rPr>
+                <w:rFonts w:ascii="Calibri" w:hAnsi="Calibri"/>
+                <w:i w:val="0"/>
+                <w:color w:val="000000"/>
+                <w:sz w:val="18"/>
+              </w:rPr>
+              <w:t>Programación de software</w:t>
+            </w:r>
           </w:p>
         </w:tc>
         <w:tc>
@@ -1447,6 +1483,15 @@
                 <w:szCs w:val="18"/>
               </w:rPr>
             </w:pPr>
+            <w:r>
+              <w:rPr>
+                <w:rFonts w:ascii="Calibri" w:hAnsi="Calibri"/>
+                <w:i w:val="0"/>
+                <w:color w:val="000000"/>
+                <w:sz w:val="20"/>
+              </w:rPr>
+              <w:t>X</w:t>
+            </w:r>
           </w:p>
         </w:tc>
         <w:tc>
@@ -1519,6 +1564,15 @@
                 <w:szCs w:val="18"/>
               </w:rPr>
             </w:pPr>
+            <w:r>
+              <w:rPr>
+                <w:rFonts w:ascii="Calibri" w:hAnsi="Calibri"/>
+                <w:i w:val="0"/>
+                <w:color w:val="000000"/>
+                <w:sz w:val="16"/>
+              </w:rPr>
+              <w:t>Obtuve la certificación. Programo con soltura en varios lenguajes (Python, GDScript, entre otros) y aplico buenas prácticas; sigo aprendiendo patrones más avanzados.</w:t>
+            </w:r>
           </w:p>
         </w:tc>
       </w:tr>
@@ -1544,6 +1598,15 @@
                 <w:szCs w:val="18"/>
               </w:rPr>
             </w:pPr>
+            <w:r>
+              <w:rPr>
+                <w:rFonts w:ascii="Calibri" w:hAnsi="Calibri"/>
+                <w:i w:val="0"/>
+                <w:color w:val="000000"/>
+                <w:sz w:val="18"/>
+              </w:rPr>
+              <w:t>Arquitectura de software</w:t>
+            </w:r>
           </w:p>
         </w:tc>
         <w:tc>
@@ -1580,6 +1643,15 @@
                 <w:szCs w:val="18"/>
               </w:rPr>
             </w:pPr>
+            <w:r>
+              <w:rPr>
+                <w:rFonts w:ascii="Calibri" w:hAnsi="Calibri"/>
+                <w:i w:val="0"/>
+                <w:color w:val="000000"/>
+                <w:sz w:val="20"/>
+              </w:rPr>
+              <w:t>X</w:t>
+            </w:r>
           </w:p>
         </w:tc>
         <w:tc>
@@ -1652,6 +1724,15 @@
                 <w:szCs w:val="18"/>
               </w:rPr>
             </w:pPr>
+            <w:r>
+              <w:rPr>
+                <w:rFonts w:ascii="Calibri" w:hAnsi="Calibri"/>
+                <w:i w:val="0"/>
+                <w:color w:val="000000"/>
+                <w:sz w:val="16"/>
+              </w:rPr>
+              <w:t>Obtuve la certificación. Puedo estructurar un sistema por capas y componentes, como en el Capstone; me falta experiencia con arquitecturas distribuidas.</w:t>
+            </w:r>
           </w:p>
         </w:tc>
       </w:tr>
@@ -1676,6 +1757,15 @@
                 <w:szCs w:val="18"/>
               </w:rPr>
             </w:pPr>
+            <w:r>
+              <w:rPr>
+                <w:rFonts w:ascii="Calibri" w:hAnsi="Calibri"/>
+                <w:i w:val="0"/>
+                <w:color w:val="000000"/>
+                <w:sz w:val="18"/>
+              </w:rPr>
+              <w:t>Calidad de software</w:t>
+            </w:r>
           </w:p>
         </w:tc>
         <w:tc>
@@ -1730,6 +1820,15 @@
                 <w:szCs w:val="18"/>
               </w:rPr>
             </w:pPr>
+            <w:r>
+              <w:rPr>
+                <w:rFonts w:ascii="Calibri" w:hAnsi="Calibri"/>
+                <w:i w:val="0"/>
+                <w:color w:val="000000"/>
+                <w:sz w:val="20"/>
+              </w:rPr>
+              <w:t>X</w:t>
+            </w:r>
           </w:p>
         </w:tc>
         <w:tc>
@@ -1784,6 +1883,15 @@
                 <w:szCs w:val="18"/>
               </w:rPr>
             </w:pPr>
+            <w:r>
+              <w:rPr>
+                <w:rFonts w:ascii="Calibri" w:hAnsi="Calibri"/>
+                <w:i w:val="0"/>
+                <w:color w:val="000000"/>
+                <w:sz w:val="16"/>
+              </w:rPr>
+              <w:t>Obtuve la certificación. Conozco los tipos de prueba y he escrito pruebas automatizadas, pero no he aplicado un proceso formal de aseguramiento de calidad.</w:t>
+            </w:r>
           </w:p>
         </w:tc>
       </w:tr>
@@ -1808,6 +1916,15 @@
                 <w:szCs w:val="18"/>
               </w:rPr>
             </w:pPr>
+            <w:r>
+              <w:rPr>
+                <w:rFonts w:ascii="Calibri" w:hAnsi="Calibri"/>
+                <w:i w:val="0"/>
+                <w:color w:val="000000"/>
+                <w:sz w:val="18"/>
+              </w:rPr>
+              <w:t>Gestión de proyectos informáticos</w:t>
+            </w:r>
           </w:p>
         </w:tc>
         <w:tc>
@@ -1844,6 +1961,15 @@
                 <w:szCs w:val="18"/>
               </w:rPr>
             </w:pPr>
+            <w:r>
+              <w:rPr>
+                <w:rFonts w:ascii="Calibri" w:hAnsi="Calibri"/>
+                <w:i w:val="0"/>
+                <w:color w:val="000000"/>
+                <w:sz w:val="20"/>
+              </w:rPr>
+              <w:t>X</w:t>
+            </w:r>
           </w:p>
         </w:tc>
         <w:tc>
@@ -1916,6 +2042,15 @@
                 <w:szCs w:val="18"/>
               </w:rPr>
             </w:pPr>
+            <w:r>
+              <w:rPr>
+                <w:rFonts w:ascii="Calibri" w:hAnsi="Calibri"/>
+                <w:i w:val="0"/>
+                <w:color w:val="000000"/>
+                <w:sz w:val="16"/>
+              </w:rPr>
+              <w:t>Obtuve la certificación. Lidero el equipo del Capstone con tablero de tareas y control de versiones; debo reforzar la estimación de tiempos y la gestión de riesgos.</w:t>
+            </w:r>
           </w:p>
         </w:tc>
       </w:tr>
@@ -1940,6 +2075,15 @@
                 <w:szCs w:val="18"/>
               </w:rPr>
             </w:pPr>
+            <w:r>
+              <w:rPr>
+                <w:rFonts w:ascii="Calibri" w:hAnsi="Calibri"/>
+                <w:i w:val="0"/>
+                <w:color w:val="000000"/>
+                <w:sz w:val="18"/>
+              </w:rPr>
+              <w:t>Análisis y planificación de requerimientos informáticos</w:t>
+            </w:r>
           </w:p>
         </w:tc>
         <w:tc>
@@ -1976,6 +2120,15 @@
                 <w:szCs w:val="18"/>
               </w:rPr>
             </w:pPr>
+            <w:r>
+              <w:rPr>
+                <w:rFonts w:ascii="Calibri" w:hAnsi="Calibri"/>
+                <w:i w:val="0"/>
+                <w:color w:val="000000"/>
+                <w:sz w:val="20"/>
+              </w:rPr>
+              <w:t>X</w:t>
+            </w:r>
           </w:p>
         </w:tc>
         <w:tc>
@@ -2048,6 +2201,15 @@
                 <w:szCs w:val="18"/>
               </w:rPr>
             </w:pPr>
+            <w:r>
+              <w:rPr>
+                <w:rFonts w:ascii="Calibri" w:hAnsi="Calibri"/>
+                <w:i w:val="0"/>
+                <w:color w:val="000000"/>
+                <w:sz w:val="16"/>
+              </w:rPr>
+              <w:t>Obtuve la certificación. He levantado requerimientos en proyectos de asignaturas y en mi práctica; me falta experiencia directa con clientes externos.</w:t>
+            </w:r>
           </w:p>
         </w:tc>
       </w:tr>
@@ -2072,6 +2234,15 @@
                 <w:szCs w:val="18"/>
               </w:rPr>
             </w:pPr>
+            <w:r>
+              <w:rPr>
+                <w:rFonts w:ascii="Calibri" w:hAnsi="Calibri"/>
+                <w:i w:val="0"/>
+                <w:color w:val="000000"/>
+                <w:sz w:val="18"/>
+              </w:rPr>
+              <w:t>Análisis y desarrollo de modelos de datos</w:t>
+            </w:r>
           </w:p>
         </w:tc>
         <w:tc>
@@ -2126,6 +2297,15 @@
                 <w:szCs w:val="18"/>
               </w:rPr>
             </w:pPr>
+            <w:r>
+              <w:rPr>
+                <w:rFonts w:ascii="Calibri" w:hAnsi="Calibri"/>
+                <w:i w:val="0"/>
+                <w:color w:val="000000"/>
+                <w:sz w:val="20"/>
+              </w:rPr>
+              <w:t>X</w:t>
+            </w:r>
           </w:p>
         </w:tc>
         <w:tc>
@@ -2180,6 +2360,15 @@
                 <w:szCs w:val="18"/>
               </w:rPr>
             </w:pPr>
+            <w:r>
+              <w:rPr>
+                <w:rFonts w:ascii="Calibri" w:hAnsi="Calibri"/>
+                <w:i w:val="0"/>
+                <w:color w:val="000000"/>
+                <w:sz w:val="16"/>
+              </w:rPr>
+              <w:t>Obtuve la certificación. Domino el modelado, pero en la práctica vi que debo reforzar SQL y consultas complejas, por lo que lo estoy estudiando.</w:t>
+            </w:r>
           </w:p>
         </w:tc>
       </w:tr>
@@ -2204,6 +2393,15 @@
                 <w:szCs w:val="18"/>
               </w:rPr>
             </w:pPr>
+            <w:r>
+              <w:rPr>
+                <w:rFonts w:ascii="Calibri" w:hAnsi="Calibri"/>
+                <w:i w:val="0"/>
+                <w:color w:val="000000"/>
+                <w:sz w:val="18"/>
+              </w:rPr>
+              <w:t>Inteligencia de negocios</w:t>
+            </w:r>
           </w:p>
         </w:tc>
         <w:tc>
@@ -2258,6 +2456,15 @@
                 <w:szCs w:val="18"/>
               </w:rPr>
             </w:pPr>
+            <w:r>
+              <w:rPr>
+                <w:rFonts w:ascii="Calibri" w:hAnsi="Calibri"/>
+                <w:i w:val="0"/>
+                <w:color w:val="000000"/>
+                <w:sz w:val="20"/>
+              </w:rPr>
+              <w:t>X</w:t>
+            </w:r>
           </w:p>
         </w:tc>
         <w:tc>
@@ -2312,6 +2519,15 @@
                 <w:szCs w:val="18"/>
               </w:rPr>
             </w:pPr>
+            <w:r>
+              <w:rPr>
+                <w:rFonts w:ascii="Calibri" w:hAnsi="Calibri"/>
+                <w:i w:val="0"/>
+                <w:color w:val="000000"/>
+                <w:sz w:val="16"/>
+              </w:rPr>
+              <w:t>Obtuve la certificación. Puedo construir reportes y dashboards, y aprobé los ramos de machine learning; quiero aplicarlo más en contextos reales.</w:t>
+            </w:r>
           </w:p>
         </w:tc>
       </w:tr>
@@ -2336,6 +2552,15 @@
                 <w:szCs w:val="18"/>
               </w:rPr>
             </w:pPr>
+            <w:r>
+              <w:rPr>
+                <w:rFonts w:ascii="Calibri" w:hAnsi="Calibri"/>
+                <w:i w:val="0"/>
+                <w:color w:val="000000"/>
+                <w:sz w:val="18"/>
+              </w:rPr>
+              <w:t>Inglés intermedio alto (certificación internacional)</w:t>
+            </w:r>
           </w:p>
         </w:tc>
         <w:tc>
@@ -2372,6 +2597,15 @@
                 <w:szCs w:val="18"/>
               </w:rPr>
             </w:pPr>
+            <w:r>
+              <w:rPr>
+                <w:rFonts w:ascii="Calibri" w:hAnsi="Calibri"/>
+                <w:i w:val="0"/>
+                <w:color w:val="000000"/>
+                <w:sz w:val="20"/>
+              </w:rPr>
+              <w:t>X</w:t>
+            </w:r>
           </w:p>
         </w:tc>
         <w:tc>
@@ -2444,6 +2678,15 @@
                 <w:szCs w:val="18"/>
               </w:rPr>
             </w:pPr>
+            <w:r>
+              <w:rPr>
+                <w:rFonts w:ascii="Calibri" w:hAnsi="Calibri"/>
+                <w:i w:val="0"/>
+                <w:color w:val="000000"/>
+                <w:sz w:val="16"/>
+              </w:rPr>
+              <w:t>Obtuve la certificación internacional. Leo documentación técnica sin problema; quiero ganar más fluidez oral.</w:t>
+            </w:r>
           </w:p>
         </w:tc>
       </w:tr>

--- a/Fase 1/Evidencias Individuales/Millan_Felipe_1.1_APT122_AutoevaluacionCompetenciasFase1.docx
+++ b/Fase 1/Evidencias Individuales/Millan_Felipe_1.1_APT122_AutoevaluacionCompetenciasFase1.docx
@@ -1,6 +1,6 @@
 
 <file path=word/document.xml><?xml version="1.0" encoding="utf-8"?>
-<w:document xmlns:wpc="http://schemas.microsoft.com/office/word/2010/wordprocessingCanvas" xmlns:cx="http://schemas.microsoft.com/office/drawing/2014/chartex" xmlns:mc="http://schemas.openxmlformats.org/markup-compatibility/2006" xmlns:o="urn:schemas-microsoft-com:office:office" xmlns:r="http://schemas.openxmlformats.org/officeDocument/2006/relationships" xmlns:m="http://schemas.openxmlformats.org/officeDocument/2006/math" xmlns:v="urn:schemas-microsoft-com:vml" xmlns:wp14="http://schemas.microsoft.com/office/word/2010/wordprocessingDrawing" xmlns:wp="http://schemas.openxmlformats.org/drawingml/2006/wordprocessingDrawing" xmlns:w10="urn:schemas-microsoft-com:office:word" xmlns:w="http://schemas.openxmlformats.org/wordprocessingml/2006/main" xmlns:w14="http://schemas.microsoft.com/office/word/2010/wordml" xmlns:w15="http://schemas.microsoft.com/office/word/2012/wordml" xmlns:w16se="http://schemas.microsoft.com/office/word/2015/wordml/symex" xmlns:wpg="http://schemas.microsoft.com/office/word/2010/wordprocessingGroup" xmlns:wpi="http://schemas.microsoft.com/office/word/2010/wordprocessingInk" xmlns:wne="http://schemas.microsoft.com/office/word/2006/wordml" xmlns:wps="http://schemas.microsoft.com/office/word/2010/wordprocessingShape" mc:Ignorable="w14 w15 w16se wp14">
+<w:document xmlns:wpc="http://schemas.microsoft.com/office/word/2010/wordprocessingCanvas" xmlns:cx="http://schemas.microsoft.com/office/drawing/2014/chartex" xmlns:cx1="http://schemas.microsoft.com/office/drawing/2015/9/8/chartex" xmlns:cx2="http://schemas.microsoft.com/office/drawing/2015/10/21/chartex" xmlns:cx3="http://schemas.microsoft.com/office/drawing/2016/5/9/chartex" xmlns:cx4="http://schemas.microsoft.com/office/drawing/2016/5/10/chartex" xmlns:cx5="http://schemas.microsoft.com/office/drawing/2016/5/11/chartex" xmlns:cx6="http://schemas.microsoft.com/office/drawing/2016/5/12/chartex" xmlns:cx7="http://schemas.microsoft.com/office/drawing/2016/5/13/chartex" xmlns:cx8="http://schemas.microsoft.com/office/drawing/2016/5/14/chartex" xmlns:mc="http://schemas.openxmlformats.org/markup-compatibility/2006" xmlns:aink="http://schemas.microsoft.com/office/drawing/2016/ink" xmlns:am3d="http://schemas.microsoft.com/office/drawing/2017/model3d" xmlns:o="urn:schemas-microsoft-com:office:office" xmlns:oel="http://schemas.microsoft.com/office/2019/extlst" xmlns:r="http://schemas.openxmlformats.org/officeDocument/2006/relationships" xmlns:m="http://schemas.openxmlformats.org/officeDocument/2006/math" xmlns:v="urn:schemas-microsoft-com:vml" xmlns:wp14="http://schemas.microsoft.com/office/word/2010/wordprocessingDrawing" xmlns:wp="http://schemas.openxmlformats.org/drawingml/2006/wordprocessingDrawing" xmlns:w10="urn:schemas-microsoft-com:office:word" xmlns:w="http://schemas.openxmlformats.org/wordprocessingml/2006/main" xmlns:w14="http://schemas.microsoft.com/office/word/2010/wordml" xmlns:w15="http://schemas.microsoft.com/office/word/2012/wordml" xmlns:w16cex="http://schemas.microsoft.com/office/word/2018/wordml/cex" xmlns:w16cid="http://schemas.microsoft.com/office/word/2016/wordml/cid" xmlns:w16="http://schemas.microsoft.com/office/word/2018/wordml" xmlns:w16du="http://schemas.microsoft.com/office/word/2023/wordml/word16du" xmlns:w16sdtdh="http://schemas.microsoft.com/office/word/2020/wordml/sdtdatahash" xmlns:w16sdtfl="http://schemas.microsoft.com/office/word/2024/wordml/sdtformatlock" xmlns:w16se="http://schemas.microsoft.com/office/word/2015/wordml/symex" xmlns:wpg="http://schemas.microsoft.com/office/word/2010/wordprocessingGroup" xmlns:wpi="http://schemas.microsoft.com/office/word/2010/wordprocessingInk" xmlns:wne="http://schemas.microsoft.com/office/word/2006/wordml" xmlns:wps="http://schemas.microsoft.com/office/word/2010/wordprocessingShape" mc:Ignorable="w14 w15 w16se w16cid w16 w16cex w16sdtdh w16sdtfl w16du wp14">
   <w:body>
     <w:p>
       <w:pPr>
@@ -11,7 +11,7 @@
           <w:szCs w:val="26"/>
         </w:rPr>
       </w:pPr>
-      <w:bookmarkStart w:name="_Toc94815000" w:id="0"/>
+      <w:bookmarkStart w:id="0" w:name="_Toc94815000"/>
       <w:r>
         <w:rPr>
           <w:color w:val="2E74B5" w:themeColor="accent1" w:themeShade="BF"/>
@@ -54,97 +54,83 @@
         <w:t xml:space="preserve"> </w:t>
       </w:r>
     </w:p>
-    <w:p w14:noSpellErr="1">
-      <w:pPr>
-        <w:rPr>
-          <w:color w:val="auto"/>
-        </w:rPr>
-      </w:pPr>
+    <w:p>
       <w:r>
-        <w:rPr>
-          <w:color w:val="auto"/>
-        </w:rPr>
         <w:t>(complemento de la Pauta de Reflexión Definición Proyecto APT)</w:t>
       </w:r>
       <w:r>
-        <w:rPr>
-          <w:color w:val="auto"/>
-        </w:rPr>
         <w:t xml:space="preserve"> </w:t>
       </w:r>
     </w:p>
-    <w:p w14:noSpellErr="1">
+    <w:p>
       <w:pPr>
         <w:jc w:val="both"/>
         <w:rPr>
-          <w:rFonts w:eastAsia="" w:cs="Calibri" w:eastAsiaTheme="majorEastAsia" w:cstheme="minorAscii"/>
-          <w:color w:val="auto" w:themeColor="background2" w:themeShade="80"/>
+          <w:rFonts w:eastAsiaTheme="majorEastAsia"/>
+          <w:color w:val="767171" w:themeColor="background2" w:themeShade="80"/>
           <w:sz w:val="24"/>
           <w:szCs w:val="24"/>
         </w:rPr>
       </w:pPr>
     </w:p>
-    <w:p w14:noSpellErr="1">
+    <w:p>
       <w:pPr>
         <w:jc w:val="both"/>
         <w:rPr>
-          <w:rFonts w:eastAsia="" w:cs="Calibri" w:eastAsiaTheme="majorEastAsia" w:cstheme="minorAscii"/>
-          <w:color w:val="auto" w:themeColor="background2" w:themeShade="80"/>
+          <w:rFonts w:eastAsiaTheme="majorEastAsia"/>
+          <w:color w:val="767171" w:themeColor="background2" w:themeShade="80"/>
           <w:sz w:val="24"/>
           <w:szCs w:val="24"/>
         </w:rPr>
       </w:pPr>
       <w:r>
         <w:rPr>
-          <w:rFonts w:eastAsia="" w:cs="Calibri" w:eastAsiaTheme="majorEastAsia" w:cstheme="minorAscii"/>
-          <w:color w:val="auto"/>
+          <w:rFonts w:eastAsiaTheme="majorEastAsia"/>
           <w:sz w:val="24"/>
           <w:szCs w:val="24"/>
         </w:rPr>
         <w:t xml:space="preserve">Objetivo: </w:t>
       </w:r>
     </w:p>
-    <w:p w14:noSpellErr="1">
+    <w:p>
       <w:pPr>
         <w:jc w:val="both"/>
         <w:rPr>
-          <w:rFonts w:eastAsia="" w:cs="Calibri" w:eastAsiaTheme="majorEastAsia" w:cstheme="minorAscii"/>
-          <w:color w:val="auto" w:themeColor="background2" w:themeShade="80"/>
+          <w:rFonts w:eastAsiaTheme="majorEastAsia"/>
+          <w:color w:val="767171" w:themeColor="background2" w:themeShade="80"/>
           <w:sz w:val="24"/>
           <w:szCs w:val="24"/>
         </w:rPr>
       </w:pPr>
       <w:r>
         <w:rPr>
-          <w:rFonts w:eastAsia="" w:cs="Calibri" w:eastAsiaTheme="majorEastAsia" w:cstheme="minorAscii"/>
-          <w:color w:val="auto"/>
+          <w:rFonts w:eastAsiaTheme="majorEastAsia"/>
           <w:sz w:val="24"/>
           <w:szCs w:val="24"/>
         </w:rPr>
         <w:t>El objetivo de esta pauta de autoevaluación es que identifiques tus niveles de logro en las competencias de tu plan de estudio para que, a partir de tus fortalezas y oportunidades de mejora, puedas definir mejor tu proyecto APT. Esta pauta de autoevaluación es un complemento de las reflexiones iniciales de APT que también te ayudarán a definir tu Proyecto APT.</w:t>
       </w:r>
     </w:p>
-    <w:p w14:noSpellErr="1">
+    <w:p>
       <w:pPr>
         <w:jc w:val="both"/>
         <w:rPr>
-          <w:rFonts w:eastAsia="" w:cs="Calibri" w:eastAsiaTheme="majorEastAsia" w:cstheme="minorAscii"/>
-          <w:color w:val="auto" w:themeColor="background2" w:themeShade="80"/>
+          <w:rFonts w:eastAsiaTheme="majorEastAsia"/>
+          <w:color w:val="767171" w:themeColor="background2" w:themeShade="80"/>
           <w:sz w:val="24"/>
           <w:szCs w:val="24"/>
         </w:rPr>
       </w:pPr>
       <w:r>
         <w:rPr>
-          <w:rFonts w:eastAsia="" w:cs="Calibri" w:eastAsiaTheme="majorEastAsia" w:cstheme="minorAscii"/>
-          <w:color w:val="auto"/>
+          <w:rFonts w:eastAsiaTheme="majorEastAsia"/>
           <w:sz w:val="24"/>
           <w:szCs w:val="24"/>
         </w:rPr>
         <w:t xml:space="preserve">Instrucciones: </w:t>
       </w:r>
     </w:p>
-    <w:p w14:noSpellErr="1">
+    <w:p>
       <w:pPr>
         <w:pStyle w:val="Prrafodelista"/>
         <w:numPr>
@@ -153,16 +139,15 @@
         </w:numPr>
         <w:jc w:val="both"/>
         <w:rPr>
-          <w:rFonts w:eastAsia="" w:cs="Calibri" w:eastAsiaTheme="majorEastAsia" w:cstheme="minorAscii"/>
-          <w:color w:val="auto" w:themeColor="background2" w:themeShade="80"/>
+          <w:rFonts w:eastAsiaTheme="majorEastAsia"/>
+          <w:color w:val="767171" w:themeColor="background2" w:themeShade="80"/>
           <w:sz w:val="24"/>
           <w:szCs w:val="24"/>
         </w:rPr>
       </w:pPr>
       <w:r>
         <w:rPr>
-          <w:rFonts w:eastAsia="" w:cs="Calibri" w:eastAsiaTheme="majorEastAsia" w:cstheme="minorAscii"/>
-          <w:color w:val="auto"/>
+          <w:rFonts w:eastAsiaTheme="majorEastAsia"/>
           <w:sz w:val="24"/>
           <w:szCs w:val="24"/>
         </w:rPr>
@@ -170,8 +155,7 @@
       </w:r>
       <w:r>
         <w:rPr>
-          <w:rFonts w:eastAsia="" w:cs="Calibri" w:eastAsiaTheme="majorEastAsia" w:cstheme="minorAscii"/>
-          <w:color w:val="auto"/>
+          <w:rFonts w:eastAsiaTheme="majorEastAsia"/>
           <w:sz w:val="24"/>
           <w:szCs w:val="24"/>
         </w:rPr>
@@ -179,15 +163,14 @@
       </w:r>
       <w:r>
         <w:rPr>
-          <w:rFonts w:eastAsia="" w:cs="Calibri" w:eastAsiaTheme="majorEastAsia" w:cstheme="minorAscii"/>
-          <w:color w:val="auto"/>
+          <w:rFonts w:eastAsiaTheme="majorEastAsia"/>
           <w:sz w:val="24"/>
           <w:szCs w:val="24"/>
         </w:rPr>
         <w:t>te)</w:t>
       </w:r>
     </w:p>
-    <w:p w14:noSpellErr="1">
+    <w:p>
       <w:pPr>
         <w:pStyle w:val="Prrafodelista"/>
         <w:numPr>
@@ -196,23 +179,22 @@
         </w:numPr>
         <w:jc w:val="both"/>
         <w:rPr>
-          <w:rFonts w:eastAsia="" w:cs="Calibri" w:eastAsiaTheme="majorEastAsia" w:cstheme="minorAscii"/>
-          <w:color w:val="auto" w:themeColor="background2" w:themeShade="80"/>
+          <w:rFonts w:eastAsiaTheme="majorEastAsia"/>
+          <w:color w:val="767171" w:themeColor="background2" w:themeShade="80"/>
           <w:sz w:val="24"/>
           <w:szCs w:val="24"/>
         </w:rPr>
       </w:pPr>
       <w:r>
         <w:rPr>
-          <w:rFonts w:eastAsia="" w:cs="Calibri" w:eastAsiaTheme="majorEastAsia" w:cstheme="minorAscii"/>
-          <w:color w:val="auto"/>
+          <w:rFonts w:eastAsiaTheme="majorEastAsia"/>
           <w:sz w:val="24"/>
           <w:szCs w:val="24"/>
         </w:rPr>
         <w:t xml:space="preserve">Piensa en tu proceso de aprendizaje durante el tiempo que has estudiando en Duoc UC y evalúa el nivel de logro que alcanzaste en cada competencia de tu plan de estudio. </w:t>
       </w:r>
     </w:p>
-    <w:p w14:noSpellErr="1">
+    <w:p>
       <w:pPr>
         <w:pStyle w:val="Prrafodelista"/>
         <w:numPr>
@@ -221,30 +203,26 @@
         </w:numPr>
         <w:jc w:val="both"/>
         <w:rPr>
-          <w:rFonts w:eastAsia="" w:cs="Calibri" w:eastAsiaTheme="majorEastAsia" w:cstheme="minorAscii"/>
-          <w:color w:val="auto" w:themeColor="background2" w:themeShade="80"/>
+          <w:rFonts w:eastAsiaTheme="majorEastAsia"/>
+          <w:color w:val="767171" w:themeColor="background2" w:themeShade="80"/>
           <w:sz w:val="24"/>
           <w:szCs w:val="24"/>
         </w:rPr>
       </w:pPr>
       <w:r>
         <w:rPr>
-          <w:rFonts w:eastAsia="" w:cs="Calibri" w:eastAsiaTheme="majorEastAsia" w:cstheme="minorAscii"/>
-          <w:color w:val="auto"/>
+          <w:rFonts w:eastAsiaTheme="majorEastAsia"/>
           <w:sz w:val="24"/>
           <w:szCs w:val="24"/>
         </w:rPr>
         <w:t>Marca con una cruz el nivel de logro alcanzado para cada aprendizaje de las unidades de competencia según las siguientes categorías:</w:t>
       </w:r>
     </w:p>
-    <w:p w14:noSpellErr="1">
+    <w:p>
       <w:pPr>
         <w:pStyle w:val="Prrafodelista"/>
         <w:ind w:left="435"/>
         <w:jc w:val="both"/>
-        <w:rPr>
-          <w:color w:val="auto"/>
-        </w:rPr>
       </w:pPr>
     </w:p>
     <w:tbl>
@@ -253,12 +231,12 @@
         <w:tblW w:w="9780" w:type="dxa"/>
         <w:tblInd w:w="421" w:type="dxa"/>
         <w:tblBorders>
-          <w:top w:val="single" w:color="BFBFBF" w:themeColor="background1" w:themeShade="BF" w:sz="4" w:space="0"/>
-          <w:left w:val="single" w:color="BFBFBF" w:themeColor="background1" w:themeShade="BF" w:sz="4" w:space="0"/>
-          <w:bottom w:val="single" w:color="BFBFBF" w:themeColor="background1" w:themeShade="BF" w:sz="4" w:space="0"/>
-          <w:right w:val="single" w:color="BFBFBF" w:themeColor="background1" w:themeShade="BF" w:sz="4" w:space="0"/>
-          <w:insideH w:val="single" w:color="BFBFBF" w:themeColor="background1" w:themeShade="BF" w:sz="4" w:space="0"/>
-          <w:insideV w:val="single" w:color="BFBFBF" w:themeColor="background1" w:themeShade="BF" w:sz="4" w:space="0"/>
+          <w:top w:val="single" w:sz="4" w:space="0" w:color="BFBFBF" w:themeColor="background1" w:themeShade="BF"/>
+          <w:left w:val="single" w:sz="4" w:space="0" w:color="BFBFBF" w:themeColor="background1" w:themeShade="BF"/>
+          <w:bottom w:val="single" w:sz="4" w:space="0" w:color="BFBFBF" w:themeColor="background1" w:themeShade="BF"/>
+          <w:right w:val="single" w:sz="4" w:space="0" w:color="BFBFBF" w:themeColor="background1" w:themeShade="BF"/>
+          <w:insideH w:val="single" w:sz="4" w:space="0" w:color="BFBFBF" w:themeColor="background1" w:themeShade="BF"/>
+          <w:insideV w:val="single" w:sz="4" w:space="0" w:color="BFBFBF" w:themeColor="background1" w:themeShade="BF"/>
         </w:tblBorders>
         <w:tblLayout w:type="fixed"/>
         <w:tblLook w:val="04A0" w:firstRow="1" w:lastRow="0" w:firstColumn="1" w:lastColumn="0" w:noHBand="0" w:noVBand="1"/>
@@ -271,22 +249,19 @@
         <w:tc>
           <w:tcPr>
             <w:tcW w:w="2010" w:type="dxa"/>
-            <w:tcMar/>
           </w:tcPr>
-          <w:p w14:noSpellErr="1">
+          <w:p>
             <w:pPr>
               <w:jc w:val="center"/>
               <w:rPr>
-                <w:b w:val="1"/>
-                <w:bCs w:val="1"/>
-                <w:color w:val="auto"/>
+                <w:b/>
+                <w:bCs/>
               </w:rPr>
             </w:pPr>
             <w:r>
               <w:rPr>
-                <w:b w:val="1"/>
-                <w:bCs w:val="1"/>
-                <w:color w:val="auto"/>
+                <w:b/>
+                <w:bCs/>
               </w:rPr>
               <w:t>Categoría</w:t>
             </w:r>
@@ -295,22 +270,19 @@
         <w:tc>
           <w:tcPr>
             <w:tcW w:w="7770" w:type="dxa"/>
-            <w:tcMar/>
           </w:tcPr>
-          <w:p w14:noSpellErr="1">
+          <w:p>
             <w:pPr>
               <w:jc w:val="center"/>
               <w:rPr>
-                <w:b w:val="1"/>
-                <w:bCs w:val="1"/>
-                <w:color w:val="auto"/>
+                <w:b/>
+                <w:bCs/>
               </w:rPr>
             </w:pPr>
             <w:r>
               <w:rPr>
-                <w:b w:val="1"/>
-                <w:bCs w:val="1"/>
-                <w:color w:val="auto"/>
+                <w:b/>
+                <w:bCs/>
               </w:rPr>
               <w:t>Descripción</w:t>
             </w:r>
@@ -324,20 +296,18 @@
         <w:tc>
           <w:tcPr>
             <w:tcW w:w="2010" w:type="dxa"/>
-            <w:tcMar/>
           </w:tcPr>
-          <w:p w14:noSpellErr="1">
+          <w:p>
             <w:pPr>
               <w:pStyle w:val="Default"/>
-              <w:jc w:val="left"/>
-              <w:rPr>
-                <w:rFonts w:ascii="Calibri" w:hAnsi="Calibri" w:eastAsia="" w:cs="Calibri" w:asciiTheme="minorAscii" w:hAnsiTheme="minorAscii" w:eastAsiaTheme="majorEastAsia" w:cstheme="minorAscii"/>
-                <w:color w:val="auto" w:themeColor="background2" w:themeShade="80"/>
+              <w:rPr>
+                <w:rFonts w:asciiTheme="minorHAnsi" w:eastAsiaTheme="majorEastAsia" w:hAnsiTheme="minorHAnsi" w:cstheme="minorBidi"/>
+                <w:color w:val="767171" w:themeColor="background2" w:themeShade="80"/>
               </w:rPr>
             </w:pPr>
             <w:r>
               <w:rPr>
-                <w:rFonts w:ascii="Calibri" w:hAnsi="Calibri" w:eastAsia="" w:cs="Calibri" w:asciiTheme="minorAscii" w:hAnsiTheme="minorAscii" w:eastAsiaTheme="majorEastAsia" w:cstheme="minorAscii"/>
+                <w:rFonts w:asciiTheme="minorHAnsi" w:eastAsiaTheme="majorEastAsia" w:hAnsiTheme="minorHAnsi" w:cstheme="minorBidi"/>
                 <w:color w:val="auto"/>
               </w:rPr>
               <w:t>Excelente Dominio (ED)</w:t>
@@ -347,22 +317,19 @@
         <w:tc>
           <w:tcPr>
             <w:tcW w:w="7770" w:type="dxa"/>
-            <w:tcMar/>
           </w:tcPr>
-          <w:p w14:noSpellErr="1">
+          <w:p>
             <w:pPr>
-              <w:jc w:val="left"/>
-              <w:rPr>
-                <w:rFonts w:eastAsia="" w:cs="Calibri" w:eastAsiaTheme="majorEastAsia" w:cstheme="minorAscii"/>
-                <w:color w:val="auto" w:themeColor="background2" w:themeShade="80"/>
+              <w:rPr>
+                <w:rFonts w:eastAsiaTheme="majorEastAsia"/>
+                <w:color w:val="767171" w:themeColor="background2" w:themeShade="80"/>
                 <w:sz w:val="24"/>
                 <w:szCs w:val="24"/>
               </w:rPr>
             </w:pPr>
             <w:r>
               <w:rPr>
-                <w:rFonts w:eastAsia="" w:cs="Calibri" w:eastAsiaTheme="majorEastAsia" w:cstheme="minorAscii"/>
-                <w:color w:val="auto"/>
+                <w:rFonts w:eastAsiaTheme="majorEastAsia"/>
                 <w:sz w:val="24"/>
                 <w:szCs w:val="24"/>
               </w:rPr>
@@ -378,20 +345,18 @@
         <w:tc>
           <w:tcPr>
             <w:tcW w:w="2010" w:type="dxa"/>
-            <w:tcMar/>
           </w:tcPr>
-          <w:p w14:noSpellErr="1">
+          <w:p>
             <w:pPr>
               <w:pStyle w:val="Default"/>
-              <w:jc w:val="left"/>
-              <w:rPr>
-                <w:rFonts w:ascii="Calibri" w:hAnsi="Calibri" w:eastAsia="" w:cs="Calibri" w:asciiTheme="minorAscii" w:hAnsiTheme="minorAscii" w:eastAsiaTheme="majorEastAsia" w:cstheme="minorAscii"/>
-                <w:color w:val="auto" w:themeColor="background2" w:themeShade="80"/>
+              <w:rPr>
+                <w:rFonts w:asciiTheme="minorHAnsi" w:eastAsiaTheme="majorEastAsia" w:hAnsiTheme="minorHAnsi" w:cstheme="minorBidi"/>
+                <w:color w:val="767171" w:themeColor="background2" w:themeShade="80"/>
               </w:rPr>
             </w:pPr>
             <w:r>
               <w:rPr>
-                <w:rFonts w:ascii="Calibri" w:hAnsi="Calibri" w:eastAsia="" w:cs="Calibri" w:asciiTheme="minorAscii" w:hAnsiTheme="minorAscii" w:eastAsiaTheme="majorEastAsia" w:cstheme="minorAscii"/>
+                <w:rFonts w:asciiTheme="minorHAnsi" w:eastAsiaTheme="majorEastAsia" w:hAnsiTheme="minorHAnsi" w:cstheme="minorBidi"/>
                 <w:color w:val="auto"/>
               </w:rPr>
               <w:t xml:space="preserve">Alto Dominio (AD) </w:t>
@@ -401,22 +366,19 @@
         <w:tc>
           <w:tcPr>
             <w:tcW w:w="7770" w:type="dxa"/>
-            <w:tcMar/>
           </w:tcPr>
-          <w:p w14:noSpellErr="1">
+          <w:p>
             <w:pPr>
-              <w:jc w:val="left"/>
-              <w:rPr>
-                <w:rFonts w:eastAsia="" w:cs="Calibri" w:eastAsiaTheme="majorEastAsia" w:cstheme="minorAscii"/>
-                <w:color w:val="auto" w:themeColor="background2" w:themeShade="80"/>
+              <w:rPr>
+                <w:rFonts w:eastAsiaTheme="majorEastAsia"/>
+                <w:color w:val="767171" w:themeColor="background2" w:themeShade="80"/>
                 <w:sz w:val="24"/>
                 <w:szCs w:val="24"/>
               </w:rPr>
             </w:pPr>
             <w:r>
               <w:rPr>
-                <w:rFonts w:eastAsia="" w:cs="Calibri" w:eastAsiaTheme="majorEastAsia" w:cstheme="minorAscii"/>
-                <w:color w:val="auto"/>
+                <w:rFonts w:eastAsiaTheme="majorEastAsia"/>
                 <w:sz w:val="24"/>
                 <w:szCs w:val="24"/>
               </w:rPr>
@@ -432,20 +394,18 @@
         <w:tc>
           <w:tcPr>
             <w:tcW w:w="2010" w:type="dxa"/>
-            <w:tcMar/>
           </w:tcPr>
-          <w:p w14:noSpellErr="1">
+          <w:p>
             <w:pPr>
               <w:pStyle w:val="Default"/>
-              <w:jc w:val="left"/>
-              <w:rPr>
-                <w:rFonts w:ascii="Calibri" w:hAnsi="Calibri" w:eastAsia="" w:cs="Calibri" w:asciiTheme="minorAscii" w:hAnsiTheme="minorAscii" w:eastAsiaTheme="majorEastAsia" w:cstheme="minorAscii"/>
-                <w:color w:val="auto" w:themeColor="background2" w:themeShade="80"/>
+              <w:rPr>
+                <w:rFonts w:asciiTheme="minorHAnsi" w:eastAsiaTheme="majorEastAsia" w:hAnsiTheme="minorHAnsi" w:cstheme="minorBidi"/>
+                <w:color w:val="767171" w:themeColor="background2" w:themeShade="80"/>
               </w:rPr>
             </w:pPr>
             <w:r>
               <w:rPr>
-                <w:rFonts w:ascii="Calibri" w:hAnsi="Calibri" w:eastAsia="" w:cs="Calibri" w:asciiTheme="minorAscii" w:hAnsiTheme="minorAscii" w:eastAsiaTheme="majorEastAsia" w:cstheme="minorAscii"/>
+                <w:rFonts w:asciiTheme="minorHAnsi" w:eastAsiaTheme="majorEastAsia" w:hAnsiTheme="minorHAnsi" w:cstheme="minorBidi"/>
                 <w:color w:val="auto"/>
               </w:rPr>
               <w:t xml:space="preserve">Dominio Aceptable (DA) </w:t>
@@ -455,22 +415,19 @@
         <w:tc>
           <w:tcPr>
             <w:tcW w:w="7770" w:type="dxa"/>
-            <w:tcMar/>
           </w:tcPr>
-          <w:p w14:noSpellErr="1">
+          <w:p>
             <w:pPr>
-              <w:jc w:val="left"/>
-              <w:rPr>
-                <w:rFonts w:eastAsia="" w:cs="Calibri" w:eastAsiaTheme="majorEastAsia" w:cstheme="minorAscii"/>
-                <w:color w:val="auto" w:themeColor="background2" w:themeShade="80"/>
+              <w:rPr>
+                <w:rFonts w:eastAsiaTheme="majorEastAsia"/>
+                <w:color w:val="767171" w:themeColor="background2" w:themeShade="80"/>
                 <w:sz w:val="24"/>
                 <w:szCs w:val="24"/>
               </w:rPr>
             </w:pPr>
             <w:r>
               <w:rPr>
-                <w:rFonts w:eastAsia="" w:cs="Calibri" w:eastAsiaTheme="majorEastAsia" w:cstheme="minorAscii"/>
-                <w:color w:val="auto"/>
+                <w:rFonts w:eastAsiaTheme="majorEastAsia"/>
                 <w:sz w:val="24"/>
                 <w:szCs w:val="24"/>
               </w:rPr>
@@ -483,20 +440,18 @@
         <w:tc>
           <w:tcPr>
             <w:tcW w:w="2010" w:type="dxa"/>
-            <w:tcMar/>
           </w:tcPr>
-          <w:p w14:noSpellErr="1">
+          <w:p>
             <w:pPr>
               <w:pStyle w:val="Default"/>
-              <w:jc w:val="left"/>
-              <w:rPr>
-                <w:rFonts w:ascii="Calibri" w:hAnsi="Calibri" w:eastAsia="" w:cs="Calibri" w:asciiTheme="minorAscii" w:hAnsiTheme="minorAscii" w:eastAsiaTheme="majorEastAsia" w:cstheme="minorAscii"/>
-                <w:color w:val="auto" w:themeColor="background2" w:themeShade="80"/>
+              <w:rPr>
+                <w:rFonts w:asciiTheme="minorHAnsi" w:eastAsiaTheme="majorEastAsia" w:hAnsiTheme="minorHAnsi" w:cstheme="minorBidi"/>
+                <w:color w:val="767171" w:themeColor="background2" w:themeShade="80"/>
               </w:rPr>
             </w:pPr>
             <w:r>
               <w:rPr>
-                <w:rFonts w:ascii="Calibri" w:hAnsi="Calibri" w:eastAsia="" w:cs="Calibri" w:asciiTheme="minorAscii" w:hAnsiTheme="minorAscii" w:eastAsiaTheme="majorEastAsia" w:cstheme="minorAscii"/>
+                <w:rFonts w:asciiTheme="minorHAnsi" w:eastAsiaTheme="majorEastAsia" w:hAnsiTheme="minorHAnsi" w:cstheme="minorBidi"/>
                 <w:color w:val="auto"/>
               </w:rPr>
               <w:t>Dominio insuficiente (DP)</w:t>
@@ -506,22 +461,19 @@
         <w:tc>
           <w:tcPr>
             <w:tcW w:w="7770" w:type="dxa"/>
-            <w:tcMar/>
           </w:tcPr>
-          <w:p w14:noSpellErr="1">
+          <w:p>
             <w:pPr>
-              <w:jc w:val="left"/>
-              <w:rPr>
-                <w:rFonts w:eastAsia="" w:cs="Calibri" w:eastAsiaTheme="majorEastAsia" w:cstheme="minorAscii"/>
-                <w:color w:val="auto" w:themeColor="background2" w:themeShade="80"/>
+              <w:rPr>
+                <w:rFonts w:eastAsiaTheme="majorEastAsia"/>
+                <w:color w:val="767171" w:themeColor="background2" w:themeShade="80"/>
                 <w:sz w:val="24"/>
                 <w:szCs w:val="24"/>
               </w:rPr>
             </w:pPr>
             <w:r>
               <w:rPr>
-                <w:rFonts w:eastAsia="" w:cs="Calibri" w:eastAsiaTheme="majorEastAsia" w:cstheme="minorAscii"/>
-                <w:color w:val="auto"/>
+                <w:rFonts w:eastAsiaTheme="majorEastAsia"/>
                 <w:sz w:val="24"/>
                 <w:szCs w:val="24"/>
               </w:rPr>
@@ -529,8 +481,7 @@
             </w:r>
             <w:r>
               <w:rPr>
-                <w:rFonts w:eastAsia="" w:cs="Calibri" w:eastAsiaTheme="majorEastAsia" w:cstheme="minorAscii"/>
-                <w:color w:val="auto"/>
+                <w:rFonts w:eastAsiaTheme="majorEastAsia"/>
                 <w:sz w:val="24"/>
                 <w:szCs w:val="24"/>
               </w:rPr>
@@ -538,8 +489,7 @@
             </w:r>
             <w:r>
               <w:rPr>
-                <w:rFonts w:eastAsia="" w:cs="Calibri" w:eastAsiaTheme="majorEastAsia" w:cstheme="minorAscii"/>
-                <w:color w:val="auto"/>
+                <w:rFonts w:eastAsiaTheme="majorEastAsia"/>
                 <w:sz w:val="24"/>
                 <w:szCs w:val="24"/>
               </w:rPr>
@@ -555,71 +505,53 @@
         <w:tc>
           <w:tcPr>
             <w:tcW w:w="2010" w:type="dxa"/>
-            <w:tcMar/>
           </w:tcPr>
-          <w:p w14:noSpellErr="1">
+          <w:p>
             <w:pPr>
               <w:pStyle w:val="Default"/>
-              <w:jc w:val="left"/>
-              <w:rPr>
-                <w:rFonts w:ascii="Calibri" w:hAnsi="Calibri" w:eastAsia="" w:cs="Calibri" w:asciiTheme="minorAscii" w:hAnsiTheme="minorAscii" w:eastAsiaTheme="majorEastAsia" w:cstheme="minorAscii"/>
-                <w:color w:val="auto" w:themeColor="background2" w:themeShade="80"/>
+              <w:rPr>
+                <w:rFonts w:asciiTheme="minorHAnsi" w:eastAsiaTheme="majorEastAsia" w:hAnsiTheme="minorHAnsi" w:cstheme="minorBidi"/>
+                <w:color w:val="767171" w:themeColor="background2" w:themeShade="80"/>
               </w:rPr>
             </w:pPr>
             <w:r>
               <w:rPr>
-                <w:rFonts w:ascii="Calibri" w:hAnsi="Calibri" w:eastAsia="" w:cs="Calibri" w:asciiTheme="minorAscii" w:hAnsiTheme="minorAscii" w:eastAsiaTheme="majorEastAsia" w:cstheme="minorAscii"/>
+                <w:rFonts w:asciiTheme="minorHAnsi" w:eastAsiaTheme="majorEastAsia" w:hAnsiTheme="minorHAnsi" w:cstheme="minorBidi"/>
                 <w:color w:val="auto"/>
               </w:rPr>
-              <w:t>Dominio no logrado (</w:t>
-            </w:r>
-            <w:r>
-              <w:rPr>
-                <w:rFonts w:ascii="Calibri" w:hAnsi="Calibri" w:eastAsia="" w:cs="Calibri" w:asciiTheme="minorAscii" w:hAnsiTheme="minorAscii" w:eastAsiaTheme="majorEastAsia" w:cstheme="minorAscii"/>
-                <w:color w:val="auto"/>
-              </w:rPr>
-              <w:t>DNL</w:t>
-            </w:r>
-            <w:r>
-              <w:rPr>
-                <w:rFonts w:ascii="Calibri" w:hAnsi="Calibri" w:eastAsia="" w:cs="Calibri" w:asciiTheme="minorAscii" w:hAnsiTheme="minorAscii" w:eastAsiaTheme="majorEastAsia" w:cstheme="minorAscii"/>
-                <w:color w:val="auto"/>
-              </w:rPr>
-              <w:t>)</w:t>
+              <w:t>Dominio no logrado (DNL)</w:t>
             </w:r>
           </w:p>
         </w:tc>
         <w:tc>
           <w:tcPr>
             <w:tcW w:w="7770" w:type="dxa"/>
-            <w:tcMar/>
           </w:tcPr>
-          <w:p w14:noSpellErr="1">
+          <w:p>
             <w:pPr>
               <w:pStyle w:val="Default"/>
-              <w:jc w:val="left"/>
-              <w:rPr>
-                <w:rFonts w:ascii="Calibri" w:hAnsi="Calibri" w:eastAsia="" w:cs="Calibri" w:asciiTheme="minorAscii" w:hAnsiTheme="minorAscii" w:eastAsiaTheme="majorEastAsia" w:cstheme="minorAscii"/>
-                <w:color w:val="auto" w:themeColor="background2" w:themeShade="80"/>
+              <w:rPr>
+                <w:rFonts w:asciiTheme="minorHAnsi" w:eastAsiaTheme="majorEastAsia" w:hAnsiTheme="minorHAnsi" w:cstheme="minorBidi"/>
+                <w:color w:val="767171" w:themeColor="background2" w:themeShade="80"/>
               </w:rPr>
             </w:pPr>
             <w:r>
               <w:rPr>
-                <w:rFonts w:ascii="Calibri" w:hAnsi="Calibri" w:eastAsia="" w:cs="Calibri" w:asciiTheme="minorAscii" w:hAnsiTheme="minorAscii" w:eastAsiaTheme="majorEastAsia" w:cstheme="minorAscii"/>
+                <w:rFonts w:asciiTheme="minorHAnsi" w:eastAsiaTheme="majorEastAsia" w:hAnsiTheme="minorHAnsi" w:cstheme="minorBidi"/>
                 <w:color w:val="auto"/>
               </w:rPr>
               <w:t>Tengo un dominio no logrado de la competencia</w:t>
             </w:r>
             <w:r>
               <w:rPr>
-                <w:rFonts w:ascii="Calibri" w:hAnsi="Calibri" w:eastAsia="" w:cs="Calibri" w:asciiTheme="minorAscii" w:hAnsiTheme="minorAscii" w:eastAsiaTheme="majorEastAsia" w:cstheme="minorAscii"/>
+                <w:rFonts w:asciiTheme="minorHAnsi" w:eastAsiaTheme="majorEastAsia" w:hAnsiTheme="minorHAnsi" w:cstheme="minorBidi"/>
                 <w:color w:val="auto"/>
               </w:rPr>
               <w:t>, no</w:t>
             </w:r>
             <w:r>
               <w:rPr>
-                <w:rFonts w:ascii="Calibri" w:hAnsi="Calibri" w:eastAsia="" w:cs="Calibri" w:asciiTheme="minorAscii" w:hAnsiTheme="minorAscii" w:eastAsiaTheme="majorEastAsia" w:cstheme="minorAscii"/>
+                <w:rFonts w:asciiTheme="minorHAnsi" w:eastAsiaTheme="majorEastAsia" w:hAnsiTheme="minorHAnsi" w:cstheme="minorBidi"/>
                 <w:color w:val="auto"/>
               </w:rPr>
               <w:t xml:space="preserve"> manejo casi ningún aspecto de manera clara.</w:t>
@@ -628,30 +560,27 @@
         </w:tc>
       </w:tr>
     </w:tbl>
-    <w:p w14:noSpellErr="1">
+    <w:p>
+      <w:pPr>
+        <w:pStyle w:val="Prrafodelista"/>
+        <w:ind w:left="435"/>
+        <w:jc w:val="both"/>
+      </w:pPr>
+    </w:p>
+    <w:p>
       <w:pPr>
         <w:pStyle w:val="Prrafodelista"/>
         <w:ind w:left="435"/>
         <w:jc w:val="both"/>
         <w:rPr>
-          <w:color w:val="auto"/>
-        </w:rPr>
-      </w:pPr>
-    </w:p>
-    <w:p w14:noSpellErr="1">
-      <w:pPr>
-        <w:pStyle w:val="Prrafodelista"/>
-        <w:ind w:left="435"/>
-        <w:jc w:val="both"/>
-        <w:rPr>
-          <w:rFonts w:eastAsia="" w:cs="Calibri" w:eastAsiaTheme="majorEastAsia" w:cstheme="minorAscii"/>
-          <w:color w:val="auto" w:themeColor="background2" w:themeShade="80"/>
+          <w:rFonts w:eastAsiaTheme="majorEastAsia"/>
+          <w:color w:val="767171" w:themeColor="background2" w:themeShade="80"/>
           <w:sz w:val="24"/>
           <w:szCs w:val="24"/>
         </w:rPr>
       </w:pPr>
     </w:p>
-    <w:p w14:noSpellErr="1">
+    <w:p>
       <w:pPr>
         <w:pStyle w:val="Prrafodelista"/>
         <w:numPr>
@@ -660,43 +589,42 @@
         </w:numPr>
         <w:jc w:val="both"/>
         <w:rPr>
-          <w:rFonts w:eastAsia="" w:cs="Calibri" w:eastAsiaTheme="majorEastAsia" w:cstheme="minorAscii"/>
-          <w:color w:val="auto" w:themeColor="background2" w:themeShade="80"/>
+          <w:rFonts w:eastAsiaTheme="majorEastAsia"/>
+          <w:color w:val="767171" w:themeColor="background2" w:themeShade="80"/>
           <w:sz w:val="24"/>
           <w:szCs w:val="24"/>
         </w:rPr>
       </w:pPr>
       <w:r>
         <w:rPr>
-          <w:rFonts w:eastAsia="" w:cs="Calibri" w:eastAsiaTheme="majorEastAsia" w:cstheme="minorAscii"/>
-          <w:color w:val="auto"/>
+          <w:rFonts w:eastAsiaTheme="majorEastAsia"/>
           <w:sz w:val="24"/>
           <w:szCs w:val="24"/>
         </w:rPr>
         <w:t>En la columna de comentarios escribe por qué marcaste cada nivel.</w:t>
       </w:r>
     </w:p>
-    <w:p w14:noSpellErr="1">
+    <w:p>
       <w:pPr>
         <w:pStyle w:val="Prrafodelista"/>
         <w:ind w:left="435"/>
         <w:jc w:val="both"/>
         <w:rPr>
-          <w:rFonts w:eastAsia="" w:cs="Calibri" w:eastAsiaTheme="majorEastAsia" w:cstheme="minorAscii"/>
-          <w:color w:val="auto" w:themeColor="background2" w:themeShade="80"/>
+          <w:rFonts w:eastAsiaTheme="majorEastAsia"/>
+          <w:color w:val="767171" w:themeColor="background2" w:themeShade="80"/>
           <w:sz w:val="24"/>
           <w:szCs w:val="24"/>
         </w:rPr>
       </w:pPr>
     </w:p>
-    <w:p w14:noSpellErr="1">
+    <w:p>
       <w:pPr>
         <w:pStyle w:val="Prrafodelista"/>
         <w:ind w:left="435"/>
         <w:jc w:val="both"/>
         <w:rPr>
-          <w:rFonts w:eastAsia="" w:cs="Calibri" w:eastAsiaTheme="majorEastAsia" w:cstheme="minorAscii"/>
-          <w:color w:val="auto" w:themeColor="background2" w:themeShade="80"/>
+          <w:rFonts w:eastAsiaTheme="majorEastAsia"/>
+          <w:color w:val="767171" w:themeColor="background2" w:themeShade="80"/>
           <w:sz w:val="24"/>
           <w:szCs w:val="24"/>
         </w:rPr>
@@ -708,8 +636,7 @@
         <w:ind w:left="435"/>
         <w:jc w:val="both"/>
         <w:rPr>
-          <w:rFonts w:eastAsia="" w:cs="Calibri" w:eastAsiaTheme="majorEastAsia" w:cstheme="minorAscii"/>
-          <w:color w:val="auto"/>
+          <w:rFonts w:eastAsiaTheme="majorEastAsia"/>
           <w:sz w:val="24"/>
           <w:szCs w:val="24"/>
         </w:rPr>
@@ -721,8 +648,7 @@
         <w:ind w:left="435"/>
         <w:jc w:val="both"/>
         <w:rPr>
-          <w:rFonts w:eastAsia="" w:cs="Calibri" w:eastAsiaTheme="majorEastAsia" w:cstheme="minorAscii"/>
-          <w:color w:val="auto"/>
+          <w:rFonts w:eastAsiaTheme="majorEastAsia"/>
           <w:sz w:val="24"/>
           <w:szCs w:val="24"/>
         </w:rPr>
@@ -734,8 +660,7 @@
         <w:ind w:left="435"/>
         <w:jc w:val="both"/>
         <w:rPr>
-          <w:rFonts w:eastAsia="" w:cs="Calibri" w:eastAsiaTheme="majorEastAsia" w:cstheme="minorAscii"/>
-          <w:color w:val="auto"/>
+          <w:rFonts w:eastAsiaTheme="majorEastAsia"/>
           <w:sz w:val="24"/>
           <w:szCs w:val="24"/>
         </w:rPr>
@@ -747,8 +672,7 @@
         <w:ind w:left="435"/>
         <w:jc w:val="both"/>
         <w:rPr>
-          <w:rFonts w:eastAsia="" w:cs="Calibri" w:eastAsiaTheme="majorEastAsia" w:cstheme="minorAscii"/>
-          <w:color w:val="auto"/>
+          <w:rFonts w:eastAsiaTheme="majorEastAsia"/>
           <w:sz w:val="24"/>
           <w:szCs w:val="24"/>
         </w:rPr>
@@ -760,8 +684,7 @@
         <w:ind w:left="435"/>
         <w:jc w:val="both"/>
         <w:rPr>
-          <w:rFonts w:eastAsia="" w:cs="Calibri" w:eastAsiaTheme="majorEastAsia" w:cstheme="minorAscii"/>
-          <w:color w:val="auto"/>
+          <w:rFonts w:eastAsiaTheme="majorEastAsia"/>
           <w:sz w:val="24"/>
           <w:szCs w:val="24"/>
         </w:rPr>
@@ -773,8 +696,7 @@
         <w:ind w:left="435"/>
         <w:jc w:val="both"/>
         <w:rPr>
-          <w:rFonts w:eastAsia="" w:cs="Calibri" w:eastAsiaTheme="majorEastAsia" w:cstheme="minorAscii"/>
-          <w:color w:val="auto"/>
+          <w:rFonts w:eastAsiaTheme="majorEastAsia"/>
           <w:sz w:val="24"/>
           <w:szCs w:val="24"/>
         </w:rPr>
@@ -786,34 +708,33 @@
         <w:ind w:left="435"/>
         <w:jc w:val="both"/>
         <w:rPr>
-          <w:rFonts w:eastAsia="" w:cs="Calibri" w:eastAsiaTheme="majorEastAsia" w:cstheme="minorAscii"/>
-          <w:color w:val="auto"/>
+          <w:rFonts w:eastAsiaTheme="majorEastAsia"/>
           <w:sz w:val="24"/>
           <w:szCs w:val="24"/>
         </w:rPr>
       </w:pPr>
     </w:p>
-    <w:p w14:noSpellErr="1">
+    <w:p>
       <w:pPr>
         <w:pStyle w:val="Prrafodelista"/>
         <w:ind w:left="435"/>
         <w:jc w:val="both"/>
         <w:rPr>
-          <w:rFonts w:eastAsia="" w:cs="Calibri" w:eastAsiaTheme="majorEastAsia" w:cstheme="minorAscii"/>
-          <w:color w:val="auto" w:themeColor="background2" w:themeShade="80"/>
+          <w:rFonts w:eastAsiaTheme="majorEastAsia"/>
+          <w:color w:val="767171" w:themeColor="background2" w:themeShade="80"/>
           <w:sz w:val="24"/>
           <w:szCs w:val="24"/>
         </w:rPr>
       </w:pPr>
     </w:p>
-    <w:p w14:noSpellErr="1">
+    <w:p>
       <w:pPr>
         <w:pStyle w:val="Prrafodelista"/>
         <w:ind w:left="435"/>
         <w:jc w:val="both"/>
         <w:rPr>
-          <w:rFonts w:eastAsia="" w:cs="Calibri" w:eastAsiaTheme="majorEastAsia" w:cstheme="minorAscii"/>
-          <w:color w:val="auto" w:themeColor="background2" w:themeShade="80"/>
+          <w:rFonts w:eastAsiaTheme="majorEastAsia"/>
+          <w:color w:val="767171" w:themeColor="background2" w:themeShade="80"/>
           <w:sz w:val="24"/>
           <w:szCs w:val="24"/>
         </w:rPr>
@@ -838,16 +759,15 @@
             <w:cnfStyle w:val="001000000000" w:firstRow="0" w:lastRow="0" w:firstColumn="1" w:lastColumn="0" w:oddVBand="0" w:evenVBand="0" w:oddHBand="0" w:evenHBand="0" w:firstRowFirstColumn="0" w:firstRowLastColumn="0" w:lastRowFirstColumn="0" w:lastRowLastColumn="0"/>
             <w:tcW w:w="10076" w:type="dxa"/>
             <w:gridSpan w:val="2"/>
-            <w:tcMar/>
           </w:tcPr>
-          <w:p w14:noSpellErr="1">
+          <w:p>
             <w:pPr>
               <w:pStyle w:val="Prrafodelista"/>
               <w:ind w:left="0"/>
               <w:jc w:val="center"/>
               <w:rPr>
-                <w:rFonts w:eastAsia="" w:cs="Calibri" w:eastAsiaTheme="majorEastAsia" w:cstheme="minorAscii"/>
-                <w:color w:val="auto" w:themeColor="background2" w:themeShade="80"/>
+                <w:rFonts w:eastAsiaTheme="majorEastAsia"/>
+                <w:color w:val="767171" w:themeColor="background2" w:themeShade="80"/>
                 <w:sz w:val="24"/>
                 <w:szCs w:val="24"/>
               </w:rPr>
@@ -855,7 +775,6 @@
             <w:r>
               <w:rPr>
                 <w:rFonts w:ascii="Calibri" w:hAnsi="Calibri"/>
-                <w:i w:val="0"/>
                 <w:color w:val="000000"/>
                 <w:sz w:val="20"/>
               </w:rPr>
@@ -872,28 +791,26 @@
           <w:tcPr>
             <w:cnfStyle w:val="001000000000" w:firstRow="0" w:lastRow="0" w:firstColumn="1" w:lastColumn="0" w:oddVBand="0" w:evenVBand="0" w:oddHBand="0" w:evenHBand="0" w:firstRowFirstColumn="0" w:firstRowLastColumn="0" w:lastRowFirstColumn="0" w:lastRowLastColumn="0"/>
             <w:tcW w:w="5038" w:type="dxa"/>
-            <w:tcMar/>
           </w:tcPr>
-          <w:p w14:noSpellErr="1">
+          <w:p>
             <w:pPr>
               <w:pStyle w:val="Prrafodelista"/>
               <w:ind w:left="0"/>
               <w:jc w:val="both"/>
               <w:rPr>
-                <w:rFonts w:eastAsia="" w:cs="Calibri" w:eastAsiaTheme="majorEastAsia" w:cstheme="minorAscii"/>
+                <w:rFonts w:eastAsiaTheme="majorEastAsia"/>
                 <w:b w:val="0"/>
                 <w:bCs w:val="0"/>
-                <w:color w:val="auto" w:themeColor="background2" w:themeShade="80"/>
+                <w:color w:val="767171" w:themeColor="background2" w:themeShade="80"/>
                 <w:sz w:val="24"/>
                 <w:szCs w:val="24"/>
               </w:rPr>
             </w:pPr>
             <w:r>
               <w:rPr>
-                <w:rFonts w:eastAsia="" w:cs="Calibri" w:eastAsiaTheme="majorEastAsia" w:cstheme="minorAscii"/>
+                <w:rFonts w:eastAsiaTheme="majorEastAsia"/>
                 <w:b w:val="0"/>
                 <w:bCs w:val="0"/>
-                <w:color w:val="auto"/>
                 <w:sz w:val="24"/>
                 <w:szCs w:val="24"/>
               </w:rPr>
@@ -903,19 +820,17 @@
         </w:tc>
         <w:tc>
           <w:tcPr>
-            <w:cnfStyle w:val="000000000000" w:firstRow="0" w:lastRow="0" w:firstColumn="0" w:lastColumn="0" w:oddVBand="0" w:evenVBand="0" w:oddHBand="0" w:evenHBand="0" w:firstRowFirstColumn="0" w:firstRowLastColumn="0" w:lastRowFirstColumn="0" w:lastRowLastColumn="0"/>
             <w:tcW w:w="5038" w:type="dxa"/>
-            <w:tcMar/>
           </w:tcPr>
-          <w:p w14:noSpellErr="1">
+          <w:p>
             <w:pPr>
               <w:pStyle w:val="Prrafodelista"/>
               <w:ind w:left="0"/>
               <w:jc w:val="both"/>
               <w:cnfStyle w:val="000000100000" w:firstRow="0" w:lastRow="0" w:firstColumn="0" w:lastColumn="0" w:oddVBand="0" w:evenVBand="0" w:oddHBand="1" w:evenHBand="0" w:firstRowFirstColumn="0" w:firstRowLastColumn="0" w:lastRowFirstColumn="0" w:lastRowLastColumn="0"/>
               <w:rPr>
-                <w:rFonts w:eastAsia="" w:cs="Calibri" w:eastAsiaTheme="majorEastAsia" w:cstheme="minorAscii"/>
-                <w:color w:val="auto" w:themeColor="background2" w:themeShade="80"/>
+                <w:rFonts w:eastAsiaTheme="majorEastAsia"/>
+                <w:color w:val="767171" w:themeColor="background2" w:themeShade="80"/>
                 <w:sz w:val="24"/>
                 <w:szCs w:val="24"/>
               </w:rPr>
@@ -923,7 +838,6 @@
             <w:r>
               <w:rPr>
                 <w:rFonts w:ascii="Calibri" w:hAnsi="Calibri"/>
-                <w:i w:val="0"/>
                 <w:color w:val="000000"/>
                 <w:sz w:val="20"/>
               </w:rPr>
@@ -937,28 +851,26 @@
           <w:tcPr>
             <w:cnfStyle w:val="001000000000" w:firstRow="0" w:lastRow="0" w:firstColumn="1" w:lastColumn="0" w:oddVBand="0" w:evenVBand="0" w:oddHBand="0" w:evenHBand="0" w:firstRowFirstColumn="0" w:firstRowLastColumn="0" w:lastRowFirstColumn="0" w:lastRowLastColumn="0"/>
             <w:tcW w:w="5038" w:type="dxa"/>
-            <w:tcMar/>
           </w:tcPr>
-          <w:p w14:noSpellErr="1">
+          <w:p>
             <w:pPr>
               <w:pStyle w:val="Prrafodelista"/>
               <w:ind w:left="0"/>
               <w:jc w:val="both"/>
               <w:rPr>
-                <w:rFonts w:eastAsia="" w:cs="Calibri" w:eastAsiaTheme="majorEastAsia" w:cstheme="minorAscii"/>
+                <w:rFonts w:eastAsiaTheme="majorEastAsia"/>
                 <w:b w:val="0"/>
                 <w:bCs w:val="0"/>
-                <w:color w:val="auto" w:themeColor="background2" w:themeShade="80"/>
+                <w:color w:val="767171" w:themeColor="background2" w:themeShade="80"/>
                 <w:sz w:val="24"/>
                 <w:szCs w:val="24"/>
               </w:rPr>
             </w:pPr>
             <w:r>
               <w:rPr>
-                <w:rFonts w:eastAsia="" w:cs="Calibri" w:eastAsiaTheme="majorEastAsia" w:cstheme="minorAscii"/>
+                <w:rFonts w:eastAsiaTheme="majorEastAsia"/>
                 <w:b w:val="0"/>
                 <w:bCs w:val="0"/>
-                <w:color w:val="auto"/>
                 <w:sz w:val="24"/>
                 <w:szCs w:val="24"/>
               </w:rPr>
@@ -968,19 +880,17 @@
         </w:tc>
         <w:tc>
           <w:tcPr>
-            <w:cnfStyle w:val="000000000000" w:firstRow="0" w:lastRow="0" w:firstColumn="0" w:lastColumn="0" w:oddVBand="0" w:evenVBand="0" w:oddHBand="0" w:evenHBand="0" w:firstRowFirstColumn="0" w:firstRowLastColumn="0" w:lastRowFirstColumn="0" w:lastRowLastColumn="0"/>
             <w:tcW w:w="5038" w:type="dxa"/>
-            <w:tcMar/>
           </w:tcPr>
-          <w:p w14:noSpellErr="1">
+          <w:p>
             <w:pPr>
               <w:pStyle w:val="Prrafodelista"/>
               <w:ind w:left="0"/>
               <w:jc w:val="both"/>
               <w:cnfStyle w:val="000000000000" w:firstRow="0" w:lastRow="0" w:firstColumn="0" w:lastColumn="0" w:oddVBand="0" w:evenVBand="0" w:oddHBand="0" w:evenHBand="0" w:firstRowFirstColumn="0" w:firstRowLastColumn="0" w:lastRowFirstColumn="0" w:lastRowLastColumn="0"/>
               <w:rPr>
-                <w:rFonts w:eastAsia="" w:cs="Calibri" w:eastAsiaTheme="majorEastAsia" w:cstheme="minorAscii"/>
-                <w:color w:val="auto" w:themeColor="background2" w:themeShade="80"/>
+                <w:rFonts w:eastAsiaTheme="majorEastAsia"/>
+                <w:color w:val="767171" w:themeColor="background2" w:themeShade="80"/>
                 <w:sz w:val="24"/>
                 <w:szCs w:val="24"/>
               </w:rPr>
@@ -988,7 +898,6 @@
             <w:r>
               <w:rPr>
                 <w:rFonts w:ascii="Calibri" w:hAnsi="Calibri"/>
-                <w:i w:val="0"/>
                 <w:color w:val="000000"/>
                 <w:sz w:val="20"/>
               </w:rPr>
@@ -1005,28 +914,26 @@
           <w:tcPr>
             <w:cnfStyle w:val="001000000000" w:firstRow="0" w:lastRow="0" w:firstColumn="1" w:lastColumn="0" w:oddVBand="0" w:evenVBand="0" w:oddHBand="0" w:evenHBand="0" w:firstRowFirstColumn="0" w:firstRowLastColumn="0" w:lastRowFirstColumn="0" w:lastRowLastColumn="0"/>
             <w:tcW w:w="5038" w:type="dxa"/>
-            <w:tcMar/>
           </w:tcPr>
-          <w:p w14:noSpellErr="1">
+          <w:p>
             <w:pPr>
               <w:pStyle w:val="Prrafodelista"/>
               <w:ind w:left="0"/>
               <w:jc w:val="both"/>
               <w:rPr>
-                <w:rFonts w:eastAsia="" w:cs="Calibri" w:eastAsiaTheme="majorEastAsia" w:cstheme="minorAscii"/>
+                <w:rFonts w:eastAsiaTheme="majorEastAsia"/>
                 <w:b w:val="0"/>
                 <w:bCs w:val="0"/>
-                <w:color w:val="auto" w:themeColor="background2" w:themeShade="80"/>
+                <w:color w:val="767171" w:themeColor="background2" w:themeShade="80"/>
                 <w:sz w:val="24"/>
                 <w:szCs w:val="24"/>
               </w:rPr>
             </w:pPr>
             <w:r>
               <w:rPr>
-                <w:rFonts w:eastAsia="" w:cs="Calibri" w:eastAsiaTheme="majorEastAsia" w:cstheme="minorAscii"/>
+                <w:rFonts w:eastAsiaTheme="majorEastAsia"/>
                 <w:b w:val="0"/>
                 <w:bCs w:val="0"/>
-                <w:color w:val="auto"/>
                 <w:sz w:val="24"/>
                 <w:szCs w:val="24"/>
               </w:rPr>
@@ -1036,19 +943,17 @@
         </w:tc>
         <w:tc>
           <w:tcPr>
-            <w:cnfStyle w:val="000000000000" w:firstRow="0" w:lastRow="0" w:firstColumn="0" w:lastColumn="0" w:oddVBand="0" w:evenVBand="0" w:oddHBand="0" w:evenHBand="0" w:firstRowFirstColumn="0" w:firstRowLastColumn="0" w:lastRowFirstColumn="0" w:lastRowLastColumn="0"/>
             <w:tcW w:w="5038" w:type="dxa"/>
-            <w:tcMar/>
           </w:tcPr>
-          <w:p w14:noSpellErr="1">
+          <w:p>
             <w:pPr>
               <w:pStyle w:val="Prrafodelista"/>
               <w:ind w:left="0"/>
               <w:jc w:val="both"/>
               <w:cnfStyle w:val="000000100000" w:firstRow="0" w:lastRow="0" w:firstColumn="0" w:lastColumn="0" w:oddVBand="0" w:evenVBand="0" w:oddHBand="1" w:evenHBand="0" w:firstRowFirstColumn="0" w:firstRowLastColumn="0" w:lastRowFirstColumn="0" w:lastRowLastColumn="0"/>
               <w:rPr>
-                <w:rFonts w:eastAsia="" w:cs="Calibri" w:eastAsiaTheme="majorEastAsia" w:cstheme="minorAscii"/>
-                <w:color w:val="auto" w:themeColor="background2" w:themeShade="80"/>
+                <w:rFonts w:eastAsiaTheme="majorEastAsia"/>
+                <w:color w:val="767171" w:themeColor="background2" w:themeShade="80"/>
                 <w:sz w:val="24"/>
                 <w:szCs w:val="24"/>
               </w:rPr>
@@ -1056,11 +961,10 @@
             <w:r>
               <w:rPr>
                 <w:rFonts w:ascii="Calibri" w:hAnsi="Calibri"/>
-                <w:i w:val="0"/>
                 <w:color w:val="000000"/>
                 <w:sz w:val="20"/>
               </w:rPr>
-              <w:t>[Año de ingreso]</w:t>
+              <w:t>2022</w:t>
             </w:r>
           </w:p>
         </w:tc>
@@ -1104,12 +1008,12 @@
         <w:tblW w:w="9923" w:type="dxa"/>
         <w:jc w:val="center"/>
         <w:tblBorders>
-          <w:top w:val="single" w:color="BFBFBF" w:themeColor="background1" w:themeShade="BF" w:sz="4" w:space="0"/>
-          <w:left w:val="single" w:color="BFBFBF" w:themeColor="background1" w:themeShade="BF" w:sz="4" w:space="0"/>
-          <w:bottom w:val="single" w:color="BFBFBF" w:themeColor="background1" w:themeShade="BF" w:sz="4" w:space="0"/>
-          <w:right w:val="single" w:color="BFBFBF" w:themeColor="background1" w:themeShade="BF" w:sz="4" w:space="0"/>
-          <w:insideH w:val="single" w:color="BFBFBF" w:themeColor="background1" w:themeShade="BF" w:sz="4" w:space="0"/>
-          <w:insideV w:val="single" w:color="BFBFBF" w:themeColor="background1" w:themeShade="BF" w:sz="4" w:space="0"/>
+          <w:top w:val="single" w:sz="4" w:space="0" w:color="BFBFBF" w:themeColor="background1" w:themeShade="BF"/>
+          <w:left w:val="single" w:sz="4" w:space="0" w:color="BFBFBF" w:themeColor="background1" w:themeShade="BF"/>
+          <w:bottom w:val="single" w:sz="4" w:space="0" w:color="BFBFBF" w:themeColor="background1" w:themeShade="BF"/>
+          <w:right w:val="single" w:sz="4" w:space="0" w:color="BFBFBF" w:themeColor="background1" w:themeShade="BF"/>
+          <w:insideH w:val="single" w:sz="4" w:space="0" w:color="BFBFBF" w:themeColor="background1" w:themeShade="BF"/>
+          <w:insideV w:val="single" w:sz="4" w:space="0" w:color="BFBFBF" w:themeColor="background1" w:themeShade="BF"/>
         </w:tblBorders>
         <w:tblLook w:val="04A0" w:firstRow="1" w:lastRow="0" w:firstColumn="1" w:lastColumn="0" w:noHBand="0" w:noVBand="1"/>
       </w:tblPr>
@@ -1131,25 +1035,22 @@
           <w:tcPr>
             <w:tcW w:w="1931" w:type="dxa"/>
             <w:vMerge w:val="restart"/>
-            <w:tcMar/>
             <w:vAlign w:val="center"/>
           </w:tcPr>
-          <w:p w14:noSpellErr="1">
+          <w:p>
             <w:pPr>
               <w:jc w:val="center"/>
               <w:rPr>
-                <w:rFonts w:cs="Calibri" w:cstheme="minorAscii"/>
-                <w:b w:val="1"/>
-                <w:bCs w:val="1"/>
+                <w:b/>
+                <w:bCs/>
                 <w:sz w:val="18"/>
                 <w:szCs w:val="18"/>
               </w:rPr>
             </w:pPr>
             <w:r>
               <w:rPr>
-                <w:rFonts w:cs="Calibri" w:cstheme="minorAscii"/>
-                <w:b w:val="1"/>
-                <w:bCs w:val="1"/>
+                <w:b/>
+                <w:bCs/>
                 <w:sz w:val="18"/>
                 <w:szCs w:val="18"/>
               </w:rPr>
@@ -1161,25 +1062,22 @@
           <w:tcPr>
             <w:tcW w:w="5435" w:type="dxa"/>
             <w:gridSpan w:val="5"/>
-            <w:tcMar/>
             <w:vAlign w:val="center"/>
           </w:tcPr>
-          <w:p w14:noSpellErr="1">
+          <w:p>
             <w:pPr>
               <w:jc w:val="center"/>
               <w:rPr>
-                <w:rFonts w:cs="Calibri" w:cstheme="minorAscii"/>
-                <w:b w:val="1"/>
-                <w:bCs w:val="1"/>
+                <w:b/>
+                <w:bCs/>
                 <w:sz w:val="18"/>
                 <w:szCs w:val="18"/>
               </w:rPr>
             </w:pPr>
             <w:r>
               <w:rPr>
-                <w:rFonts w:cs="Calibri" w:cstheme="minorAscii"/>
-                <w:b w:val="1"/>
-                <w:bCs w:val="1"/>
+                <w:b/>
+                <w:bCs/>
                 <w:sz w:val="18"/>
                 <w:szCs w:val="18"/>
               </w:rPr>
@@ -1191,41 +1089,26 @@
           <w:tcPr>
             <w:tcW w:w="2557" w:type="dxa"/>
             <w:vMerge w:val="restart"/>
-            <w:tcMar/>
             <w:vAlign w:val="center"/>
           </w:tcPr>
-          <w:p w14:noSpellErr="1">
+          <w:p>
             <w:pPr>
               <w:jc w:val="center"/>
               <w:rPr>
-                <w:rFonts w:cs="Calibri" w:cstheme="minorAscii"/>
-                <w:b w:val="1"/>
-                <w:bCs w:val="1"/>
+                <w:b/>
+                <w:bCs/>
                 <w:sz w:val="18"/>
                 <w:szCs w:val="18"/>
               </w:rPr>
             </w:pPr>
             <w:r>
               <w:rPr>
-                <w:rFonts w:cs="Calibri" w:cstheme="minorAscii"/>
-                <w:b w:val="1"/>
-                <w:bCs w:val="1"/>
+                <w:b/>
+                <w:bCs/>
                 <w:sz w:val="18"/>
                 <w:szCs w:val="18"/>
               </w:rPr>
-              <w:t>Come</w:t>
-            </w:r>
-            <w:bookmarkStart w:name="_GoBack" w:id="1"/>
-            <w:bookmarkEnd w:id="1"/>
-            <w:r>
-              <w:rPr>
-                <w:rFonts w:cs="Calibri" w:cstheme="minorAscii"/>
-                <w:b w:val="1"/>
-                <w:bCs w:val="1"/>
-                <w:sz w:val="18"/>
-                <w:szCs w:val="18"/>
-              </w:rPr>
-              <w:t>ntarios</w:t>
+              <w:t>Comentarios</w:t>
             </w:r>
           </w:p>
         </w:tc>
@@ -1239,7 +1122,6 @@
           <w:tcPr>
             <w:tcW w:w="1931" w:type="dxa"/>
             <w:vMerge/>
-            <w:tcMar/>
           </w:tcPr>
           <w:p>
             <w:pPr>
@@ -1256,25 +1138,22 @@
         <w:tc>
           <w:tcPr>
             <w:tcW w:w="1017" w:type="dxa"/>
-            <w:tcMar/>
             <w:vAlign w:val="center"/>
           </w:tcPr>
-          <w:p w14:noSpellErr="1">
+          <w:p>
             <w:pPr>
               <w:jc w:val="center"/>
               <w:rPr>
-                <w:rFonts w:cs="Calibri" w:cstheme="minorAscii"/>
-                <w:b w:val="1"/>
-                <w:bCs w:val="1"/>
+                <w:b/>
+                <w:bCs/>
                 <w:sz w:val="18"/>
                 <w:szCs w:val="18"/>
               </w:rPr>
             </w:pPr>
             <w:r>
               <w:rPr>
-                <w:rFonts w:cs="Calibri" w:cstheme="minorAscii"/>
-                <w:b w:val="1"/>
-                <w:bCs w:val="1"/>
+                <w:b/>
+                <w:bCs/>
                 <w:sz w:val="18"/>
                 <w:szCs w:val="18"/>
               </w:rPr>
@@ -1285,25 +1164,22 @@
         <w:tc>
           <w:tcPr>
             <w:tcW w:w="926" w:type="dxa"/>
-            <w:tcMar/>
             <w:vAlign w:val="center"/>
           </w:tcPr>
-          <w:p w14:noSpellErr="1">
+          <w:p>
             <w:pPr>
               <w:jc w:val="center"/>
               <w:rPr>
-                <w:rFonts w:cs="Calibri" w:cstheme="minorAscii"/>
-                <w:b w:val="1"/>
-                <w:bCs w:val="1"/>
+                <w:b/>
+                <w:bCs/>
                 <w:sz w:val="18"/>
                 <w:szCs w:val="18"/>
               </w:rPr>
             </w:pPr>
             <w:r>
               <w:rPr>
-                <w:rFonts w:cs="Calibri" w:cstheme="minorAscii"/>
-                <w:b w:val="1"/>
-                <w:bCs w:val="1"/>
+                <w:b/>
+                <w:bCs/>
                 <w:sz w:val="18"/>
                 <w:szCs w:val="18"/>
               </w:rPr>
@@ -1314,24 +1190,21 @@
         <w:tc>
           <w:tcPr>
             <w:tcW w:w="1055" w:type="dxa"/>
-            <w:tcMar/>
             <w:vAlign w:val="center"/>
           </w:tcPr>
-          <w:p w14:noSpellErr="1">
+          <w:p>
             <w:pPr>
               <w:rPr>
-                <w:rFonts w:cs="Calibri" w:cstheme="minorAscii"/>
-                <w:b w:val="1"/>
-                <w:bCs w:val="1"/>
+                <w:b/>
+                <w:bCs/>
                 <w:sz w:val="18"/>
                 <w:szCs w:val="18"/>
               </w:rPr>
             </w:pPr>
             <w:r>
               <w:rPr>
-                <w:rFonts w:cs="Calibri" w:cstheme="minorAscii"/>
-                <w:b w:val="1"/>
-                <w:bCs w:val="1"/>
+                <w:b/>
+                <w:bCs/>
                 <w:sz w:val="18"/>
                 <w:szCs w:val="18"/>
               </w:rPr>
@@ -1342,25 +1215,22 @@
         <w:tc>
           <w:tcPr>
             <w:tcW w:w="1187" w:type="dxa"/>
-            <w:tcMar/>
             <w:vAlign w:val="center"/>
           </w:tcPr>
-          <w:p w14:noSpellErr="1">
+          <w:p>
             <w:pPr>
               <w:jc w:val="center"/>
               <w:rPr>
-                <w:rFonts w:cs="Calibri" w:cstheme="minorAscii"/>
-                <w:b w:val="1"/>
-                <w:bCs w:val="1"/>
+                <w:b/>
+                <w:bCs/>
                 <w:sz w:val="18"/>
                 <w:szCs w:val="18"/>
               </w:rPr>
             </w:pPr>
             <w:r>
               <w:rPr>
-                <w:rFonts w:cs="Calibri" w:cstheme="minorAscii"/>
-                <w:b w:val="1"/>
-                <w:bCs w:val="1"/>
+                <w:b/>
+                <w:bCs/>
                 <w:sz w:val="18"/>
                 <w:szCs w:val="18"/>
               </w:rPr>
@@ -1371,25 +1241,22 @@
         <w:tc>
           <w:tcPr>
             <w:tcW w:w="1250" w:type="dxa"/>
-            <w:tcMar/>
             <w:vAlign w:val="center"/>
           </w:tcPr>
-          <w:p w14:noSpellErr="1">
+          <w:p>
             <w:pPr>
               <w:jc w:val="center"/>
               <w:rPr>
-                <w:rFonts w:cs="Calibri" w:cstheme="minorAscii"/>
-                <w:b w:val="1"/>
-                <w:bCs w:val="1"/>
+                <w:b/>
+                <w:bCs/>
                 <w:sz w:val="18"/>
                 <w:szCs w:val="18"/>
               </w:rPr>
             </w:pPr>
             <w:r>
               <w:rPr>
-                <w:rFonts w:cs="Calibri" w:cstheme="minorAscii"/>
-                <w:b w:val="1"/>
-                <w:bCs w:val="1"/>
+                <w:b/>
+                <w:bCs/>
                 <w:sz w:val="18"/>
                 <w:szCs w:val="18"/>
               </w:rPr>
@@ -1401,7 +1268,6 @@
           <w:tcPr>
             <w:tcW w:w="2557" w:type="dxa"/>
             <w:vMerge/>
-            <w:tcMar/>
           </w:tcPr>
           <w:p>
             <w:pPr>
@@ -1424,15 +1290,13 @@
         <w:tc>
           <w:tcPr>
             <w:tcW w:w="1931" w:type="dxa"/>
-            <w:tcMar/>
           </w:tcPr>
-          <w:p w14:noSpellErr="1">
+          <w:p>
             <w:pPr>
               <w:jc w:val="center"/>
               <w:rPr>
-                <w:rFonts w:cs="Calibri" w:cstheme="minorAscii"/>
-                <w:b w:val="1"/>
-                <w:bCs w:val="1"/>
+                <w:b/>
+                <w:bCs/>
                 <w:color w:val="FF0000"/>
                 <w:sz w:val="18"/>
                 <w:szCs w:val="18"/>
@@ -1441,7 +1305,6 @@
             <w:r>
               <w:rPr>
                 <w:rFonts w:ascii="Calibri" w:hAnsi="Calibri"/>
-                <w:i w:val="0"/>
                 <w:color w:val="000000"/>
                 <w:sz w:val="18"/>
               </w:rPr>
@@ -1452,15 +1315,13 @@
         <w:tc>
           <w:tcPr>
             <w:tcW w:w="1017" w:type="dxa"/>
-            <w:tcMar/>
           </w:tcPr>
-          <w:p w14:noSpellErr="1">
+          <w:p>
             <w:pPr>
               <w:jc w:val="center"/>
               <w:rPr>
-                <w:rFonts w:cs="Calibri" w:cstheme="minorAscii"/>
-                <w:b w:val="1"/>
-                <w:bCs w:val="1"/>
+                <w:b/>
+                <w:bCs/>
                 <w:sz w:val="18"/>
                 <w:szCs w:val="18"/>
               </w:rPr>
@@ -1470,15 +1331,13 @@
         <w:tc>
           <w:tcPr>
             <w:tcW w:w="926" w:type="dxa"/>
-            <w:tcMar/>
           </w:tcPr>
-          <w:p w14:noSpellErr="1">
+          <w:p>
             <w:pPr>
               <w:jc w:val="center"/>
               <w:rPr>
-                <w:rFonts w:cs="Calibri" w:cstheme="minorAscii"/>
-                <w:b w:val="1"/>
-                <w:bCs w:val="1"/>
+                <w:b/>
+                <w:bCs/>
                 <w:sz w:val="18"/>
                 <w:szCs w:val="18"/>
               </w:rPr>
@@ -1486,7 +1345,6 @@
             <w:r>
               <w:rPr>
                 <w:rFonts w:ascii="Calibri" w:hAnsi="Calibri"/>
-                <w:i w:val="0"/>
                 <w:color w:val="000000"/>
                 <w:sz w:val="20"/>
               </w:rPr>
@@ -1497,15 +1355,13 @@
         <w:tc>
           <w:tcPr>
             <w:tcW w:w="1055" w:type="dxa"/>
-            <w:tcMar/>
           </w:tcPr>
-          <w:p w14:noSpellErr="1">
+          <w:p>
             <w:pPr>
               <w:jc w:val="center"/>
               <w:rPr>
-                <w:rFonts w:cs="Calibri" w:cstheme="minorAscii"/>
-                <w:b w:val="1"/>
-                <w:bCs w:val="1"/>
+                <w:b/>
+                <w:bCs/>
                 <w:sz w:val="18"/>
                 <w:szCs w:val="18"/>
               </w:rPr>
@@ -1515,15 +1371,13 @@
         <w:tc>
           <w:tcPr>
             <w:tcW w:w="1187" w:type="dxa"/>
-            <w:tcMar/>
           </w:tcPr>
-          <w:p w14:noSpellErr="1">
+          <w:p>
             <w:pPr>
               <w:jc w:val="center"/>
               <w:rPr>
-                <w:rFonts w:cs="Calibri" w:cstheme="minorAscii"/>
-                <w:b w:val="1"/>
-                <w:bCs w:val="1"/>
+                <w:b/>
+                <w:bCs/>
                 <w:sz w:val="18"/>
                 <w:szCs w:val="18"/>
               </w:rPr>
@@ -1533,15 +1387,13 @@
         <w:tc>
           <w:tcPr>
             <w:tcW w:w="1250" w:type="dxa"/>
-            <w:tcMar/>
           </w:tcPr>
-          <w:p w14:noSpellErr="1">
+          <w:p>
             <w:pPr>
               <w:jc w:val="center"/>
               <w:rPr>
-                <w:rFonts w:cs="Calibri" w:cstheme="minorAscii"/>
-                <w:b w:val="1"/>
-                <w:bCs w:val="1"/>
+                <w:b/>
+                <w:bCs/>
                 <w:sz w:val="18"/>
                 <w:szCs w:val="18"/>
               </w:rPr>
@@ -1551,15 +1403,12 @@
         <w:tc>
           <w:tcPr>
             <w:tcW w:w="2557" w:type="dxa"/>
-            <w:tcMar/>
           </w:tcPr>
-          <w:p w14:noSpellErr="1">
+          <w:p>
             <w:pPr>
-              <w:jc w:val="center"/>
-              <w:rPr>
-                <w:rFonts w:cs="Calibri" w:cstheme="minorAscii"/>
-                <w:b w:val="1"/>
-                <w:bCs w:val="1"/>
+              <w:rPr>
+                <w:b/>
+                <w:bCs/>
                 <w:sz w:val="18"/>
                 <w:szCs w:val="18"/>
               </w:rPr>
@@ -1567,11 +1416,10 @@
             <w:r>
               <w:rPr>
                 <w:rFonts w:ascii="Calibri" w:hAnsi="Calibri"/>
-                <w:i w:val="0"/>
                 <w:color w:val="000000"/>
                 <w:sz w:val="16"/>
               </w:rPr>
-              <w:t>Obtuve la certificación. Programo con soltura en varios lenguajes (Python, GDScript, entre otros) y aplico buenas prácticas; sigo aprendiendo patrones más avanzados.</w:t>
+              <w:t>Programo con soltura en varios lenguajes (Python, GDScript, entre otros) y aplico buenas prácticas; sigo aprendiendo patrones más avanzados.</w:t>
             </w:r>
           </w:p>
         </w:tc>
@@ -1584,15 +1432,13 @@
         <w:tc>
           <w:tcPr>
             <w:tcW w:w="1931" w:type="dxa"/>
-            <w:tcMar/>
           </w:tcPr>
-          <w:p w14:noSpellErr="1">
+          <w:p>
             <w:pPr>
               <w:jc w:val="center"/>
               <w:rPr>
-                <w:rFonts w:cs="Calibri" w:cstheme="minorAscii"/>
-                <w:b w:val="1"/>
-                <w:bCs w:val="1"/>
+                <w:b/>
+                <w:bCs/>
                 <w:color w:val="FF0000"/>
                 <w:sz w:val="18"/>
                 <w:szCs w:val="18"/>
@@ -1601,7 +1447,6 @@
             <w:r>
               <w:rPr>
                 <w:rFonts w:ascii="Calibri" w:hAnsi="Calibri"/>
-                <w:i w:val="0"/>
                 <w:color w:val="000000"/>
                 <w:sz w:val="18"/>
               </w:rPr>
@@ -1612,15 +1457,13 @@
         <w:tc>
           <w:tcPr>
             <w:tcW w:w="1017" w:type="dxa"/>
-            <w:tcMar/>
           </w:tcPr>
-          <w:p w14:noSpellErr="1">
+          <w:p>
             <w:pPr>
               <w:jc w:val="center"/>
               <w:rPr>
-                <w:rFonts w:cs="Calibri" w:cstheme="minorAscii"/>
-                <w:b w:val="1"/>
-                <w:bCs w:val="1"/>
+                <w:b/>
+                <w:bCs/>
                 <w:sz w:val="18"/>
                 <w:szCs w:val="18"/>
               </w:rPr>
@@ -1630,15 +1473,13 @@
         <w:tc>
           <w:tcPr>
             <w:tcW w:w="926" w:type="dxa"/>
-            <w:tcMar/>
           </w:tcPr>
-          <w:p w14:noSpellErr="1">
+          <w:p>
             <w:pPr>
               <w:jc w:val="center"/>
               <w:rPr>
-                <w:rFonts w:cs="Calibri" w:cstheme="minorAscii"/>
-                <w:b w:val="1"/>
-                <w:bCs w:val="1"/>
+                <w:b/>
+                <w:bCs/>
                 <w:sz w:val="18"/>
                 <w:szCs w:val="18"/>
               </w:rPr>
@@ -1646,7 +1487,6 @@
             <w:r>
               <w:rPr>
                 <w:rFonts w:ascii="Calibri" w:hAnsi="Calibri"/>
-                <w:i w:val="0"/>
                 <w:color w:val="000000"/>
                 <w:sz w:val="20"/>
               </w:rPr>
@@ -1657,15 +1497,13 @@
         <w:tc>
           <w:tcPr>
             <w:tcW w:w="1055" w:type="dxa"/>
-            <w:tcMar/>
           </w:tcPr>
-          <w:p w14:noSpellErr="1">
+          <w:p>
             <w:pPr>
               <w:jc w:val="center"/>
               <w:rPr>
-                <w:rFonts w:cs="Calibri" w:cstheme="minorAscii"/>
-                <w:b w:val="1"/>
-                <w:bCs w:val="1"/>
+                <w:b/>
+                <w:bCs/>
                 <w:sz w:val="18"/>
                 <w:szCs w:val="18"/>
               </w:rPr>
@@ -1675,15 +1513,13 @@
         <w:tc>
           <w:tcPr>
             <w:tcW w:w="1187" w:type="dxa"/>
-            <w:tcMar/>
           </w:tcPr>
-          <w:p w14:noSpellErr="1">
+          <w:p>
             <w:pPr>
               <w:jc w:val="center"/>
               <w:rPr>
-                <w:rFonts w:cs="Calibri" w:cstheme="minorAscii"/>
-                <w:b w:val="1"/>
-                <w:bCs w:val="1"/>
+                <w:b/>
+                <w:bCs/>
                 <w:sz w:val="18"/>
                 <w:szCs w:val="18"/>
               </w:rPr>
@@ -1693,15 +1529,13 @@
         <w:tc>
           <w:tcPr>
             <w:tcW w:w="1250" w:type="dxa"/>
-            <w:tcMar/>
           </w:tcPr>
-          <w:p w14:noSpellErr="1">
+          <w:p>
             <w:pPr>
               <w:jc w:val="center"/>
               <w:rPr>
-                <w:rFonts w:cs="Calibri" w:cstheme="minorAscii"/>
-                <w:b w:val="1"/>
-                <w:bCs w:val="1"/>
+                <w:b/>
+                <w:bCs/>
                 <w:sz w:val="18"/>
                 <w:szCs w:val="18"/>
               </w:rPr>
@@ -1711,15 +1545,12 @@
         <w:tc>
           <w:tcPr>
             <w:tcW w:w="2557" w:type="dxa"/>
-            <w:tcMar/>
           </w:tcPr>
-          <w:p w14:noSpellErr="1">
+          <w:p>
             <w:pPr>
-              <w:jc w:val="center"/>
-              <w:rPr>
-                <w:rFonts w:cs="Calibri" w:cstheme="minorAscii"/>
-                <w:b w:val="1"/>
-                <w:bCs w:val="1"/>
+              <w:rPr>
+                <w:b/>
+                <w:bCs/>
                 <w:sz w:val="18"/>
                 <w:szCs w:val="18"/>
               </w:rPr>
@@ -1727,11 +1558,10 @@
             <w:r>
               <w:rPr>
                 <w:rFonts w:ascii="Calibri" w:hAnsi="Calibri"/>
-                <w:i w:val="0"/>
                 <w:color w:val="000000"/>
                 <w:sz w:val="16"/>
               </w:rPr>
-              <w:t>Obtuve la certificación. Puedo estructurar un sistema por capas y componentes, como en el Capstone; me falta experiencia con arquitecturas distribuidas.</w:t>
+              <w:t>Puedo estructurar un sistema por capas y componentes, como en el Capstone; me falta experiencia con arquitecturas distribuidas.</w:t>
             </w:r>
           </w:p>
         </w:tc>
@@ -1744,15 +1574,13 @@
         <w:tc>
           <w:tcPr>
             <w:tcW w:w="1931" w:type="dxa"/>
-            <w:tcMar/>
           </w:tcPr>
-          <w:p w14:noSpellErr="1">
+          <w:p>
             <w:pPr>
               <w:jc w:val="center"/>
               <w:rPr>
-                <w:rFonts w:cs="Calibri" w:cstheme="minorAscii"/>
-                <w:b w:val="1"/>
-                <w:bCs w:val="1"/>
+                <w:b/>
+                <w:bCs/>
                 <w:sz w:val="18"/>
                 <w:szCs w:val="18"/>
               </w:rPr>
@@ -1760,7 +1588,6 @@
             <w:r>
               <w:rPr>
                 <w:rFonts w:ascii="Calibri" w:hAnsi="Calibri"/>
-                <w:i w:val="0"/>
                 <w:color w:val="000000"/>
                 <w:sz w:val="18"/>
               </w:rPr>
@@ -1771,15 +1598,13 @@
         <w:tc>
           <w:tcPr>
             <w:tcW w:w="1017" w:type="dxa"/>
-            <w:tcMar/>
           </w:tcPr>
-          <w:p w14:noSpellErr="1">
+          <w:p>
             <w:pPr>
               <w:jc w:val="center"/>
               <w:rPr>
-                <w:rFonts w:cs="Calibri" w:cstheme="minorAscii"/>
-                <w:b w:val="1"/>
-                <w:bCs w:val="1"/>
+                <w:b/>
+                <w:bCs/>
                 <w:sz w:val="18"/>
                 <w:szCs w:val="18"/>
               </w:rPr>
@@ -1789,15 +1614,13 @@
         <w:tc>
           <w:tcPr>
             <w:tcW w:w="926" w:type="dxa"/>
-            <w:tcMar/>
           </w:tcPr>
-          <w:p w14:noSpellErr="1">
+          <w:p>
             <w:pPr>
               <w:jc w:val="center"/>
               <w:rPr>
-                <w:rFonts w:cs="Calibri" w:cstheme="minorAscii"/>
-                <w:b w:val="1"/>
-                <w:bCs w:val="1"/>
+                <w:b/>
+                <w:bCs/>
                 <w:sz w:val="18"/>
                 <w:szCs w:val="18"/>
               </w:rPr>
@@ -1807,15 +1630,13 @@
         <w:tc>
           <w:tcPr>
             <w:tcW w:w="1055" w:type="dxa"/>
-            <w:tcMar/>
           </w:tcPr>
-          <w:p w14:noSpellErr="1">
+          <w:p>
             <w:pPr>
               <w:jc w:val="center"/>
               <w:rPr>
-                <w:rFonts w:cs="Calibri" w:cstheme="minorAscii"/>
-                <w:b w:val="1"/>
-                <w:bCs w:val="1"/>
+                <w:b/>
+                <w:bCs/>
                 <w:sz w:val="18"/>
                 <w:szCs w:val="18"/>
               </w:rPr>
@@ -1823,7 +1644,6 @@
             <w:r>
               <w:rPr>
                 <w:rFonts w:ascii="Calibri" w:hAnsi="Calibri"/>
-                <w:i w:val="0"/>
                 <w:color w:val="000000"/>
                 <w:sz w:val="20"/>
               </w:rPr>
@@ -1834,15 +1654,13 @@
         <w:tc>
           <w:tcPr>
             <w:tcW w:w="1187" w:type="dxa"/>
-            <w:tcMar/>
           </w:tcPr>
-          <w:p w14:noSpellErr="1">
+          <w:p>
             <w:pPr>
               <w:jc w:val="center"/>
               <w:rPr>
-                <w:rFonts w:cs="Calibri" w:cstheme="minorAscii"/>
-                <w:b w:val="1"/>
-                <w:bCs w:val="1"/>
+                <w:b/>
+                <w:bCs/>
                 <w:sz w:val="18"/>
                 <w:szCs w:val="18"/>
               </w:rPr>
@@ -1852,15 +1670,13 @@
         <w:tc>
           <w:tcPr>
             <w:tcW w:w="1250" w:type="dxa"/>
-            <w:tcMar/>
           </w:tcPr>
-          <w:p w14:noSpellErr="1">
+          <w:p>
             <w:pPr>
               <w:jc w:val="center"/>
               <w:rPr>
-                <w:rFonts w:cs="Calibri" w:cstheme="minorAscii"/>
-                <w:b w:val="1"/>
-                <w:bCs w:val="1"/>
+                <w:b/>
+                <w:bCs/>
                 <w:sz w:val="18"/>
                 <w:szCs w:val="18"/>
               </w:rPr>
@@ -1870,15 +1686,12 @@
         <w:tc>
           <w:tcPr>
             <w:tcW w:w="2557" w:type="dxa"/>
-            <w:tcMar/>
           </w:tcPr>
-          <w:p w14:noSpellErr="1">
+          <w:p>
             <w:pPr>
-              <w:jc w:val="center"/>
-              <w:rPr>
-                <w:rFonts w:cs="Calibri" w:cstheme="minorAscii"/>
-                <w:b w:val="1"/>
-                <w:bCs w:val="1"/>
+              <w:rPr>
+                <w:b/>
+                <w:bCs/>
                 <w:sz w:val="18"/>
                 <w:szCs w:val="18"/>
               </w:rPr>
@@ -1886,11 +1699,10 @@
             <w:r>
               <w:rPr>
                 <w:rFonts w:ascii="Calibri" w:hAnsi="Calibri"/>
-                <w:i w:val="0"/>
                 <w:color w:val="000000"/>
                 <w:sz w:val="16"/>
               </w:rPr>
-              <w:t>Obtuve la certificación. Conozco los tipos de prueba y he escrito pruebas automatizadas, pero no he aplicado un proceso formal de aseguramiento de calidad.</w:t>
+              <w:t>Conozco los tipos de prueba y he escrito pruebas automatizadas, pero no he aplicado un proceso formal de aseguramiento de calidad.</w:t>
             </w:r>
           </w:p>
         </w:tc>
@@ -1903,15 +1715,13 @@
         <w:tc>
           <w:tcPr>
             <w:tcW w:w="1931" w:type="dxa"/>
-            <w:tcMar/>
           </w:tcPr>
-          <w:p w14:noSpellErr="1">
+          <w:p>
             <w:pPr>
               <w:jc w:val="center"/>
               <w:rPr>
-                <w:rFonts w:cs="Calibri" w:cstheme="minorAscii"/>
-                <w:b w:val="1"/>
-                <w:bCs w:val="1"/>
+                <w:b/>
+                <w:bCs/>
                 <w:sz w:val="18"/>
                 <w:szCs w:val="18"/>
               </w:rPr>
@@ -1919,7 +1729,6 @@
             <w:r>
               <w:rPr>
                 <w:rFonts w:ascii="Calibri" w:hAnsi="Calibri"/>
-                <w:i w:val="0"/>
                 <w:color w:val="000000"/>
                 <w:sz w:val="18"/>
               </w:rPr>
@@ -1930,15 +1739,13 @@
         <w:tc>
           <w:tcPr>
             <w:tcW w:w="1017" w:type="dxa"/>
-            <w:tcMar/>
           </w:tcPr>
-          <w:p w14:noSpellErr="1">
+          <w:p>
             <w:pPr>
               <w:jc w:val="center"/>
               <w:rPr>
-                <w:rFonts w:cs="Calibri" w:cstheme="minorAscii"/>
-                <w:b w:val="1"/>
-                <w:bCs w:val="1"/>
+                <w:b/>
+                <w:bCs/>
                 <w:sz w:val="18"/>
                 <w:szCs w:val="18"/>
               </w:rPr>
@@ -1948,25 +1755,35 @@
         <w:tc>
           <w:tcPr>
             <w:tcW w:w="926" w:type="dxa"/>
-            <w:tcMar/>
           </w:tcPr>
-          <w:p w14:noSpellErr="1">
+          <w:p>
             <w:pPr>
               <w:jc w:val="center"/>
               <w:rPr>
-                <w:rFonts w:cs="Calibri" w:cstheme="minorAscii"/>
-                <w:b w:val="1"/>
-                <w:bCs w:val="1"/>
+                <w:b/>
+                <w:bCs/>
                 <w:sz w:val="18"/>
                 <w:szCs w:val="18"/>
               </w:rPr>
             </w:pPr>
+          </w:p>
+        </w:tc>
+        <w:tc>
+          <w:tcPr>
+            <w:tcW w:w="1055" w:type="dxa"/>
+          </w:tcPr>
+          <w:p>
+            <w:pPr>
+              <w:jc w:val="center"/>
+              <w:rPr>
+                <w:sz w:val="18"/>
+                <w:szCs w:val="18"/>
+              </w:rPr>
+            </w:pPr>
             <w:r>
               <w:rPr>
-                <w:rFonts w:ascii="Calibri" w:hAnsi="Calibri"/>
-                <w:i w:val="0"/>
-                <w:color w:val="000000"/>
-                <w:sz w:val="20"/>
+                <w:sz w:val="18"/>
+                <w:szCs w:val="18"/>
               </w:rPr>
               <w:t>X</w:t>
             </w:r>
@@ -1974,34 +1791,14 @@
         </w:tc>
         <w:tc>
           <w:tcPr>
-            <w:tcW w:w="1055" w:type="dxa"/>
-            <w:tcMar/>
+            <w:tcW w:w="1187" w:type="dxa"/>
           </w:tcPr>
-          <w:p w14:noSpellErr="1">
+          <w:p>
             <w:pPr>
               <w:jc w:val="center"/>
               <w:rPr>
-                <w:rFonts w:cs="Calibri" w:cstheme="minorAscii"/>
-                <w:b w:val="1"/>
-                <w:bCs w:val="1"/>
-                <w:sz w:val="18"/>
-                <w:szCs w:val="18"/>
-              </w:rPr>
-            </w:pPr>
-          </w:p>
-        </w:tc>
-        <w:tc>
-          <w:tcPr>
-            <w:tcW w:w="1187" w:type="dxa"/>
-            <w:tcMar/>
-          </w:tcPr>
-          <w:p w14:noSpellErr="1">
-            <w:pPr>
-              <w:jc w:val="center"/>
-              <w:rPr>
-                <w:rFonts w:cs="Calibri" w:cstheme="minorAscii"/>
-                <w:b w:val="1"/>
-                <w:bCs w:val="1"/>
+                <w:b/>
+                <w:bCs/>
                 <w:sz w:val="18"/>
                 <w:szCs w:val="18"/>
               </w:rPr>
@@ -2011,15 +1808,13 @@
         <w:tc>
           <w:tcPr>
             <w:tcW w:w="1250" w:type="dxa"/>
-            <w:tcMar/>
           </w:tcPr>
-          <w:p w14:noSpellErr="1">
+          <w:p>
             <w:pPr>
               <w:jc w:val="center"/>
               <w:rPr>
-                <w:rFonts w:cs="Calibri" w:cstheme="minorAscii"/>
-                <w:b w:val="1"/>
-                <w:bCs w:val="1"/>
+                <w:b/>
+                <w:bCs/>
                 <w:sz w:val="18"/>
                 <w:szCs w:val="18"/>
               </w:rPr>
@@ -2029,15 +1824,12 @@
         <w:tc>
           <w:tcPr>
             <w:tcW w:w="2557" w:type="dxa"/>
-            <w:tcMar/>
           </w:tcPr>
-          <w:p w14:noSpellErr="1">
+          <w:p>
             <w:pPr>
-              <w:jc w:val="center"/>
-              <w:rPr>
-                <w:rFonts w:cs="Calibri" w:cstheme="minorAscii"/>
-                <w:b w:val="1"/>
-                <w:bCs w:val="1"/>
+              <w:rPr>
+                <w:b/>
+                <w:bCs/>
                 <w:sz w:val="18"/>
                 <w:szCs w:val="18"/>
               </w:rPr>
@@ -2045,11 +1837,26 @@
             <w:r>
               <w:rPr>
                 <w:rFonts w:ascii="Calibri" w:hAnsi="Calibri"/>
-                <w:i w:val="0"/>
                 <w:color w:val="000000"/>
                 <w:sz w:val="16"/>
               </w:rPr>
-              <w:t>Obtuve la certificación. Lidero el equipo del Capstone con tablero de tareas y control de versiones; debo reforzar la estimación de tiempos y la gestión de riesgos.</w:t>
+              <w:t>Lidero el equipo del Capstone con tablero de tareas y control de versiones; debo reforzar la estimación de tiempos y la gestión de riesgos</w:t>
+            </w:r>
+            <w:r>
+              <w:rPr>
+                <w:rFonts w:ascii="Calibri" w:hAnsi="Calibri"/>
+                <w:color w:val="000000"/>
+                <w:sz w:val="16"/>
+              </w:rPr>
+              <w:t xml:space="preserve"> y la asignación de tareas</w:t>
+            </w:r>
+            <w:r>
+              <w:rPr>
+                <w:rFonts w:ascii="Calibri" w:hAnsi="Calibri"/>
+                <w:color w:val="000000"/>
+                <w:sz w:val="16"/>
+              </w:rPr>
+              <w:t>.</w:t>
             </w:r>
           </w:p>
         </w:tc>
@@ -2062,15 +1869,13 @@
         <w:tc>
           <w:tcPr>
             <w:tcW w:w="1931" w:type="dxa"/>
-            <w:tcMar/>
           </w:tcPr>
-          <w:p w14:noSpellErr="1">
+          <w:p>
             <w:pPr>
               <w:jc w:val="center"/>
               <w:rPr>
-                <w:rFonts w:cs="Calibri" w:cstheme="minorAscii"/>
-                <w:b w:val="1"/>
-                <w:bCs w:val="1"/>
+                <w:b/>
+                <w:bCs/>
                 <w:sz w:val="18"/>
                 <w:szCs w:val="18"/>
               </w:rPr>
@@ -2078,7 +1883,6 @@
             <w:r>
               <w:rPr>
                 <w:rFonts w:ascii="Calibri" w:hAnsi="Calibri"/>
-                <w:i w:val="0"/>
                 <w:color w:val="000000"/>
                 <w:sz w:val="18"/>
               </w:rPr>
@@ -2089,15 +1893,13 @@
         <w:tc>
           <w:tcPr>
             <w:tcW w:w="1017" w:type="dxa"/>
-            <w:tcMar/>
           </w:tcPr>
-          <w:p w14:noSpellErr="1">
+          <w:p>
             <w:pPr>
               <w:jc w:val="center"/>
               <w:rPr>
-                <w:rFonts w:cs="Calibri" w:cstheme="minorAscii"/>
-                <w:b w:val="1"/>
-                <w:bCs w:val="1"/>
+                <w:b/>
+                <w:bCs/>
                 <w:sz w:val="18"/>
                 <w:szCs w:val="18"/>
               </w:rPr>
@@ -2107,15 +1909,13 @@
         <w:tc>
           <w:tcPr>
             <w:tcW w:w="926" w:type="dxa"/>
-            <w:tcMar/>
           </w:tcPr>
-          <w:p w14:noSpellErr="1">
+          <w:p>
             <w:pPr>
               <w:jc w:val="center"/>
               <w:rPr>
-                <w:rFonts w:cs="Calibri" w:cstheme="minorAscii"/>
-                <w:b w:val="1"/>
-                <w:bCs w:val="1"/>
+                <w:b/>
+                <w:bCs/>
                 <w:sz w:val="18"/>
                 <w:szCs w:val="18"/>
               </w:rPr>
@@ -2123,7 +1923,6 @@
             <w:r>
               <w:rPr>
                 <w:rFonts w:ascii="Calibri" w:hAnsi="Calibri"/>
-                <w:i w:val="0"/>
                 <w:color w:val="000000"/>
                 <w:sz w:val="20"/>
               </w:rPr>
@@ -2134,15 +1933,13 @@
         <w:tc>
           <w:tcPr>
             <w:tcW w:w="1055" w:type="dxa"/>
-            <w:tcMar/>
           </w:tcPr>
-          <w:p w14:noSpellErr="1">
+          <w:p>
             <w:pPr>
               <w:jc w:val="center"/>
               <w:rPr>
-                <w:rFonts w:cs="Calibri" w:cstheme="minorAscii"/>
-                <w:b w:val="1"/>
-                <w:bCs w:val="1"/>
+                <w:b/>
+                <w:bCs/>
                 <w:sz w:val="18"/>
                 <w:szCs w:val="18"/>
               </w:rPr>
@@ -2152,15 +1949,13 @@
         <w:tc>
           <w:tcPr>
             <w:tcW w:w="1187" w:type="dxa"/>
-            <w:tcMar/>
           </w:tcPr>
-          <w:p w14:noSpellErr="1">
+          <w:p>
             <w:pPr>
               <w:jc w:val="center"/>
               <w:rPr>
-                <w:rFonts w:cs="Calibri" w:cstheme="minorAscii"/>
-                <w:b w:val="1"/>
-                <w:bCs w:val="1"/>
+                <w:b/>
+                <w:bCs/>
                 <w:sz w:val="18"/>
                 <w:szCs w:val="18"/>
               </w:rPr>
@@ -2170,15 +1965,13 @@
         <w:tc>
           <w:tcPr>
             <w:tcW w:w="1250" w:type="dxa"/>
-            <w:tcMar/>
           </w:tcPr>
-          <w:p w14:noSpellErr="1">
+          <w:p>
             <w:pPr>
               <w:jc w:val="center"/>
               <w:rPr>
-                <w:rFonts w:cs="Calibri" w:cstheme="minorAscii"/>
-                <w:b w:val="1"/>
-                <w:bCs w:val="1"/>
+                <w:b/>
+                <w:bCs/>
                 <w:sz w:val="18"/>
                 <w:szCs w:val="18"/>
               </w:rPr>
@@ -2188,15 +1981,12 @@
         <w:tc>
           <w:tcPr>
             <w:tcW w:w="2557" w:type="dxa"/>
-            <w:tcMar/>
           </w:tcPr>
-          <w:p w14:noSpellErr="1">
+          <w:p>
             <w:pPr>
-              <w:jc w:val="center"/>
-              <w:rPr>
-                <w:rFonts w:cs="Calibri" w:cstheme="minorAscii"/>
-                <w:b w:val="1"/>
-                <w:bCs w:val="1"/>
+              <w:rPr>
+                <w:b/>
+                <w:bCs/>
                 <w:sz w:val="18"/>
                 <w:szCs w:val="18"/>
               </w:rPr>
@@ -2204,11 +1994,10 @@
             <w:r>
               <w:rPr>
                 <w:rFonts w:ascii="Calibri" w:hAnsi="Calibri"/>
-                <w:i w:val="0"/>
                 <w:color w:val="000000"/>
                 <w:sz w:val="16"/>
               </w:rPr>
-              <w:t>Obtuve la certificación. He levantado requerimientos en proyectos de asignaturas y en mi práctica; me falta experiencia directa con clientes externos.</w:t>
+              <w:t>He levantado requerimientos en proyectos de asignaturas y en mi práctica; me falta experiencia directa con clientes externos.</w:t>
             </w:r>
           </w:p>
         </w:tc>
@@ -2221,15 +2010,13 @@
         <w:tc>
           <w:tcPr>
             <w:tcW w:w="1931" w:type="dxa"/>
-            <w:tcMar/>
           </w:tcPr>
-          <w:p w14:noSpellErr="1">
+          <w:p>
             <w:pPr>
               <w:jc w:val="center"/>
               <w:rPr>
-                <w:rFonts w:cs="Calibri" w:cstheme="minorAscii"/>
-                <w:b w:val="1"/>
-                <w:bCs w:val="1"/>
+                <w:b/>
+                <w:bCs/>
                 <w:sz w:val="18"/>
                 <w:szCs w:val="18"/>
               </w:rPr>
@@ -2237,7 +2024,6 @@
             <w:r>
               <w:rPr>
                 <w:rFonts w:ascii="Calibri" w:hAnsi="Calibri"/>
-                <w:i w:val="0"/>
                 <w:color w:val="000000"/>
                 <w:sz w:val="18"/>
               </w:rPr>
@@ -2248,15 +2034,13 @@
         <w:tc>
           <w:tcPr>
             <w:tcW w:w="1017" w:type="dxa"/>
-            <w:tcMar/>
           </w:tcPr>
-          <w:p w14:noSpellErr="1">
+          <w:p>
             <w:pPr>
               <w:jc w:val="center"/>
               <w:rPr>
-                <w:rFonts w:cs="Calibri" w:cstheme="minorAscii"/>
-                <w:b w:val="1"/>
-                <w:bCs w:val="1"/>
+                <w:b/>
+                <w:bCs/>
                 <w:sz w:val="18"/>
                 <w:szCs w:val="18"/>
               </w:rPr>
@@ -2266,15 +2050,13 @@
         <w:tc>
           <w:tcPr>
             <w:tcW w:w="926" w:type="dxa"/>
-            <w:tcMar/>
           </w:tcPr>
-          <w:p w14:noSpellErr="1">
+          <w:p>
             <w:pPr>
               <w:jc w:val="center"/>
               <w:rPr>
-                <w:rFonts w:cs="Calibri" w:cstheme="minorAscii"/>
-                <w:b w:val="1"/>
-                <w:bCs w:val="1"/>
+                <w:b/>
+                <w:bCs/>
                 <w:sz w:val="18"/>
                 <w:szCs w:val="18"/>
               </w:rPr>
@@ -2284,15 +2066,13 @@
         <w:tc>
           <w:tcPr>
             <w:tcW w:w="1055" w:type="dxa"/>
-            <w:tcMar/>
           </w:tcPr>
-          <w:p w14:noSpellErr="1">
+          <w:p>
             <w:pPr>
               <w:jc w:val="center"/>
               <w:rPr>
-                <w:rFonts w:cs="Calibri" w:cstheme="minorAscii"/>
-                <w:b w:val="1"/>
-                <w:bCs w:val="1"/>
+                <w:b/>
+                <w:bCs/>
                 <w:sz w:val="18"/>
                 <w:szCs w:val="18"/>
               </w:rPr>
@@ -2300,7 +2080,6 @@
             <w:r>
               <w:rPr>
                 <w:rFonts w:ascii="Calibri" w:hAnsi="Calibri"/>
-                <w:i w:val="0"/>
                 <w:color w:val="000000"/>
                 <w:sz w:val="20"/>
               </w:rPr>
@@ -2311,15 +2090,13 @@
         <w:tc>
           <w:tcPr>
             <w:tcW w:w="1187" w:type="dxa"/>
-            <w:tcMar/>
           </w:tcPr>
-          <w:p w14:noSpellErr="1">
+          <w:p>
             <w:pPr>
               <w:jc w:val="center"/>
               <w:rPr>
-                <w:rFonts w:cs="Calibri" w:cstheme="minorAscii"/>
-                <w:b w:val="1"/>
-                <w:bCs w:val="1"/>
+                <w:b/>
+                <w:bCs/>
                 <w:sz w:val="18"/>
                 <w:szCs w:val="18"/>
               </w:rPr>
@@ -2329,15 +2106,13 @@
         <w:tc>
           <w:tcPr>
             <w:tcW w:w="1250" w:type="dxa"/>
-            <w:tcMar/>
           </w:tcPr>
-          <w:p w14:noSpellErr="1">
+          <w:p>
             <w:pPr>
               <w:jc w:val="center"/>
               <w:rPr>
-                <w:rFonts w:cs="Calibri" w:cstheme="minorAscii"/>
-                <w:b w:val="1"/>
-                <w:bCs w:val="1"/>
+                <w:b/>
+                <w:bCs/>
                 <w:sz w:val="18"/>
                 <w:szCs w:val="18"/>
               </w:rPr>
@@ -2347,15 +2122,12 @@
         <w:tc>
           <w:tcPr>
             <w:tcW w:w="2557" w:type="dxa"/>
-            <w:tcMar/>
           </w:tcPr>
-          <w:p w14:noSpellErr="1">
+          <w:p>
             <w:pPr>
-              <w:jc w:val="center"/>
-              <w:rPr>
-                <w:rFonts w:cs="Calibri" w:cstheme="minorAscii"/>
-                <w:b w:val="1"/>
-                <w:bCs w:val="1"/>
+              <w:rPr>
+                <w:b/>
+                <w:bCs/>
                 <w:sz w:val="18"/>
                 <w:szCs w:val="18"/>
               </w:rPr>
@@ -2363,11 +2135,10 @@
             <w:r>
               <w:rPr>
                 <w:rFonts w:ascii="Calibri" w:hAnsi="Calibri"/>
-                <w:i w:val="0"/>
                 <w:color w:val="000000"/>
                 <w:sz w:val="16"/>
               </w:rPr>
-              <w:t>Obtuve la certificación. Domino el modelado, pero en la práctica vi que debo reforzar SQL y consultas complejas, por lo que lo estoy estudiando.</w:t>
+              <w:t>Domino el modelado, pero en la práctica vi que debo reforzar SQL y consultas complejas, por lo que lo estoy estudiando.</w:t>
             </w:r>
           </w:p>
         </w:tc>
@@ -2380,15 +2151,13 @@
         <w:tc>
           <w:tcPr>
             <w:tcW w:w="1931" w:type="dxa"/>
-            <w:tcMar/>
           </w:tcPr>
-          <w:p w14:noSpellErr="1">
+          <w:p>
             <w:pPr>
               <w:jc w:val="center"/>
               <w:rPr>
-                <w:rFonts w:cs="Calibri" w:cstheme="minorAscii"/>
-                <w:b w:val="1"/>
-                <w:bCs w:val="1"/>
+                <w:b/>
+                <w:bCs/>
                 <w:sz w:val="18"/>
                 <w:szCs w:val="18"/>
               </w:rPr>
@@ -2396,7 +2165,6 @@
             <w:r>
               <w:rPr>
                 <w:rFonts w:ascii="Calibri" w:hAnsi="Calibri"/>
-                <w:i w:val="0"/>
                 <w:color w:val="000000"/>
                 <w:sz w:val="18"/>
               </w:rPr>
@@ -2407,15 +2175,13 @@
         <w:tc>
           <w:tcPr>
             <w:tcW w:w="1017" w:type="dxa"/>
-            <w:tcMar/>
           </w:tcPr>
-          <w:p w14:noSpellErr="1">
+          <w:p>
             <w:pPr>
               <w:jc w:val="center"/>
               <w:rPr>
-                <w:rFonts w:cs="Calibri" w:cstheme="minorAscii"/>
-                <w:b w:val="1"/>
-                <w:bCs w:val="1"/>
+                <w:b/>
+                <w:bCs/>
                 <w:sz w:val="18"/>
                 <w:szCs w:val="18"/>
               </w:rPr>
@@ -2425,15 +2191,13 @@
         <w:tc>
           <w:tcPr>
             <w:tcW w:w="926" w:type="dxa"/>
-            <w:tcMar/>
           </w:tcPr>
-          <w:p w14:noSpellErr="1">
+          <w:p>
             <w:pPr>
               <w:jc w:val="center"/>
               <w:rPr>
-                <w:rFonts w:cs="Calibri" w:cstheme="minorAscii"/>
-                <w:b w:val="1"/>
-                <w:bCs w:val="1"/>
+                <w:b/>
+                <w:bCs/>
                 <w:sz w:val="18"/>
                 <w:szCs w:val="18"/>
               </w:rPr>
@@ -2443,15 +2207,13 @@
         <w:tc>
           <w:tcPr>
             <w:tcW w:w="1055" w:type="dxa"/>
-            <w:tcMar/>
           </w:tcPr>
-          <w:p w14:noSpellErr="1">
+          <w:p>
             <w:pPr>
               <w:jc w:val="center"/>
               <w:rPr>
-                <w:rFonts w:cs="Calibri" w:cstheme="minorAscii"/>
-                <w:b w:val="1"/>
-                <w:bCs w:val="1"/>
+                <w:b/>
+                <w:bCs/>
                 <w:sz w:val="18"/>
                 <w:szCs w:val="18"/>
               </w:rPr>
@@ -2459,7 +2221,6 @@
             <w:r>
               <w:rPr>
                 <w:rFonts w:ascii="Calibri" w:hAnsi="Calibri"/>
-                <w:i w:val="0"/>
                 <w:color w:val="000000"/>
                 <w:sz w:val="20"/>
               </w:rPr>
@@ -2470,15 +2231,13 @@
         <w:tc>
           <w:tcPr>
             <w:tcW w:w="1187" w:type="dxa"/>
-            <w:tcMar/>
           </w:tcPr>
-          <w:p w14:noSpellErr="1">
+          <w:p>
             <w:pPr>
               <w:jc w:val="center"/>
               <w:rPr>
-                <w:rFonts w:cs="Calibri" w:cstheme="minorAscii"/>
-                <w:b w:val="1"/>
-                <w:bCs w:val="1"/>
+                <w:b/>
+                <w:bCs/>
                 <w:sz w:val="18"/>
                 <w:szCs w:val="18"/>
               </w:rPr>
@@ -2488,15 +2247,13 @@
         <w:tc>
           <w:tcPr>
             <w:tcW w:w="1250" w:type="dxa"/>
-            <w:tcMar/>
           </w:tcPr>
-          <w:p w14:noSpellErr="1">
+          <w:p>
             <w:pPr>
               <w:jc w:val="center"/>
               <w:rPr>
-                <w:rFonts w:cs="Calibri" w:cstheme="minorAscii"/>
-                <w:b w:val="1"/>
-                <w:bCs w:val="1"/>
+                <w:b/>
+                <w:bCs/>
                 <w:sz w:val="18"/>
                 <w:szCs w:val="18"/>
               </w:rPr>
@@ -2506,15 +2263,12 @@
         <w:tc>
           <w:tcPr>
             <w:tcW w:w="2557" w:type="dxa"/>
-            <w:tcMar/>
           </w:tcPr>
-          <w:p w14:noSpellErr="1">
+          <w:p>
             <w:pPr>
-              <w:jc w:val="center"/>
-              <w:rPr>
-                <w:rFonts w:cs="Calibri" w:cstheme="minorAscii"/>
-                <w:b w:val="1"/>
-                <w:bCs w:val="1"/>
+              <w:rPr>
+                <w:b/>
+                <w:bCs/>
                 <w:sz w:val="18"/>
                 <w:szCs w:val="18"/>
               </w:rPr>
@@ -2522,11 +2276,10 @@
             <w:r>
               <w:rPr>
                 <w:rFonts w:ascii="Calibri" w:hAnsi="Calibri"/>
-                <w:i w:val="0"/>
                 <w:color w:val="000000"/>
                 <w:sz w:val="16"/>
               </w:rPr>
-              <w:t>Obtuve la certificación. Puedo construir reportes y dashboards, y aprobé los ramos de machine learning; quiero aplicarlo más en contextos reales.</w:t>
+              <w:t>Puedo construir reportes y dashboards, y aprobé los ramos de machine learning; quiero aplicarlo más en contextos reales.</w:t>
             </w:r>
           </w:p>
         </w:tc>
@@ -2539,15 +2292,13 @@
         <w:tc>
           <w:tcPr>
             <w:tcW w:w="1931" w:type="dxa"/>
-            <w:tcMar/>
           </w:tcPr>
-          <w:p w14:noSpellErr="1">
+          <w:p>
             <w:pPr>
               <w:jc w:val="center"/>
               <w:rPr>
-                <w:rFonts w:cs="Calibri" w:cstheme="minorAscii"/>
-                <w:b w:val="1"/>
-                <w:bCs w:val="1"/>
+                <w:b/>
+                <w:bCs/>
                 <w:sz w:val="18"/>
                 <w:szCs w:val="18"/>
               </w:rPr>
@@ -2555,7 +2306,6 @@
             <w:r>
               <w:rPr>
                 <w:rFonts w:ascii="Calibri" w:hAnsi="Calibri"/>
-                <w:i w:val="0"/>
                 <w:color w:val="000000"/>
                 <w:sz w:val="18"/>
               </w:rPr>
@@ -2566,15 +2316,13 @@
         <w:tc>
           <w:tcPr>
             <w:tcW w:w="1017" w:type="dxa"/>
-            <w:tcMar/>
           </w:tcPr>
-          <w:p w14:noSpellErr="1">
+          <w:p>
             <w:pPr>
               <w:jc w:val="center"/>
               <w:rPr>
-                <w:rFonts w:cs="Calibri" w:cstheme="minorAscii"/>
-                <w:b w:val="1"/>
-                <w:bCs w:val="1"/>
+                <w:b/>
+                <w:bCs/>
                 <w:sz w:val="18"/>
                 <w:szCs w:val="18"/>
               </w:rPr>
@@ -2584,25 +2332,35 @@
         <w:tc>
           <w:tcPr>
             <w:tcW w:w="926" w:type="dxa"/>
-            <w:tcMar/>
           </w:tcPr>
-          <w:p w14:noSpellErr="1">
+          <w:p>
             <w:pPr>
               <w:jc w:val="center"/>
               <w:rPr>
-                <w:rFonts w:cs="Calibri" w:cstheme="minorAscii"/>
-                <w:b w:val="1"/>
-                <w:bCs w:val="1"/>
+                <w:b/>
+                <w:bCs/>
                 <w:sz w:val="18"/>
                 <w:szCs w:val="18"/>
               </w:rPr>
             </w:pPr>
+          </w:p>
+        </w:tc>
+        <w:tc>
+          <w:tcPr>
+            <w:tcW w:w="1055" w:type="dxa"/>
+          </w:tcPr>
+          <w:p>
+            <w:pPr>
+              <w:jc w:val="center"/>
+              <w:rPr>
+                <w:sz w:val="18"/>
+                <w:szCs w:val="18"/>
+              </w:rPr>
+            </w:pPr>
             <w:r>
               <w:rPr>
-                <w:rFonts w:ascii="Calibri" w:hAnsi="Calibri"/>
-                <w:i w:val="0"/>
-                <w:color w:val="000000"/>
-                <w:sz w:val="20"/>
+                <w:sz w:val="18"/>
+                <w:szCs w:val="18"/>
               </w:rPr>
               <w:t>X</w:t>
             </w:r>
@@ -2610,34 +2368,14 @@
         </w:tc>
         <w:tc>
           <w:tcPr>
-            <w:tcW w:w="1055" w:type="dxa"/>
-            <w:tcMar/>
+            <w:tcW w:w="1187" w:type="dxa"/>
           </w:tcPr>
-          <w:p w14:noSpellErr="1">
+          <w:p>
             <w:pPr>
               <w:jc w:val="center"/>
               <w:rPr>
-                <w:rFonts w:cs="Calibri" w:cstheme="minorAscii"/>
-                <w:b w:val="1"/>
-                <w:bCs w:val="1"/>
-                <w:sz w:val="18"/>
-                <w:szCs w:val="18"/>
-              </w:rPr>
-            </w:pPr>
-          </w:p>
-        </w:tc>
-        <w:tc>
-          <w:tcPr>
-            <w:tcW w:w="1187" w:type="dxa"/>
-            <w:tcMar/>
-          </w:tcPr>
-          <w:p w14:noSpellErr="1">
-            <w:pPr>
-              <w:jc w:val="center"/>
-              <w:rPr>
-                <w:rFonts w:cs="Calibri" w:cstheme="minorAscii"/>
-                <w:b w:val="1"/>
-                <w:bCs w:val="1"/>
+                <w:b/>
+                <w:bCs/>
                 <w:sz w:val="18"/>
                 <w:szCs w:val="18"/>
               </w:rPr>
@@ -2647,15 +2385,13 @@
         <w:tc>
           <w:tcPr>
             <w:tcW w:w="1250" w:type="dxa"/>
-            <w:tcMar/>
           </w:tcPr>
-          <w:p w14:noSpellErr="1">
+          <w:p>
             <w:pPr>
               <w:jc w:val="center"/>
               <w:rPr>
-                <w:rFonts w:cs="Calibri" w:cstheme="minorAscii"/>
-                <w:b w:val="1"/>
-                <w:bCs w:val="1"/>
+                <w:b/>
+                <w:bCs/>
                 <w:sz w:val="18"/>
                 <w:szCs w:val="18"/>
               </w:rPr>
@@ -2665,15 +2401,12 @@
         <w:tc>
           <w:tcPr>
             <w:tcW w:w="2557" w:type="dxa"/>
-            <w:tcMar/>
           </w:tcPr>
-          <w:p w14:noSpellErr="1">
+          <w:p>
             <w:pPr>
-              <w:jc w:val="center"/>
-              <w:rPr>
-                <w:rFonts w:cs="Calibri" w:cstheme="minorAscii"/>
-                <w:b w:val="1"/>
-                <w:bCs w:val="1"/>
+              <w:rPr>
+                <w:b/>
+                <w:bCs/>
                 <w:sz w:val="18"/>
                 <w:szCs w:val="18"/>
               </w:rPr>
@@ -2681,11 +2414,42 @@
             <w:r>
               <w:rPr>
                 <w:rFonts w:ascii="Calibri" w:hAnsi="Calibri"/>
-                <w:i w:val="0"/>
                 <w:color w:val="000000"/>
                 <w:sz w:val="16"/>
               </w:rPr>
-              <w:t>Obtuve la certificación internacional. Leo documentación técnica sin problema; quiero ganar más fluidez oral.</w:t>
+              <w:t xml:space="preserve">Leo </w:t>
+            </w:r>
+            <w:r>
+              <w:rPr>
+                <w:rFonts w:ascii="Calibri" w:hAnsi="Calibri"/>
+                <w:color w:val="000000"/>
+                <w:sz w:val="16"/>
+              </w:rPr>
+              <w:t>documentación,</w:t>
+            </w:r>
+            <w:r>
+              <w:rPr>
+                <w:rFonts w:ascii="Calibri" w:hAnsi="Calibri"/>
+                <w:color w:val="000000"/>
+                <w:sz w:val="16"/>
+              </w:rPr>
+              <w:t xml:space="preserve"> </w:t>
+            </w:r>
+            <w:r>
+              <w:rPr>
+                <w:rFonts w:ascii="Calibri" w:hAnsi="Calibri"/>
+                <w:color w:val="000000"/>
+                <w:sz w:val="16"/>
+              </w:rPr>
+              <w:t xml:space="preserve">pero aún hay palabras que no conozco, </w:t>
+            </w:r>
+            <w:r>
+              <w:rPr>
+                <w:rFonts w:ascii="Calibri" w:hAnsi="Calibri"/>
+                <w:color w:val="000000"/>
+                <w:sz w:val="16"/>
+              </w:rPr>
+              <w:t>quiero ganar más fluidez oral.</w:t>
             </w:r>
           </w:p>
         </w:tc>
@@ -2718,7 +2482,7 @@
       <w:footerReference w:type="default" r:id="rId14"/>
       <w:headerReference w:type="first" r:id="rId15"/>
       <w:footerReference w:type="first" r:id="rId16"/>
-      <w:pgSz w:w="12240" w:h="15840" w:orient="portrait" w:code="1"/>
+      <w:pgSz w:w="12240" w:h="15840" w:code="1"/>
       <w:pgMar w:top="1440" w:right="1077" w:bottom="1134" w:left="1077" w:header="567" w:footer="465" w:gutter="0"/>
       <w:pgNumType w:start="0"/>
       <w:cols w:space="708"/>
@@ -2729,7 +2493,7 @@
 </file>
 
 <file path=word/endnotes.xml><?xml version="1.0" encoding="utf-8"?>
-<w:endnotes xmlns:wpc="http://schemas.microsoft.com/office/word/2010/wordprocessingCanvas" xmlns:cx="http://schemas.microsoft.com/office/drawing/2014/chartex" xmlns:mc="http://schemas.openxmlformats.org/markup-compatibility/2006" xmlns:o="urn:schemas-microsoft-com:office:office" xmlns:r="http://schemas.openxmlformats.org/officeDocument/2006/relationships" xmlns:m="http://schemas.openxmlformats.org/officeDocument/2006/math" xmlns:v="urn:schemas-microsoft-com:vml" xmlns:wp14="http://schemas.microsoft.com/office/word/2010/wordprocessingDrawing" xmlns:wp="http://schemas.openxmlformats.org/drawingml/2006/wordprocessingDrawing" xmlns:w10="urn:schemas-microsoft-com:office:word" xmlns:w="http://schemas.openxmlformats.org/wordprocessingml/2006/main" xmlns:w14="http://schemas.microsoft.com/office/word/2010/wordml" xmlns:w15="http://schemas.microsoft.com/office/word/2012/wordml" xmlns:w16se="http://schemas.microsoft.com/office/word/2015/wordml/symex" xmlns:wpg="http://schemas.microsoft.com/office/word/2010/wordprocessingGroup" xmlns:wpi="http://schemas.microsoft.com/office/word/2010/wordprocessingInk" xmlns:wne="http://schemas.microsoft.com/office/word/2006/wordml" xmlns:wps="http://schemas.microsoft.com/office/word/2010/wordprocessingShape" mc:Ignorable="w14 w15 w16se wp14">
+<w:endnotes xmlns:wpc="http://schemas.microsoft.com/office/word/2010/wordprocessingCanvas" xmlns:cx="http://schemas.microsoft.com/office/drawing/2014/chartex" xmlns:cx1="http://schemas.microsoft.com/office/drawing/2015/9/8/chartex" xmlns:cx2="http://schemas.microsoft.com/office/drawing/2015/10/21/chartex" xmlns:cx3="http://schemas.microsoft.com/office/drawing/2016/5/9/chartex" xmlns:cx4="http://schemas.microsoft.com/office/drawing/2016/5/10/chartex" xmlns:cx5="http://schemas.microsoft.com/office/drawing/2016/5/11/chartex" xmlns:cx6="http://schemas.microsoft.com/office/drawing/2016/5/12/chartex" xmlns:cx7="http://schemas.microsoft.com/office/drawing/2016/5/13/chartex" xmlns:cx8="http://schemas.microsoft.com/office/drawing/2016/5/14/chartex" xmlns:mc="http://schemas.openxmlformats.org/markup-compatibility/2006" xmlns:aink="http://schemas.microsoft.com/office/drawing/2016/ink" xmlns:am3d="http://schemas.microsoft.com/office/drawing/2017/model3d" xmlns:o="urn:schemas-microsoft-com:office:office" xmlns:oel="http://schemas.microsoft.com/office/2019/extlst" xmlns:r="http://schemas.openxmlformats.org/officeDocument/2006/relationships" xmlns:m="http://schemas.openxmlformats.org/officeDocument/2006/math" xmlns:v="urn:schemas-microsoft-com:vml" xmlns:wp14="http://schemas.microsoft.com/office/word/2010/wordprocessingDrawing" xmlns:wp="http://schemas.openxmlformats.org/drawingml/2006/wordprocessingDrawing" xmlns:w10="urn:schemas-microsoft-com:office:word" xmlns:w="http://schemas.openxmlformats.org/wordprocessingml/2006/main" xmlns:w14="http://schemas.microsoft.com/office/word/2010/wordml" xmlns:w15="http://schemas.microsoft.com/office/word/2012/wordml" xmlns:w16cex="http://schemas.microsoft.com/office/word/2018/wordml/cex" xmlns:w16cid="http://schemas.microsoft.com/office/word/2016/wordml/cid" xmlns:w16="http://schemas.microsoft.com/office/word/2018/wordml" xmlns:w16du="http://schemas.microsoft.com/office/word/2023/wordml/word16du" xmlns:w16sdtdh="http://schemas.microsoft.com/office/word/2020/wordml/sdtdatahash" xmlns:w16sdtfl="http://schemas.microsoft.com/office/word/2024/wordml/sdtformatlock" xmlns:w16se="http://schemas.microsoft.com/office/word/2015/wordml/symex" xmlns:wpg="http://schemas.microsoft.com/office/word/2010/wordprocessingGroup" xmlns:wpi="http://schemas.microsoft.com/office/word/2010/wordprocessingInk" xmlns:wne="http://schemas.microsoft.com/office/word/2006/wordml" xmlns:wps="http://schemas.microsoft.com/office/word/2010/wordprocessingShape" mc:Ignorable="w14 w15 w16se w16cid w16 w16cex w16sdtdh w16sdtfl w16du wp14">
   <w:endnote w:type="separator" w:id="-1">
     <w:p>
       <w:pPr>
@@ -2754,7 +2518,7 @@
 </file>
 
 <file path=word/footer1.xml><?xml version="1.0" encoding="utf-8"?>
-<w:ftr xmlns:wpc="http://schemas.microsoft.com/office/word/2010/wordprocessingCanvas" xmlns:cx="http://schemas.microsoft.com/office/drawing/2014/chartex" xmlns:mc="http://schemas.openxmlformats.org/markup-compatibility/2006" xmlns:o="urn:schemas-microsoft-com:office:office" xmlns:r="http://schemas.openxmlformats.org/officeDocument/2006/relationships" xmlns:m="http://schemas.openxmlformats.org/officeDocument/2006/math" xmlns:v="urn:schemas-microsoft-com:vml" xmlns:wp14="http://schemas.microsoft.com/office/word/2010/wordprocessingDrawing" xmlns:wp="http://schemas.openxmlformats.org/drawingml/2006/wordprocessingDrawing" xmlns:w10="urn:schemas-microsoft-com:office:word" xmlns:w="http://schemas.openxmlformats.org/wordprocessingml/2006/main" xmlns:w14="http://schemas.microsoft.com/office/word/2010/wordml" xmlns:w15="http://schemas.microsoft.com/office/word/2012/wordml" xmlns:w16se="http://schemas.microsoft.com/office/word/2015/wordml/symex" xmlns:wpg="http://schemas.microsoft.com/office/word/2010/wordprocessingGroup" xmlns:wpi="http://schemas.microsoft.com/office/word/2010/wordprocessingInk" xmlns:wne="http://schemas.microsoft.com/office/word/2006/wordml" xmlns:wps="http://schemas.microsoft.com/office/word/2010/wordprocessingShape" mc:Ignorable="w14 w15 w16se wp14">
+<w:ftr xmlns:wpc="http://schemas.microsoft.com/office/word/2010/wordprocessingCanvas" xmlns:cx="http://schemas.microsoft.com/office/drawing/2014/chartex" xmlns:cx1="http://schemas.microsoft.com/office/drawing/2015/9/8/chartex" xmlns:cx2="http://schemas.microsoft.com/office/drawing/2015/10/21/chartex" xmlns:cx3="http://schemas.microsoft.com/office/drawing/2016/5/9/chartex" xmlns:cx4="http://schemas.microsoft.com/office/drawing/2016/5/10/chartex" xmlns:cx5="http://schemas.microsoft.com/office/drawing/2016/5/11/chartex" xmlns:cx6="http://schemas.microsoft.com/office/drawing/2016/5/12/chartex" xmlns:cx7="http://schemas.microsoft.com/office/drawing/2016/5/13/chartex" xmlns:cx8="http://schemas.microsoft.com/office/drawing/2016/5/14/chartex" xmlns:mc="http://schemas.openxmlformats.org/markup-compatibility/2006" xmlns:aink="http://schemas.microsoft.com/office/drawing/2016/ink" xmlns:am3d="http://schemas.microsoft.com/office/drawing/2017/model3d" xmlns:o="urn:schemas-microsoft-com:office:office" xmlns:oel="http://schemas.microsoft.com/office/2019/extlst" xmlns:r="http://schemas.openxmlformats.org/officeDocument/2006/relationships" xmlns:m="http://schemas.openxmlformats.org/officeDocument/2006/math" xmlns:v="urn:schemas-microsoft-com:vml" xmlns:wp14="http://schemas.microsoft.com/office/word/2010/wordprocessingDrawing" xmlns:wp="http://schemas.openxmlformats.org/drawingml/2006/wordprocessingDrawing" xmlns:w10="urn:schemas-microsoft-com:office:word" xmlns:w="http://schemas.openxmlformats.org/wordprocessingml/2006/main" xmlns:w14="http://schemas.microsoft.com/office/word/2010/wordml" xmlns:w15="http://schemas.microsoft.com/office/word/2012/wordml" xmlns:w16cex="http://schemas.microsoft.com/office/word/2018/wordml/cex" xmlns:w16cid="http://schemas.microsoft.com/office/word/2016/wordml/cid" xmlns:w16="http://schemas.microsoft.com/office/word/2018/wordml" xmlns:w16du="http://schemas.microsoft.com/office/word/2023/wordml/word16du" xmlns:w16sdtdh="http://schemas.microsoft.com/office/word/2020/wordml/sdtdatahash" xmlns:w16sdtfl="http://schemas.microsoft.com/office/word/2024/wordml/sdtformatlock" xmlns:w16se="http://schemas.microsoft.com/office/word/2015/wordml/symex" xmlns:wpg="http://schemas.microsoft.com/office/word/2010/wordprocessingGroup" xmlns:wpi="http://schemas.microsoft.com/office/word/2010/wordprocessingInk" xmlns:wne="http://schemas.microsoft.com/office/word/2006/wordml" xmlns:wps="http://schemas.microsoft.com/office/word/2010/wordprocessingShape" mc:Ignorable="w14 w15 w16se w16cid w16 w16cex w16sdtdh w16sdtfl w16du wp14">
   <w:p>
     <w:pPr>
       <w:pStyle w:val="Piedepgina"/>
@@ -2764,7 +2528,7 @@
 </file>
 
 <file path=word/footer2.xml><?xml version="1.0" encoding="utf-8"?>
-<w:ftr xmlns:wpc="http://schemas.microsoft.com/office/word/2010/wordprocessingCanvas" xmlns:cx="http://schemas.microsoft.com/office/drawing/2014/chartex" xmlns:mc="http://schemas.openxmlformats.org/markup-compatibility/2006" xmlns:o="urn:schemas-microsoft-com:office:office" xmlns:r="http://schemas.openxmlformats.org/officeDocument/2006/relationships" xmlns:m="http://schemas.openxmlformats.org/officeDocument/2006/math" xmlns:v="urn:schemas-microsoft-com:vml" xmlns:wp14="http://schemas.microsoft.com/office/word/2010/wordprocessingDrawing" xmlns:wp="http://schemas.openxmlformats.org/drawingml/2006/wordprocessingDrawing" xmlns:w10="urn:schemas-microsoft-com:office:word" xmlns:w="http://schemas.openxmlformats.org/wordprocessingml/2006/main" xmlns:w14="http://schemas.microsoft.com/office/word/2010/wordml" xmlns:w15="http://schemas.microsoft.com/office/word/2012/wordml" xmlns:w16se="http://schemas.microsoft.com/office/word/2015/wordml/symex" xmlns:wpg="http://schemas.microsoft.com/office/word/2010/wordprocessingGroup" xmlns:wpi="http://schemas.microsoft.com/office/word/2010/wordprocessingInk" xmlns:wne="http://schemas.microsoft.com/office/word/2006/wordml" xmlns:wps="http://schemas.microsoft.com/office/word/2010/wordprocessingShape" xmlns:a="http://schemas.openxmlformats.org/drawingml/2006/main" xmlns:a14="http://schemas.microsoft.com/office/drawing/2010/main" mc:Ignorable="w14 w15 w16se wp14">
+<w:ftr xmlns:wpc="http://schemas.microsoft.com/office/word/2010/wordprocessingCanvas" xmlns:cx="http://schemas.microsoft.com/office/drawing/2014/chartex" xmlns:cx1="http://schemas.microsoft.com/office/drawing/2015/9/8/chartex" xmlns:cx2="http://schemas.microsoft.com/office/drawing/2015/10/21/chartex" xmlns:cx3="http://schemas.microsoft.com/office/drawing/2016/5/9/chartex" xmlns:cx4="http://schemas.microsoft.com/office/drawing/2016/5/10/chartex" xmlns:cx5="http://schemas.microsoft.com/office/drawing/2016/5/11/chartex" xmlns:cx6="http://schemas.microsoft.com/office/drawing/2016/5/12/chartex" xmlns:cx7="http://schemas.microsoft.com/office/drawing/2016/5/13/chartex" xmlns:cx8="http://schemas.microsoft.com/office/drawing/2016/5/14/chartex" xmlns:mc="http://schemas.openxmlformats.org/markup-compatibility/2006" xmlns:aink="http://schemas.microsoft.com/office/drawing/2016/ink" xmlns:am3d="http://schemas.microsoft.com/office/drawing/2017/model3d" xmlns:o="urn:schemas-microsoft-com:office:office" xmlns:oel="http://schemas.microsoft.com/office/2019/extlst" xmlns:r="http://schemas.openxmlformats.org/officeDocument/2006/relationships" xmlns:m="http://schemas.openxmlformats.org/officeDocument/2006/math" xmlns:v="urn:schemas-microsoft-com:vml" xmlns:wp14="http://schemas.microsoft.com/office/word/2010/wordprocessingDrawing" xmlns:wp="http://schemas.openxmlformats.org/drawingml/2006/wordprocessingDrawing" xmlns:w10="urn:schemas-microsoft-com:office:word" xmlns:w="http://schemas.openxmlformats.org/wordprocessingml/2006/main" xmlns:w14="http://schemas.microsoft.com/office/word/2010/wordml" xmlns:w15="http://schemas.microsoft.com/office/word/2012/wordml" xmlns:w16cex="http://schemas.microsoft.com/office/word/2018/wordml/cex" xmlns:w16cid="http://schemas.microsoft.com/office/word/2016/wordml/cid" xmlns:w16="http://schemas.microsoft.com/office/word/2018/wordml" xmlns:w16du="http://schemas.microsoft.com/office/word/2023/wordml/word16du" xmlns:w16sdtdh="http://schemas.microsoft.com/office/word/2020/wordml/sdtdatahash" xmlns:w16sdtfl="http://schemas.microsoft.com/office/word/2024/wordml/sdtformatlock" xmlns:w16se="http://schemas.microsoft.com/office/word/2015/wordml/symex" xmlns:wpg="http://schemas.microsoft.com/office/word/2010/wordprocessingGroup" xmlns:wpi="http://schemas.microsoft.com/office/word/2010/wordprocessingInk" xmlns:wne="http://schemas.microsoft.com/office/word/2006/wordml" xmlns:wps="http://schemas.microsoft.com/office/word/2010/wordprocessingShape" mc:Ignorable="w14 w15 w16se w16cid w16 w16cex w16sdtdh w16sdtfl w16du wp14">
   <w:sdt>
     <w:sdtPr>
       <w:id w:val="-1904276369"/>
@@ -2773,7 +2537,6 @@
         <w:docPartUnique/>
       </w:docPartObj>
     </w:sdtPr>
-    <w:sdtEndPr/>
     <w:sdtContent>
       <w:p>
         <w:pPr>
@@ -2983,7 +2746,7 @@
                 </wp:anchor>
               </w:drawing>
             </mc:Choice>
-            <mc:Fallback>
+            <mc:Fallback xmlns:a14="http://schemas.microsoft.com/office/drawing/2010/main" xmlns:a="http://schemas.openxmlformats.org/drawingml/2006/main">
               <w:pict>
                 <v:group id="Grupo 32" style="position:absolute;margin-left:0;margin-top:0;width:610.5pt;height:15pt;z-index:251659264;mso-width-percent:1000;mso-position-horizontal:center;mso-position-horizontal-relative:page;mso-position-vertical:center;mso-position-vertical-relative:bottom-margin-area;mso-width-percent:1000" coordsize="12255,300" coordorigin=",14970" o:spid="_x0000_s1026" w14:anchorId="51D00065" o:gfxdata="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">
                   <v:shapetype id="_x0000_t202" coordsize="21600,21600" o:spt="202" path="m,l,21600r21600,l21600,xe">
@@ -3052,7 +2815,7 @@
 </file>
 
 <file path=word/footer3.xml><?xml version="1.0" encoding="utf-8"?>
-<w:ftr xmlns:wpc="http://schemas.microsoft.com/office/word/2010/wordprocessingCanvas" xmlns:cx="http://schemas.microsoft.com/office/drawing/2014/chartex" xmlns:mc="http://schemas.openxmlformats.org/markup-compatibility/2006" xmlns:o="urn:schemas-microsoft-com:office:office" xmlns:r="http://schemas.openxmlformats.org/officeDocument/2006/relationships" xmlns:m="http://schemas.openxmlformats.org/officeDocument/2006/math" xmlns:v="urn:schemas-microsoft-com:vml" xmlns:wp14="http://schemas.microsoft.com/office/word/2010/wordprocessingDrawing" xmlns:wp="http://schemas.openxmlformats.org/drawingml/2006/wordprocessingDrawing" xmlns:w10="urn:schemas-microsoft-com:office:word" xmlns:w="http://schemas.openxmlformats.org/wordprocessingml/2006/main" xmlns:w14="http://schemas.microsoft.com/office/word/2010/wordml" xmlns:w15="http://schemas.microsoft.com/office/word/2012/wordml" xmlns:w16se="http://schemas.microsoft.com/office/word/2015/wordml/symex" xmlns:wpg="http://schemas.microsoft.com/office/word/2010/wordprocessingGroup" xmlns:wpi="http://schemas.microsoft.com/office/word/2010/wordprocessingInk" xmlns:wne="http://schemas.microsoft.com/office/word/2006/wordml" xmlns:wps="http://schemas.microsoft.com/office/word/2010/wordprocessingShape" mc:Ignorable="w14 w15 w16se wp14">
+<w:ftr xmlns:wpc="http://schemas.microsoft.com/office/word/2010/wordprocessingCanvas" xmlns:cx="http://schemas.microsoft.com/office/drawing/2014/chartex" xmlns:cx1="http://schemas.microsoft.com/office/drawing/2015/9/8/chartex" xmlns:cx2="http://schemas.microsoft.com/office/drawing/2015/10/21/chartex" xmlns:cx3="http://schemas.microsoft.com/office/drawing/2016/5/9/chartex" xmlns:cx4="http://schemas.microsoft.com/office/drawing/2016/5/10/chartex" xmlns:cx5="http://schemas.microsoft.com/office/drawing/2016/5/11/chartex" xmlns:cx6="http://schemas.microsoft.com/office/drawing/2016/5/12/chartex" xmlns:cx7="http://schemas.microsoft.com/office/drawing/2016/5/13/chartex" xmlns:cx8="http://schemas.microsoft.com/office/drawing/2016/5/14/chartex" xmlns:mc="http://schemas.openxmlformats.org/markup-compatibility/2006" xmlns:aink="http://schemas.microsoft.com/office/drawing/2016/ink" xmlns:am3d="http://schemas.microsoft.com/office/drawing/2017/model3d" xmlns:o="urn:schemas-microsoft-com:office:office" xmlns:oel="http://schemas.microsoft.com/office/2019/extlst" xmlns:r="http://schemas.openxmlformats.org/officeDocument/2006/relationships" xmlns:m="http://schemas.openxmlformats.org/officeDocument/2006/math" xmlns:v="urn:schemas-microsoft-com:vml" xmlns:wp14="http://schemas.microsoft.com/office/word/2010/wordprocessingDrawing" xmlns:wp="http://schemas.openxmlformats.org/drawingml/2006/wordprocessingDrawing" xmlns:w10="urn:schemas-microsoft-com:office:word" xmlns:w="http://schemas.openxmlformats.org/wordprocessingml/2006/main" xmlns:w14="http://schemas.microsoft.com/office/word/2010/wordml" xmlns:w15="http://schemas.microsoft.com/office/word/2012/wordml" xmlns:w16cex="http://schemas.microsoft.com/office/word/2018/wordml/cex" xmlns:w16cid="http://schemas.microsoft.com/office/word/2016/wordml/cid" xmlns:w16="http://schemas.microsoft.com/office/word/2018/wordml" xmlns:w16du="http://schemas.microsoft.com/office/word/2023/wordml/word16du" xmlns:w16sdtdh="http://schemas.microsoft.com/office/word/2020/wordml/sdtdatahash" xmlns:w16sdtfl="http://schemas.microsoft.com/office/word/2024/wordml/sdtformatlock" xmlns:w16se="http://schemas.microsoft.com/office/word/2015/wordml/symex" xmlns:wpg="http://schemas.microsoft.com/office/word/2010/wordprocessingGroup" xmlns:wpi="http://schemas.microsoft.com/office/word/2010/wordprocessingInk" xmlns:wne="http://schemas.microsoft.com/office/word/2006/wordml" xmlns:wps="http://schemas.microsoft.com/office/word/2010/wordprocessingShape" mc:Ignorable="w14 w15 w16se w16cid w16 w16cex w16sdtdh w16sdtfl w16du wp14">
   <w:p>
     <w:pPr>
       <w:pStyle w:val="Piedepgina"/>
@@ -3062,7 +2825,7 @@
 </file>
 
 <file path=word/footnotes.xml><?xml version="1.0" encoding="utf-8"?>
-<w:footnotes xmlns:wpc="http://schemas.microsoft.com/office/word/2010/wordprocessingCanvas" xmlns:cx="http://schemas.microsoft.com/office/drawing/2014/chartex" xmlns:mc="http://schemas.openxmlformats.org/markup-compatibility/2006" xmlns:o="urn:schemas-microsoft-com:office:office" xmlns:r="http://schemas.openxmlformats.org/officeDocument/2006/relationships" xmlns:m="http://schemas.openxmlformats.org/officeDocument/2006/math" xmlns:v="urn:schemas-microsoft-com:vml" xmlns:wp14="http://schemas.microsoft.com/office/word/2010/wordprocessingDrawing" xmlns:wp="http://schemas.openxmlformats.org/drawingml/2006/wordprocessingDrawing" xmlns:w10="urn:schemas-microsoft-com:office:word" xmlns:w="http://schemas.openxmlformats.org/wordprocessingml/2006/main" xmlns:w14="http://schemas.microsoft.com/office/word/2010/wordml" xmlns:w15="http://schemas.microsoft.com/office/word/2012/wordml" xmlns:w16se="http://schemas.microsoft.com/office/word/2015/wordml/symex" xmlns:wpg="http://schemas.microsoft.com/office/word/2010/wordprocessingGroup" xmlns:wpi="http://schemas.microsoft.com/office/word/2010/wordprocessingInk" xmlns:wne="http://schemas.microsoft.com/office/word/2006/wordml" xmlns:wps="http://schemas.microsoft.com/office/word/2010/wordprocessingShape" mc:Ignorable="w14 w15 w16se wp14">
+<w:footnotes xmlns:wpc="http://schemas.microsoft.com/office/word/2010/wordprocessingCanvas" xmlns:cx="http://schemas.microsoft.com/office/drawing/2014/chartex" xmlns:cx1="http://schemas.microsoft.com/office/drawing/2015/9/8/chartex" xmlns:cx2="http://schemas.microsoft.com/office/drawing/2015/10/21/chartex" xmlns:cx3="http://schemas.microsoft.com/office/drawing/2016/5/9/chartex" xmlns:cx4="http://schemas.microsoft.com/office/drawing/2016/5/10/chartex" xmlns:cx5="http://schemas.microsoft.com/office/drawing/2016/5/11/chartex" xmlns:cx6="http://schemas.microsoft.com/office/drawing/2016/5/12/chartex" xmlns:cx7="http://schemas.microsoft.com/office/drawing/2016/5/13/chartex" xmlns:cx8="http://schemas.microsoft.com/office/drawing/2016/5/14/chartex" xmlns:mc="http://schemas.openxmlformats.org/markup-compatibility/2006" xmlns:aink="http://schemas.microsoft.com/office/drawing/2016/ink" xmlns:am3d="http://schemas.microsoft.com/office/drawing/2017/model3d" xmlns:o="urn:schemas-microsoft-com:office:office" xmlns:oel="http://schemas.microsoft.com/office/2019/extlst" xmlns:r="http://schemas.openxmlformats.org/officeDocument/2006/relationships" xmlns:m="http://schemas.openxmlformats.org/officeDocument/2006/math" xmlns:v="urn:schemas-microsoft-com:vml" xmlns:wp14="http://schemas.microsoft.com/office/word/2010/wordprocessingDrawing" xmlns:wp="http://schemas.openxmlformats.org/drawingml/2006/wordprocessingDrawing" xmlns:w10="urn:schemas-microsoft-com:office:word" xmlns:w="http://schemas.openxmlformats.org/wordprocessingml/2006/main" xmlns:w14="http://schemas.microsoft.com/office/word/2010/wordml" xmlns:w15="http://schemas.microsoft.com/office/word/2012/wordml" xmlns:w16cex="http://schemas.microsoft.com/office/word/2018/wordml/cex" xmlns:w16cid="http://schemas.microsoft.com/office/word/2016/wordml/cid" xmlns:w16="http://schemas.microsoft.com/office/word/2018/wordml" xmlns:w16du="http://schemas.microsoft.com/office/word/2023/wordml/word16du" xmlns:w16sdtdh="http://schemas.microsoft.com/office/word/2020/wordml/sdtdatahash" xmlns:w16sdtfl="http://schemas.microsoft.com/office/word/2024/wordml/sdtformatlock" xmlns:w16se="http://schemas.microsoft.com/office/word/2015/wordml/symex" xmlns:wpg="http://schemas.microsoft.com/office/word/2010/wordprocessingGroup" xmlns:wpi="http://schemas.microsoft.com/office/word/2010/wordprocessingInk" xmlns:wne="http://schemas.microsoft.com/office/word/2006/wordml" xmlns:wps="http://schemas.microsoft.com/office/word/2010/wordprocessingShape" mc:Ignorable="w14 w15 w16se w16cid w16 w16cex w16sdtdh w16sdtfl w16du wp14">
   <w:footnote w:type="separator" w:id="-1">
     <w:p>
       <w:pPr>
@@ -3087,7 +2850,7 @@
 </file>
 
 <file path=word/header1.xml><?xml version="1.0" encoding="utf-8"?>
-<w:hdr xmlns:wpc="http://schemas.microsoft.com/office/word/2010/wordprocessingCanvas" xmlns:cx="http://schemas.microsoft.com/office/drawing/2014/chartex" xmlns:mc="http://schemas.openxmlformats.org/markup-compatibility/2006" xmlns:o="urn:schemas-microsoft-com:office:office" xmlns:r="http://schemas.openxmlformats.org/officeDocument/2006/relationships" xmlns:m="http://schemas.openxmlformats.org/officeDocument/2006/math" xmlns:v="urn:schemas-microsoft-com:vml" xmlns:wp14="http://schemas.microsoft.com/office/word/2010/wordprocessingDrawing" xmlns:wp="http://schemas.openxmlformats.org/drawingml/2006/wordprocessingDrawing" xmlns:w10="urn:schemas-microsoft-com:office:word" xmlns:w="http://schemas.openxmlformats.org/wordprocessingml/2006/main" xmlns:w14="http://schemas.microsoft.com/office/word/2010/wordml" xmlns:w15="http://schemas.microsoft.com/office/word/2012/wordml" xmlns:w16se="http://schemas.microsoft.com/office/word/2015/wordml/symex" xmlns:wpg="http://schemas.microsoft.com/office/word/2010/wordprocessingGroup" xmlns:wpi="http://schemas.microsoft.com/office/word/2010/wordprocessingInk" xmlns:wne="http://schemas.microsoft.com/office/word/2006/wordml" xmlns:wps="http://schemas.microsoft.com/office/word/2010/wordprocessingShape" mc:Ignorable="w14 w15 w16se wp14">
+<w:hdr xmlns:wpc="http://schemas.microsoft.com/office/word/2010/wordprocessingCanvas" xmlns:cx="http://schemas.microsoft.com/office/drawing/2014/chartex" xmlns:cx1="http://schemas.microsoft.com/office/drawing/2015/9/8/chartex" xmlns:cx2="http://schemas.microsoft.com/office/drawing/2015/10/21/chartex" xmlns:cx3="http://schemas.microsoft.com/office/drawing/2016/5/9/chartex" xmlns:cx4="http://schemas.microsoft.com/office/drawing/2016/5/10/chartex" xmlns:cx5="http://schemas.microsoft.com/office/drawing/2016/5/11/chartex" xmlns:cx6="http://schemas.microsoft.com/office/drawing/2016/5/12/chartex" xmlns:cx7="http://schemas.microsoft.com/office/drawing/2016/5/13/chartex" xmlns:cx8="http://schemas.microsoft.com/office/drawing/2016/5/14/chartex" xmlns:mc="http://schemas.openxmlformats.org/markup-compatibility/2006" xmlns:aink="http://schemas.microsoft.com/office/drawing/2016/ink" xmlns:am3d="http://schemas.microsoft.com/office/drawing/2017/model3d" xmlns:o="urn:schemas-microsoft-com:office:office" xmlns:oel="http://schemas.microsoft.com/office/2019/extlst" xmlns:r="http://schemas.openxmlformats.org/officeDocument/2006/relationships" xmlns:m="http://schemas.openxmlformats.org/officeDocument/2006/math" xmlns:v="urn:schemas-microsoft-com:vml" xmlns:wp14="http://schemas.microsoft.com/office/word/2010/wordprocessingDrawing" xmlns:wp="http://schemas.openxmlformats.org/drawingml/2006/wordprocessingDrawing" xmlns:w10="urn:schemas-microsoft-com:office:word" xmlns:w="http://schemas.openxmlformats.org/wordprocessingml/2006/main" xmlns:w14="http://schemas.microsoft.com/office/word/2010/wordml" xmlns:w15="http://schemas.microsoft.com/office/word/2012/wordml" xmlns:w16cex="http://schemas.microsoft.com/office/word/2018/wordml/cex" xmlns:w16cid="http://schemas.microsoft.com/office/word/2016/wordml/cid" xmlns:w16="http://schemas.microsoft.com/office/word/2018/wordml" xmlns:w16du="http://schemas.microsoft.com/office/word/2023/wordml/word16du" xmlns:w16sdtdh="http://schemas.microsoft.com/office/word/2020/wordml/sdtdatahash" xmlns:w16sdtfl="http://schemas.microsoft.com/office/word/2024/wordml/sdtformatlock" xmlns:w16se="http://schemas.microsoft.com/office/word/2015/wordml/symex" xmlns:wpg="http://schemas.microsoft.com/office/word/2010/wordprocessingGroup" xmlns:wpi="http://schemas.microsoft.com/office/word/2010/wordprocessingInk" xmlns:wne="http://schemas.microsoft.com/office/word/2006/wordml" xmlns:wps="http://schemas.microsoft.com/office/word/2010/wordprocessingShape" mc:Ignorable="w14 w15 w16se w16cid w16 w16cex w16sdtdh w16sdtfl w16du wp14">
   <w:p>
     <w:pPr>
       <w:pStyle w:val="Encabezado"/>
@@ -3097,7 +2860,7 @@
 </file>
 
 <file path=word/header2.xml><?xml version="1.0" encoding="utf-8"?>
-<w:hdr xmlns:wpc="http://schemas.microsoft.com/office/word/2010/wordprocessingCanvas" xmlns:cx="http://schemas.microsoft.com/office/drawing/2014/chartex" xmlns:mc="http://schemas.openxmlformats.org/markup-compatibility/2006" xmlns:o="urn:schemas-microsoft-com:office:office" xmlns:r="http://schemas.openxmlformats.org/officeDocument/2006/relationships" xmlns:m="http://schemas.openxmlformats.org/officeDocument/2006/math" xmlns:v="urn:schemas-microsoft-com:vml" xmlns:wp14="http://schemas.microsoft.com/office/word/2010/wordprocessingDrawing" xmlns:wp="http://schemas.openxmlformats.org/drawingml/2006/wordprocessingDrawing" xmlns:w10="urn:schemas-microsoft-com:office:word" xmlns:w="http://schemas.openxmlformats.org/wordprocessingml/2006/main" xmlns:w14="http://schemas.microsoft.com/office/word/2010/wordml" xmlns:w15="http://schemas.microsoft.com/office/word/2012/wordml" xmlns:w16se="http://schemas.microsoft.com/office/word/2015/wordml/symex" xmlns:wpg="http://schemas.microsoft.com/office/word/2010/wordprocessingGroup" xmlns:wpi="http://schemas.microsoft.com/office/word/2010/wordprocessingInk" xmlns:wne="http://schemas.microsoft.com/office/word/2006/wordml" xmlns:wps="http://schemas.microsoft.com/office/word/2010/wordprocessingShape" xmlns:a="http://schemas.openxmlformats.org/drawingml/2006/main" xmlns:pic="http://schemas.openxmlformats.org/drawingml/2006/picture" xmlns:a14="http://schemas.microsoft.com/office/drawing/2010/main" mc:Ignorable="w14 w15 w16se wp14">
+<w:hdr xmlns:wpc="http://schemas.microsoft.com/office/word/2010/wordprocessingCanvas" xmlns:cx="http://schemas.microsoft.com/office/drawing/2014/chartex" xmlns:cx1="http://schemas.microsoft.com/office/drawing/2015/9/8/chartex" xmlns:cx2="http://schemas.microsoft.com/office/drawing/2015/10/21/chartex" xmlns:cx3="http://schemas.microsoft.com/office/drawing/2016/5/9/chartex" xmlns:cx4="http://schemas.microsoft.com/office/drawing/2016/5/10/chartex" xmlns:cx5="http://schemas.microsoft.com/office/drawing/2016/5/11/chartex" xmlns:cx6="http://schemas.microsoft.com/office/drawing/2016/5/12/chartex" xmlns:cx7="http://schemas.microsoft.com/office/drawing/2016/5/13/chartex" xmlns:cx8="http://schemas.microsoft.com/office/drawing/2016/5/14/chartex" xmlns:mc="http://schemas.openxmlformats.org/markup-compatibility/2006" xmlns:aink="http://schemas.microsoft.com/office/drawing/2016/ink" xmlns:am3d="http://schemas.microsoft.com/office/drawing/2017/model3d" xmlns:o="urn:schemas-microsoft-com:office:office" xmlns:oel="http://schemas.microsoft.com/office/2019/extlst" xmlns:r="http://schemas.openxmlformats.org/officeDocument/2006/relationships" xmlns:m="http://schemas.openxmlformats.org/officeDocument/2006/math" xmlns:v="urn:schemas-microsoft-com:vml" xmlns:wp14="http://schemas.microsoft.com/office/word/2010/wordprocessingDrawing" xmlns:wp="http://schemas.openxmlformats.org/drawingml/2006/wordprocessingDrawing" xmlns:w10="urn:schemas-microsoft-com:office:word" xmlns:w="http://schemas.openxmlformats.org/wordprocessingml/2006/main" xmlns:w14="http://schemas.microsoft.com/office/word/2010/wordml" xmlns:w15="http://schemas.microsoft.com/office/word/2012/wordml" xmlns:w16cex="http://schemas.microsoft.com/office/word/2018/wordml/cex" xmlns:w16cid="http://schemas.microsoft.com/office/word/2016/wordml/cid" xmlns:w16="http://schemas.microsoft.com/office/word/2018/wordml" xmlns:w16du="http://schemas.microsoft.com/office/word/2023/wordml/word16du" xmlns:w16sdtdh="http://schemas.microsoft.com/office/word/2020/wordml/sdtdatahash" xmlns:w16sdtfl="http://schemas.microsoft.com/office/word/2024/wordml/sdtformatlock" xmlns:w16se="http://schemas.microsoft.com/office/word/2015/wordml/symex" xmlns:wpg="http://schemas.microsoft.com/office/word/2010/wordprocessingGroup" xmlns:wpi="http://schemas.microsoft.com/office/word/2010/wordprocessingInk" xmlns:wne="http://schemas.microsoft.com/office/word/2006/wordml" xmlns:wps="http://schemas.microsoft.com/office/word/2010/wordprocessingShape" mc:Ignorable="w14 w15 w16se w16cid w16 w16cex w16sdtdh w16sdtfl w16du wp14">
   <w:tbl>
     <w:tblPr>
       <w:tblStyle w:val="Tablaconcuadrcula"/>
@@ -3125,7 +2888,7 @@
         <w:p>
           <w:pPr>
             <w:rPr>
-              <w:rFonts w:ascii="Century Gothic" w:hAnsi="Century Gothic" w:eastAsia="Century Gothic" w:cs="Century Gothic"/>
+              <w:rFonts w:ascii="Century Gothic" w:eastAsia="Century Gothic" w:hAnsi="Century Gothic" w:cs="Century Gothic"/>
               <w:b/>
               <w:color w:val="1D2763"/>
               <w:sz w:val="24"/>
@@ -3134,7 +2897,7 @@
           </w:pPr>
           <w:r>
             <w:rPr>
-              <w:rFonts w:ascii="Century Gothic" w:hAnsi="Century Gothic" w:eastAsia="Century Gothic" w:cs="Century Gothic"/>
+              <w:rFonts w:ascii="Century Gothic" w:eastAsia="Century Gothic" w:hAnsi="Century Gothic" w:cs="Century Gothic"/>
               <w:b/>
               <w:color w:val="1D2763"/>
               <w:sz w:val="24"/>
@@ -3144,7 +2907,7 @@
           </w:r>
           <w:r>
             <w:rPr>
-              <w:rFonts w:ascii="Century Gothic" w:hAnsi="Century Gothic" w:eastAsia="Century Gothic" w:cs="Century Gothic"/>
+              <w:rFonts w:ascii="Century Gothic" w:eastAsia="Century Gothic" w:hAnsi="Century Gothic" w:cs="Century Gothic"/>
               <w:b/>
               <w:color w:val="1D2763"/>
               <w:sz w:val="24"/>
@@ -3156,7 +2919,7 @@
         <w:p>
           <w:pPr>
             <w:rPr>
-              <w:rFonts w:ascii="Century Gothic" w:hAnsi="Century Gothic" w:eastAsiaTheme="minorEastAsia"/>
+              <w:rFonts w:ascii="Century Gothic" w:eastAsiaTheme="minorEastAsia" w:hAnsi="Century Gothic"/>
               <w:sz w:val="2"/>
               <w:szCs w:val="2"/>
               <w:lang w:val="es-ES_tradnl" w:eastAsia="es-ES"/>
@@ -3164,7 +2927,7 @@
           </w:pPr>
           <w:r>
             <w:rPr>
-              <w:rFonts w:ascii="Century Gothic" w:hAnsi="Century Gothic" w:eastAsia="Century Gothic" w:cs="Century Gothic"/>
+              <w:rFonts w:ascii="Century Gothic" w:eastAsia="Century Gothic" w:hAnsi="Century Gothic" w:cs="Century Gothic"/>
               <w:b/>
               <w:color w:val="1D2763"/>
               <w:sz w:val="24"/>
@@ -3188,7 +2951,7 @@
           <w:pPr>
             <w:jc w:val="right"/>
             <w:rPr>
-              <w:rFonts w:ascii="Century Gothic" w:hAnsi="Century Gothic" w:eastAsiaTheme="minorEastAsia"/>
+              <w:rFonts w:ascii="Century Gothic" w:eastAsiaTheme="minorEastAsia" w:hAnsi="Century Gothic"/>
               <w:b/>
               <w:sz w:val="30"/>
               <w:szCs w:val="30"/>
@@ -3258,7 +3021,7 @@
 </file>
 
 <file path=word/header3.xml><?xml version="1.0" encoding="utf-8"?>
-<w:hdr xmlns:wpc="http://schemas.microsoft.com/office/word/2010/wordprocessingCanvas" xmlns:cx="http://schemas.microsoft.com/office/drawing/2014/chartex" xmlns:mc="http://schemas.openxmlformats.org/markup-compatibility/2006" xmlns:o="urn:schemas-microsoft-com:office:office" xmlns:r="http://schemas.openxmlformats.org/officeDocument/2006/relationships" xmlns:m="http://schemas.openxmlformats.org/officeDocument/2006/math" xmlns:v="urn:schemas-microsoft-com:vml" xmlns:wp14="http://schemas.microsoft.com/office/word/2010/wordprocessingDrawing" xmlns:wp="http://schemas.openxmlformats.org/drawingml/2006/wordprocessingDrawing" xmlns:w10="urn:schemas-microsoft-com:office:word" xmlns:w="http://schemas.openxmlformats.org/wordprocessingml/2006/main" xmlns:w14="http://schemas.microsoft.com/office/word/2010/wordml" xmlns:w15="http://schemas.microsoft.com/office/word/2012/wordml" xmlns:w16se="http://schemas.microsoft.com/office/word/2015/wordml/symex" xmlns:wpg="http://schemas.microsoft.com/office/word/2010/wordprocessingGroup" xmlns:wpi="http://schemas.microsoft.com/office/word/2010/wordprocessingInk" xmlns:wne="http://schemas.microsoft.com/office/word/2006/wordml" xmlns:wps="http://schemas.microsoft.com/office/word/2010/wordprocessingShape" xmlns:a="http://schemas.openxmlformats.org/drawingml/2006/main" xmlns:pic="http://schemas.openxmlformats.org/drawingml/2006/picture" xmlns:a14="http://schemas.microsoft.com/office/drawing/2010/main" mc:Ignorable="w14 w15 w16se wp14">
+<w:hdr xmlns:wpc="http://schemas.microsoft.com/office/word/2010/wordprocessingCanvas" xmlns:cx="http://schemas.microsoft.com/office/drawing/2014/chartex" xmlns:cx1="http://schemas.microsoft.com/office/drawing/2015/9/8/chartex" xmlns:cx2="http://schemas.microsoft.com/office/drawing/2015/10/21/chartex" xmlns:cx3="http://schemas.microsoft.com/office/drawing/2016/5/9/chartex" xmlns:cx4="http://schemas.microsoft.com/office/drawing/2016/5/10/chartex" xmlns:cx5="http://schemas.microsoft.com/office/drawing/2016/5/11/chartex" xmlns:cx6="http://schemas.microsoft.com/office/drawing/2016/5/12/chartex" xmlns:cx7="http://schemas.microsoft.com/office/drawing/2016/5/13/chartex" xmlns:cx8="http://schemas.microsoft.com/office/drawing/2016/5/14/chartex" xmlns:mc="http://schemas.openxmlformats.org/markup-compatibility/2006" xmlns:aink="http://schemas.microsoft.com/office/drawing/2016/ink" xmlns:am3d="http://schemas.microsoft.com/office/drawing/2017/model3d" xmlns:o="urn:schemas-microsoft-com:office:office" xmlns:oel="http://schemas.microsoft.com/office/2019/extlst" xmlns:r="http://schemas.openxmlformats.org/officeDocument/2006/relationships" xmlns:m="http://schemas.openxmlformats.org/officeDocument/2006/math" xmlns:v="urn:schemas-microsoft-com:vml" xmlns:wp14="http://schemas.microsoft.com/office/word/2010/wordprocessingDrawing" xmlns:wp="http://schemas.openxmlformats.org/drawingml/2006/wordprocessingDrawing" xmlns:w10="urn:schemas-microsoft-com:office:word" xmlns:w="http://schemas.openxmlformats.org/wordprocessingml/2006/main" xmlns:w14="http://schemas.microsoft.com/office/word/2010/wordml" xmlns:w15="http://schemas.microsoft.com/office/word/2012/wordml" xmlns:w16cex="http://schemas.microsoft.com/office/word/2018/wordml/cex" xmlns:w16cid="http://schemas.microsoft.com/office/word/2016/wordml/cid" xmlns:w16="http://schemas.microsoft.com/office/word/2018/wordml" xmlns:w16du="http://schemas.microsoft.com/office/word/2023/wordml/word16du" xmlns:w16sdtdh="http://schemas.microsoft.com/office/word/2020/wordml/sdtdatahash" xmlns:w16sdtfl="http://schemas.microsoft.com/office/word/2024/wordml/sdtformatlock" xmlns:w16se="http://schemas.microsoft.com/office/word/2015/wordml/symex" xmlns:wpg="http://schemas.microsoft.com/office/word/2010/wordprocessingGroup" xmlns:wpi="http://schemas.microsoft.com/office/word/2010/wordprocessingInk" xmlns:wne="http://schemas.microsoft.com/office/word/2006/wordml" xmlns:wps="http://schemas.microsoft.com/office/word/2010/wordprocessingShape" mc:Ignorable="w14 w15 w16se w16cid w16 w16cex w16sdtdh w16sdtfl w16du wp14">
   <w:tbl>
     <w:tblPr>
       <w:tblStyle w:val="Tablaconcuadrcula"/>
@@ -3287,7 +3050,7 @@
         <w:p>
           <w:pPr>
             <w:rPr>
-              <w:rFonts w:ascii="Century Gothic" w:hAnsi="Century Gothic" w:eastAsiaTheme="minorEastAsia"/>
+              <w:rFonts w:ascii="Century Gothic" w:eastAsiaTheme="minorEastAsia" w:hAnsi="Century Gothic"/>
               <w:b/>
               <w:sz w:val="30"/>
               <w:szCs w:val="30"/>
@@ -3296,7 +3059,7 @@
           </w:pPr>
           <w:r>
             <w:rPr>
-              <w:rFonts w:ascii="Century Gothic" w:hAnsi="Century Gothic" w:eastAsiaTheme="minorEastAsia"/>
+              <w:rFonts w:ascii="Century Gothic" w:eastAsiaTheme="minorEastAsia" w:hAnsi="Century Gothic"/>
               <w:b/>
               <w:noProof/>
               <w:sz w:val="30"/>
@@ -3367,7 +3130,7 @@
         <w:p>
           <w:pPr>
             <w:rPr>
-              <w:rFonts w:ascii="Century Gothic" w:hAnsi="Century Gothic" w:eastAsiaTheme="minorEastAsia"/>
+              <w:rFonts w:ascii="Century Gothic" w:eastAsiaTheme="minorEastAsia" w:hAnsi="Century Gothic"/>
               <w:b/>
               <w:color w:val="1D2763"/>
               <w:sz w:val="24"/>
@@ -3377,7 +3140,7 @@
           </w:pPr>
           <w:r>
             <w:rPr>
-              <w:rFonts w:ascii="Century Gothic" w:hAnsi="Century Gothic" w:eastAsiaTheme="minorEastAsia"/>
+              <w:rFonts w:ascii="Century Gothic" w:eastAsiaTheme="minorEastAsia" w:hAnsi="Century Gothic"/>
               <w:b/>
               <w:color w:val="1D2763"/>
               <w:sz w:val="24"/>
@@ -3390,7 +3153,7 @@
         <w:p>
           <w:pPr>
             <w:rPr>
-              <w:rFonts w:ascii="Century Gothic" w:hAnsi="Century Gothic" w:eastAsia="Century Gothic" w:cs="Century Gothic"/>
+              <w:rFonts w:ascii="Century Gothic" w:eastAsia="Century Gothic" w:hAnsi="Century Gothic" w:cs="Century Gothic"/>
               <w:color w:val="1D2763"/>
               <w:sz w:val="24"/>
               <w:szCs w:val="24"/>
@@ -3398,7 +3161,7 @@
           </w:pPr>
           <w:r>
             <w:rPr>
-              <w:rFonts w:ascii="Century Gothic" w:hAnsi="Century Gothic" w:eastAsia="Century Gothic" w:cs="Century Gothic"/>
+              <w:rFonts w:ascii="Century Gothic" w:eastAsia="Century Gothic" w:hAnsi="Century Gothic" w:cs="Century Gothic"/>
               <w:color w:val="1D2763"/>
               <w:sz w:val="24"/>
               <w:szCs w:val="24"/>
@@ -3407,29 +3170,27 @@
           </w:r>
           <w:r>
             <w:rPr>
-              <w:rFonts w:ascii="Century Gothic" w:hAnsi="Century Gothic" w:eastAsia="Century Gothic" w:cs="Century Gothic"/>
+              <w:rFonts w:ascii="Century Gothic" w:eastAsia="Century Gothic" w:hAnsi="Century Gothic" w:cs="Century Gothic"/>
               <w:color w:val="1D2763"/>
               <w:sz w:val="24"/>
               <w:szCs w:val="24"/>
             </w:rPr>
             <w:t xml:space="preserve">en </w:t>
           </w:r>
-          <w:proofErr w:type="spellStart"/>
           <w:r>
             <w:rPr>
-              <w:rFonts w:ascii="Century Gothic" w:hAnsi="Century Gothic" w:eastAsia="Century Gothic" w:cs="Century Gothic"/>
+              <w:rFonts w:ascii="Century Gothic" w:eastAsia="Century Gothic" w:hAnsi="Century Gothic" w:cs="Century Gothic"/>
               <w:color w:val="1D2763"/>
               <w:sz w:val="24"/>
               <w:szCs w:val="24"/>
             </w:rPr>
             <w:t>Geomática</w:t>
           </w:r>
-          <w:proofErr w:type="spellEnd"/>
         </w:p>
         <w:p>
           <w:pPr>
             <w:rPr>
-              <w:rFonts w:ascii="Century Gothic" w:hAnsi="Century Gothic" w:eastAsiaTheme="minorEastAsia"/>
+              <w:rFonts w:ascii="Century Gothic" w:eastAsiaTheme="minorEastAsia" w:hAnsi="Century Gothic"/>
               <w:color w:val="1D2763"/>
               <w:sz w:val="24"/>
               <w:szCs w:val="24"/>
@@ -3438,7 +3199,7 @@
           </w:pPr>
           <w:r>
             <w:rPr>
-              <w:rFonts w:ascii="Century Gothic" w:hAnsi="Century Gothic" w:eastAsiaTheme="minorEastAsia"/>
+              <w:rFonts w:ascii="Century Gothic" w:eastAsiaTheme="minorEastAsia" w:hAnsi="Century Gothic"/>
               <w:color w:val="1D2763"/>
               <w:sz w:val="24"/>
               <w:szCs w:val="24"/>
@@ -3450,7 +3211,7 @@
         <w:p>
           <w:pPr>
             <w:rPr>
-              <w:rFonts w:ascii="Century Gothic" w:hAnsi="Century Gothic" w:eastAsiaTheme="minorEastAsia"/>
+              <w:rFonts w:ascii="Century Gothic" w:eastAsiaTheme="minorEastAsia" w:hAnsi="Century Gothic"/>
               <w:sz w:val="2"/>
               <w:szCs w:val="2"/>
               <w:lang w:val="es-ES_tradnl" w:eastAsia="es-ES"/>
@@ -3472,7 +3233,7 @@
           <w:pPr>
             <w:jc w:val="right"/>
             <w:rPr>
-              <w:rFonts w:ascii="Century Gothic" w:hAnsi="Century Gothic" w:eastAsiaTheme="minorEastAsia"/>
+              <w:rFonts w:ascii="Century Gothic" w:eastAsiaTheme="minorEastAsia" w:hAnsi="Century Gothic"/>
               <w:b/>
               <w:sz w:val="30"/>
               <w:szCs w:val="30"/>
@@ -3481,7 +3242,7 @@
           </w:pPr>
           <w:r>
             <w:rPr>
-              <w:rFonts w:ascii="Century Gothic" w:hAnsi="Century Gothic" w:eastAsiaTheme="minorEastAsia"/>
+              <w:rFonts w:ascii="Century Gothic" w:eastAsiaTheme="minorEastAsia" w:hAnsi="Century Gothic"/>
               <w:b/>
               <w:noProof/>
               <w:sz w:val="30"/>
@@ -3551,7 +3312,7 @@
 </file>
 
 <file path=word/numbering.xml><?xml version="1.0" encoding="utf-8"?>
-<w:numbering xmlns:wpc="http://schemas.microsoft.com/office/word/2010/wordprocessingCanvas" xmlns:cx="http://schemas.microsoft.com/office/drawing/2014/chartex" xmlns:mc="http://schemas.openxmlformats.org/markup-compatibility/2006" xmlns:o="urn:schemas-microsoft-com:office:office" xmlns:r="http://schemas.openxmlformats.org/officeDocument/2006/relationships" xmlns:m="http://schemas.openxmlformats.org/officeDocument/2006/math" xmlns:v="urn:schemas-microsoft-com:vml" xmlns:wp14="http://schemas.microsoft.com/office/word/2010/wordprocessingDrawing" xmlns:wp="http://schemas.openxmlformats.org/drawingml/2006/wordprocessingDrawing" xmlns:w10="urn:schemas-microsoft-com:office:word" xmlns:w="http://schemas.openxmlformats.org/wordprocessingml/2006/main" xmlns:w14="http://schemas.microsoft.com/office/word/2010/wordml" xmlns:w15="http://schemas.microsoft.com/office/word/2012/wordml" xmlns:w16se="http://schemas.microsoft.com/office/word/2015/wordml/symex" xmlns:wpg="http://schemas.microsoft.com/office/word/2010/wordprocessingGroup" xmlns:wpi="http://schemas.microsoft.com/office/word/2010/wordprocessingInk" xmlns:wne="http://schemas.microsoft.com/office/word/2006/wordml" xmlns:wps="http://schemas.microsoft.com/office/word/2010/wordprocessingShape" mc:Ignorable="w14 w15 w16se wp14">
+<w:numbering xmlns:wpc="http://schemas.microsoft.com/office/word/2010/wordprocessingCanvas" xmlns:cx="http://schemas.microsoft.com/office/drawing/2014/chartex" xmlns:cx1="http://schemas.microsoft.com/office/drawing/2015/9/8/chartex" xmlns:cx2="http://schemas.microsoft.com/office/drawing/2015/10/21/chartex" xmlns:cx3="http://schemas.microsoft.com/office/drawing/2016/5/9/chartex" xmlns:cx4="http://schemas.microsoft.com/office/drawing/2016/5/10/chartex" xmlns:cx5="http://schemas.microsoft.com/office/drawing/2016/5/11/chartex" xmlns:cx6="http://schemas.microsoft.com/office/drawing/2016/5/12/chartex" xmlns:cx7="http://schemas.microsoft.com/office/drawing/2016/5/13/chartex" xmlns:cx8="http://schemas.microsoft.com/office/drawing/2016/5/14/chartex" xmlns:mc="http://schemas.openxmlformats.org/markup-compatibility/2006" xmlns:aink="http://schemas.microsoft.com/office/drawing/2016/ink" xmlns:am3d="http://schemas.microsoft.com/office/drawing/2017/model3d" xmlns:o="urn:schemas-microsoft-com:office:office" xmlns:oel="http://schemas.microsoft.com/office/2019/extlst" xmlns:r="http://schemas.openxmlformats.org/officeDocument/2006/relationships" xmlns:m="http://schemas.openxmlformats.org/officeDocument/2006/math" xmlns:v="urn:schemas-microsoft-com:vml" xmlns:wp14="http://schemas.microsoft.com/office/word/2010/wordprocessingDrawing" xmlns:wp="http://schemas.openxmlformats.org/drawingml/2006/wordprocessingDrawing" xmlns:w10="urn:schemas-microsoft-com:office:word" xmlns:w="http://schemas.openxmlformats.org/wordprocessingml/2006/main" xmlns:w14="http://schemas.microsoft.com/office/word/2010/wordml" xmlns:w15="http://schemas.microsoft.com/office/word/2012/wordml" xmlns:w16cex="http://schemas.microsoft.com/office/word/2018/wordml/cex" xmlns:w16cid="http://schemas.microsoft.com/office/word/2016/wordml/cid" xmlns:w16="http://schemas.microsoft.com/office/word/2018/wordml" xmlns:w16du="http://schemas.microsoft.com/office/word/2023/wordml/word16du" xmlns:w16sdtdh="http://schemas.microsoft.com/office/word/2020/wordml/sdtdatahash" xmlns:w16sdtfl="http://schemas.microsoft.com/office/word/2024/wordml/sdtformatlock" xmlns:w16se="http://schemas.microsoft.com/office/word/2015/wordml/symex" xmlns:wpg="http://schemas.microsoft.com/office/word/2010/wordprocessingGroup" xmlns:wpi="http://schemas.microsoft.com/office/word/2010/wordprocessingInk" xmlns:wne="http://schemas.microsoft.com/office/word/2006/wordml" xmlns:wps="http://schemas.microsoft.com/office/word/2010/wordprocessingShape" mc:Ignorable="w14 w15 w16se w16cid w16 w16cex w16sdtdh w16sdtfl w16du wp14">
   <w:abstractNum w:abstractNumId="0" w15:restartNumberingAfterBreak="0">
     <w:nsid w:val="049156A1"/>
     <w:multiLevelType w:val="hybridMultilevel"/>
@@ -3565,7 +3326,7 @@
         <w:ind w:left="720" w:hanging="360"/>
       </w:pPr>
       <w:rPr>
-        <w:rFonts w:hint="default" w:ascii="Calibri" w:hAnsi="Calibri"/>
+        <w:rFonts w:ascii="Calibri" w:hAnsi="Calibri" w:hint="default"/>
       </w:rPr>
     </w:lvl>
     <w:lvl w:ilvl="1" w:tplc="664283CA">
@@ -3577,7 +3338,7 @@
         <w:ind w:left="1440" w:hanging="360"/>
       </w:pPr>
       <w:rPr>
-        <w:rFonts w:hint="default" w:ascii="Courier New" w:hAnsi="Courier New"/>
+        <w:rFonts w:ascii="Courier New" w:hAnsi="Courier New" w:hint="default"/>
       </w:rPr>
     </w:lvl>
     <w:lvl w:ilvl="2" w:tplc="64FEBACE">
@@ -3589,7 +3350,7 @@
         <w:ind w:left="2160" w:hanging="360"/>
       </w:pPr>
       <w:rPr>
-        <w:rFonts w:hint="default" w:ascii="Wingdings" w:hAnsi="Wingdings"/>
+        <w:rFonts w:ascii="Wingdings" w:hAnsi="Wingdings" w:hint="default"/>
       </w:rPr>
     </w:lvl>
     <w:lvl w:ilvl="3" w:tplc="EBBADAFE">
@@ -3601,7 +3362,7 @@
         <w:ind w:left="2880" w:hanging="360"/>
       </w:pPr>
       <w:rPr>
-        <w:rFonts w:hint="default" w:ascii="Symbol" w:hAnsi="Symbol"/>
+        <w:rFonts w:ascii="Symbol" w:hAnsi="Symbol" w:hint="default"/>
       </w:rPr>
     </w:lvl>
     <w:lvl w:ilvl="4" w:tplc="BF20C764">
@@ -3613,7 +3374,7 @@
         <w:ind w:left="3600" w:hanging="360"/>
       </w:pPr>
       <w:rPr>
-        <w:rFonts w:hint="default" w:ascii="Courier New" w:hAnsi="Courier New"/>
+        <w:rFonts w:ascii="Courier New" w:hAnsi="Courier New" w:hint="default"/>
       </w:rPr>
     </w:lvl>
     <w:lvl w:ilvl="5" w:tplc="DF9E714A">
@@ -3625,7 +3386,7 @@
         <w:ind w:left="4320" w:hanging="360"/>
       </w:pPr>
       <w:rPr>
-        <w:rFonts w:hint="default" w:ascii="Wingdings" w:hAnsi="Wingdings"/>
+        <w:rFonts w:ascii="Wingdings" w:hAnsi="Wingdings" w:hint="default"/>
       </w:rPr>
     </w:lvl>
     <w:lvl w:ilvl="6" w:tplc="97DC3BFE">
@@ -3637,7 +3398,7 @@
         <w:ind w:left="5040" w:hanging="360"/>
       </w:pPr>
       <w:rPr>
-        <w:rFonts w:hint="default" w:ascii="Symbol" w:hAnsi="Symbol"/>
+        <w:rFonts w:ascii="Symbol" w:hAnsi="Symbol" w:hint="default"/>
       </w:rPr>
     </w:lvl>
     <w:lvl w:ilvl="7" w:tplc="F54C19C8">
@@ -3649,7 +3410,7 @@
         <w:ind w:left="5760" w:hanging="360"/>
       </w:pPr>
       <w:rPr>
-        <w:rFonts w:hint="default" w:ascii="Courier New" w:hAnsi="Courier New"/>
+        <w:rFonts w:ascii="Courier New" w:hAnsi="Courier New" w:hint="default"/>
       </w:rPr>
     </w:lvl>
     <w:lvl w:ilvl="8" w:tplc="767018FA">
@@ -3661,7 +3422,7 @@
         <w:ind w:left="6480" w:hanging="360"/>
       </w:pPr>
       <w:rPr>
-        <w:rFonts w:hint="default" w:ascii="Wingdings" w:hAnsi="Wingdings"/>
+        <w:rFonts w:ascii="Wingdings" w:hAnsi="Wingdings" w:hint="default"/>
       </w:rPr>
     </w:lvl>
   </w:abstractNum>
@@ -3880,7 +3641,7 @@
         <w:ind w:left="720" w:hanging="360"/>
       </w:pPr>
       <w:rPr>
-        <w:rFonts w:hint="default" w:ascii="Courier New" w:hAnsi="Courier New" w:cs="Courier New"/>
+        <w:rFonts w:ascii="Courier New" w:hAnsi="Courier New" w:cs="Courier New" w:hint="default"/>
       </w:rPr>
     </w:lvl>
     <w:lvl w:ilvl="1" w:tplc="340A0003">
@@ -3892,7 +3653,7 @@
         <w:ind w:left="1440" w:hanging="360"/>
       </w:pPr>
       <w:rPr>
-        <w:rFonts w:hint="default" w:ascii="Courier New" w:hAnsi="Courier New" w:cs="Courier New"/>
+        <w:rFonts w:ascii="Courier New" w:hAnsi="Courier New" w:cs="Courier New" w:hint="default"/>
       </w:rPr>
     </w:lvl>
     <w:lvl w:ilvl="2" w:tplc="340A0005" w:tentative="1">
@@ -3904,7 +3665,7 @@
         <w:ind w:left="2160" w:hanging="360"/>
       </w:pPr>
       <w:rPr>
-        <w:rFonts w:hint="default" w:ascii="Wingdings" w:hAnsi="Wingdings"/>
+        <w:rFonts w:ascii="Wingdings" w:hAnsi="Wingdings" w:hint="default"/>
       </w:rPr>
     </w:lvl>
     <w:lvl w:ilvl="3" w:tplc="340A0001" w:tentative="1">
@@ -3916,7 +3677,7 @@
         <w:ind w:left="2880" w:hanging="360"/>
       </w:pPr>
       <w:rPr>
-        <w:rFonts w:hint="default" w:ascii="Symbol" w:hAnsi="Symbol"/>
+        <w:rFonts w:ascii="Symbol" w:hAnsi="Symbol" w:hint="default"/>
       </w:rPr>
     </w:lvl>
     <w:lvl w:ilvl="4" w:tplc="340A0003" w:tentative="1">
@@ -3928,7 +3689,7 @@
         <w:ind w:left="3600" w:hanging="360"/>
       </w:pPr>
       <w:rPr>
-        <w:rFonts w:hint="default" w:ascii="Courier New" w:hAnsi="Courier New" w:cs="Courier New"/>
+        <w:rFonts w:ascii="Courier New" w:hAnsi="Courier New" w:cs="Courier New" w:hint="default"/>
       </w:rPr>
     </w:lvl>
     <w:lvl w:ilvl="5" w:tplc="340A0005" w:tentative="1">
@@ -3940,7 +3701,7 @@
         <w:ind w:left="4320" w:hanging="360"/>
       </w:pPr>
       <w:rPr>
-        <w:rFonts w:hint="default" w:ascii="Wingdings" w:hAnsi="Wingdings"/>
+        <w:rFonts w:ascii="Wingdings" w:hAnsi="Wingdings" w:hint="default"/>
       </w:rPr>
     </w:lvl>
     <w:lvl w:ilvl="6" w:tplc="340A0001" w:tentative="1">
@@ -3952,7 +3713,7 @@
         <w:ind w:left="5040" w:hanging="360"/>
       </w:pPr>
       <w:rPr>
-        <w:rFonts w:hint="default" w:ascii="Symbol" w:hAnsi="Symbol"/>
+        <w:rFonts w:ascii="Symbol" w:hAnsi="Symbol" w:hint="default"/>
       </w:rPr>
     </w:lvl>
     <w:lvl w:ilvl="7" w:tplc="340A0003" w:tentative="1">
@@ -3964,7 +3725,7 @@
         <w:ind w:left="5760" w:hanging="360"/>
       </w:pPr>
       <w:rPr>
-        <w:rFonts w:hint="default" w:ascii="Courier New" w:hAnsi="Courier New" w:cs="Courier New"/>
+        <w:rFonts w:ascii="Courier New" w:hAnsi="Courier New" w:cs="Courier New" w:hint="default"/>
       </w:rPr>
     </w:lvl>
     <w:lvl w:ilvl="8" w:tplc="340A0005" w:tentative="1">
@@ -3976,7 +3737,7 @@
         <w:ind w:left="6480" w:hanging="360"/>
       </w:pPr>
       <w:rPr>
-        <w:rFonts w:hint="default" w:ascii="Wingdings" w:hAnsi="Wingdings"/>
+        <w:rFonts w:ascii="Wingdings" w:hAnsi="Wingdings" w:hint="default"/>
       </w:rPr>
     </w:lvl>
   </w:abstractNum>
@@ -3993,7 +3754,7 @@
         <w:ind w:left="1080" w:hanging="360"/>
       </w:pPr>
       <w:rPr>
-        <w:rFonts w:hint="default" w:ascii="Symbol" w:hAnsi="Symbol"/>
+        <w:rFonts w:ascii="Symbol" w:hAnsi="Symbol" w:hint="default"/>
       </w:rPr>
     </w:lvl>
     <w:lvl w:ilvl="1" w:tplc="340A0019" w:tentative="1">
@@ -4082,7 +3843,7 @@
         <w:ind w:left="720" w:hanging="360"/>
       </w:pPr>
       <w:rPr>
-        <w:rFonts w:hint="default" w:ascii="Calibri" w:hAnsi="Calibri"/>
+        <w:rFonts w:ascii="Calibri" w:hAnsi="Calibri" w:hint="default"/>
       </w:rPr>
     </w:lvl>
     <w:lvl w:ilvl="1" w:tplc="3A16C246">
@@ -4094,7 +3855,7 @@
         <w:ind w:left="1440" w:hanging="360"/>
       </w:pPr>
       <w:rPr>
-        <w:rFonts w:hint="default" w:ascii="Courier New" w:hAnsi="Courier New"/>
+        <w:rFonts w:ascii="Courier New" w:hAnsi="Courier New" w:hint="default"/>
       </w:rPr>
     </w:lvl>
     <w:lvl w:ilvl="2" w:tplc="8D0223E8">
@@ -4106,7 +3867,7 @@
         <w:ind w:left="2160" w:hanging="360"/>
       </w:pPr>
       <w:rPr>
-        <w:rFonts w:hint="default" w:ascii="Wingdings" w:hAnsi="Wingdings"/>
+        <w:rFonts w:ascii="Wingdings" w:hAnsi="Wingdings" w:hint="default"/>
       </w:rPr>
     </w:lvl>
     <w:lvl w:ilvl="3" w:tplc="EB828ABC">
@@ -4118,7 +3879,7 @@
         <w:ind w:left="2880" w:hanging="360"/>
       </w:pPr>
       <w:rPr>
-        <w:rFonts w:hint="default" w:ascii="Symbol" w:hAnsi="Symbol"/>
+        <w:rFonts w:ascii="Symbol" w:hAnsi="Symbol" w:hint="default"/>
       </w:rPr>
     </w:lvl>
     <w:lvl w:ilvl="4" w:tplc="D72C6452">
@@ -4130,7 +3891,7 @@
         <w:ind w:left="3600" w:hanging="360"/>
       </w:pPr>
       <w:rPr>
-        <w:rFonts w:hint="default" w:ascii="Courier New" w:hAnsi="Courier New"/>
+        <w:rFonts w:ascii="Courier New" w:hAnsi="Courier New" w:hint="default"/>
       </w:rPr>
     </w:lvl>
     <w:lvl w:ilvl="5" w:tplc="2DAA3848">
@@ -4142,7 +3903,7 @@
         <w:ind w:left="4320" w:hanging="360"/>
       </w:pPr>
       <w:rPr>
-        <w:rFonts w:hint="default" w:ascii="Wingdings" w:hAnsi="Wingdings"/>
+        <w:rFonts w:ascii="Wingdings" w:hAnsi="Wingdings" w:hint="default"/>
       </w:rPr>
     </w:lvl>
     <w:lvl w:ilvl="6" w:tplc="AF3C392E">
@@ -4154,7 +3915,7 @@
         <w:ind w:left="5040" w:hanging="360"/>
       </w:pPr>
       <w:rPr>
-        <w:rFonts w:hint="default" w:ascii="Symbol" w:hAnsi="Symbol"/>
+        <w:rFonts w:ascii="Symbol" w:hAnsi="Symbol" w:hint="default"/>
       </w:rPr>
     </w:lvl>
     <w:lvl w:ilvl="7" w:tplc="E5C2F6FA">
@@ -4166,7 +3927,7 @@
         <w:ind w:left="5760" w:hanging="360"/>
       </w:pPr>
       <w:rPr>
-        <w:rFonts w:hint="default" w:ascii="Courier New" w:hAnsi="Courier New"/>
+        <w:rFonts w:ascii="Courier New" w:hAnsi="Courier New" w:hint="default"/>
       </w:rPr>
     </w:lvl>
     <w:lvl w:ilvl="8" w:tplc="556A4EE8">
@@ -4178,7 +3939,7 @@
         <w:ind w:left="6480" w:hanging="360"/>
       </w:pPr>
       <w:rPr>
-        <w:rFonts w:hint="default" w:ascii="Wingdings" w:hAnsi="Wingdings"/>
+        <w:rFonts w:ascii="Wingdings" w:hAnsi="Wingdings" w:hint="default"/>
       </w:rPr>
     </w:lvl>
   </w:abstractNum>
@@ -4198,7 +3959,7 @@
         <w:ind w:left="720" w:hanging="360"/>
       </w:pPr>
       <w:rPr>
-        <w:rFonts w:hint="default" w:ascii="Symbol" w:hAnsi="Symbol"/>
+        <w:rFonts w:ascii="Symbol" w:hAnsi="Symbol" w:hint="default"/>
         <w:sz w:val="20"/>
       </w:rPr>
     </w:lvl>
@@ -4214,7 +3975,7 @@
         <w:ind w:left="1440" w:hanging="360"/>
       </w:pPr>
       <w:rPr>
-        <w:rFonts w:hint="default" w:ascii="Courier New" w:hAnsi="Courier New"/>
+        <w:rFonts w:ascii="Courier New" w:hAnsi="Courier New" w:hint="default"/>
         <w:sz w:val="20"/>
       </w:rPr>
     </w:lvl>
@@ -4230,7 +3991,7 @@
         <w:ind w:left="2160" w:hanging="360"/>
       </w:pPr>
       <w:rPr>
-        <w:rFonts w:hint="default" w:ascii="Wingdings" w:hAnsi="Wingdings"/>
+        <w:rFonts w:ascii="Wingdings" w:hAnsi="Wingdings" w:hint="default"/>
         <w:sz w:val="20"/>
       </w:rPr>
     </w:lvl>
@@ -4246,7 +4007,7 @@
         <w:ind w:left="2880" w:hanging="360"/>
       </w:pPr>
       <w:rPr>
-        <w:rFonts w:hint="default" w:ascii="Wingdings" w:hAnsi="Wingdings"/>
+        <w:rFonts w:ascii="Wingdings" w:hAnsi="Wingdings" w:hint="default"/>
         <w:sz w:val="20"/>
       </w:rPr>
     </w:lvl>
@@ -4262,7 +4023,7 @@
         <w:ind w:left="3600" w:hanging="360"/>
       </w:pPr>
       <w:rPr>
-        <w:rFonts w:hint="default" w:ascii="Wingdings" w:hAnsi="Wingdings"/>
+        <w:rFonts w:ascii="Wingdings" w:hAnsi="Wingdings" w:hint="default"/>
         <w:sz w:val="20"/>
       </w:rPr>
     </w:lvl>
@@ -4278,7 +4039,7 @@
         <w:ind w:left="4320" w:hanging="360"/>
       </w:pPr>
       <w:rPr>
-        <w:rFonts w:hint="default" w:ascii="Wingdings" w:hAnsi="Wingdings"/>
+        <w:rFonts w:ascii="Wingdings" w:hAnsi="Wingdings" w:hint="default"/>
         <w:sz w:val="20"/>
       </w:rPr>
     </w:lvl>
@@ -4294,7 +4055,7 @@
         <w:ind w:left="5040" w:hanging="360"/>
       </w:pPr>
       <w:rPr>
-        <w:rFonts w:hint="default" w:ascii="Wingdings" w:hAnsi="Wingdings"/>
+        <w:rFonts w:ascii="Wingdings" w:hAnsi="Wingdings" w:hint="default"/>
         <w:sz w:val="20"/>
       </w:rPr>
     </w:lvl>
@@ -4310,7 +4071,7 @@
         <w:ind w:left="5760" w:hanging="360"/>
       </w:pPr>
       <w:rPr>
-        <w:rFonts w:hint="default" w:ascii="Wingdings" w:hAnsi="Wingdings"/>
+        <w:rFonts w:ascii="Wingdings" w:hAnsi="Wingdings" w:hint="default"/>
         <w:sz w:val="20"/>
       </w:rPr>
     </w:lvl>
@@ -4326,7 +4087,7 @@
         <w:ind w:left="6480" w:hanging="360"/>
       </w:pPr>
       <w:rPr>
-        <w:rFonts w:hint="default" w:ascii="Wingdings" w:hAnsi="Wingdings"/>
+        <w:rFonts w:ascii="Wingdings" w:hAnsi="Wingdings" w:hint="default"/>
         <w:sz w:val="20"/>
       </w:rPr>
     </w:lvl>
@@ -4347,7 +4108,7 @@
         <w:ind w:left="720" w:hanging="360"/>
       </w:pPr>
       <w:rPr>
-        <w:rFonts w:hint="default" w:ascii="Symbol" w:hAnsi="Symbol"/>
+        <w:rFonts w:ascii="Symbol" w:hAnsi="Symbol" w:hint="default"/>
         <w:sz w:val="20"/>
       </w:rPr>
     </w:lvl>
@@ -4363,7 +4124,7 @@
         <w:ind w:left="1440" w:hanging="360"/>
       </w:pPr>
       <w:rPr>
-        <w:rFonts w:hint="default" w:ascii="Courier New" w:hAnsi="Courier New"/>
+        <w:rFonts w:ascii="Courier New" w:hAnsi="Courier New" w:hint="default"/>
         <w:sz w:val="20"/>
       </w:rPr>
     </w:lvl>
@@ -4379,7 +4140,7 @@
         <w:ind w:left="2160" w:hanging="360"/>
       </w:pPr>
       <w:rPr>
-        <w:rFonts w:hint="default" w:ascii="Wingdings" w:hAnsi="Wingdings"/>
+        <w:rFonts w:ascii="Wingdings" w:hAnsi="Wingdings" w:hint="default"/>
         <w:sz w:val="20"/>
       </w:rPr>
     </w:lvl>
@@ -4395,7 +4156,7 @@
         <w:ind w:left="2880" w:hanging="360"/>
       </w:pPr>
       <w:rPr>
-        <w:rFonts w:hint="default" w:ascii="Wingdings" w:hAnsi="Wingdings"/>
+        <w:rFonts w:ascii="Wingdings" w:hAnsi="Wingdings" w:hint="default"/>
         <w:sz w:val="20"/>
       </w:rPr>
     </w:lvl>
@@ -4411,7 +4172,7 @@
         <w:ind w:left="3600" w:hanging="360"/>
       </w:pPr>
       <w:rPr>
-        <w:rFonts w:hint="default" w:ascii="Wingdings" w:hAnsi="Wingdings"/>
+        <w:rFonts w:ascii="Wingdings" w:hAnsi="Wingdings" w:hint="default"/>
         <w:sz w:val="20"/>
       </w:rPr>
     </w:lvl>
@@ -4427,7 +4188,7 @@
         <w:ind w:left="4320" w:hanging="360"/>
       </w:pPr>
       <w:rPr>
-        <w:rFonts w:hint="default" w:ascii="Wingdings" w:hAnsi="Wingdings"/>
+        <w:rFonts w:ascii="Wingdings" w:hAnsi="Wingdings" w:hint="default"/>
         <w:sz w:val="20"/>
       </w:rPr>
     </w:lvl>
@@ -4443,7 +4204,7 @@
         <w:ind w:left="5040" w:hanging="360"/>
       </w:pPr>
       <w:rPr>
-        <w:rFonts w:hint="default" w:ascii="Wingdings" w:hAnsi="Wingdings"/>
+        <w:rFonts w:ascii="Wingdings" w:hAnsi="Wingdings" w:hint="default"/>
         <w:sz w:val="20"/>
       </w:rPr>
     </w:lvl>
@@ -4459,7 +4220,7 @@
         <w:ind w:left="5760" w:hanging="360"/>
       </w:pPr>
       <w:rPr>
-        <w:rFonts w:hint="default" w:ascii="Wingdings" w:hAnsi="Wingdings"/>
+        <w:rFonts w:ascii="Wingdings" w:hAnsi="Wingdings" w:hint="default"/>
         <w:sz w:val="20"/>
       </w:rPr>
     </w:lvl>
@@ -4475,7 +4236,7 @@
         <w:ind w:left="6480" w:hanging="360"/>
       </w:pPr>
       <w:rPr>
-        <w:rFonts w:hint="default" w:ascii="Wingdings" w:hAnsi="Wingdings"/>
+        <w:rFonts w:ascii="Wingdings" w:hAnsi="Wingdings" w:hint="default"/>
         <w:sz w:val="20"/>
       </w:rPr>
     </w:lvl>
@@ -4492,7 +4253,7 @@
         <w:ind w:left="795" w:hanging="360"/>
       </w:pPr>
       <w:rPr>
-        <w:rFonts w:hint="default" w:ascii="Calibri" w:hAnsi="Calibri" w:cs="Calibri" w:eastAsiaTheme="majorEastAsia"/>
+        <w:rFonts w:ascii="Calibri" w:eastAsiaTheme="majorEastAsia" w:hAnsi="Calibri" w:cs="Calibri" w:hint="default"/>
       </w:rPr>
     </w:lvl>
     <w:lvl w:ilvl="1" w:tplc="340A0003" w:tentative="1">
@@ -4504,7 +4265,7 @@
         <w:ind w:left="1515" w:hanging="360"/>
       </w:pPr>
       <w:rPr>
-        <w:rFonts w:hint="default" w:ascii="Courier New" w:hAnsi="Courier New" w:cs="Courier New"/>
+        <w:rFonts w:ascii="Courier New" w:hAnsi="Courier New" w:cs="Courier New" w:hint="default"/>
       </w:rPr>
     </w:lvl>
     <w:lvl w:ilvl="2" w:tplc="340A0005" w:tentative="1">
@@ -4516,7 +4277,7 @@
         <w:ind w:left="2235" w:hanging="360"/>
       </w:pPr>
       <w:rPr>
-        <w:rFonts w:hint="default" w:ascii="Wingdings" w:hAnsi="Wingdings"/>
+        <w:rFonts w:ascii="Wingdings" w:hAnsi="Wingdings" w:hint="default"/>
       </w:rPr>
     </w:lvl>
     <w:lvl w:ilvl="3" w:tplc="340A0001" w:tentative="1">
@@ -4528,7 +4289,7 @@
         <w:ind w:left="2955" w:hanging="360"/>
       </w:pPr>
       <w:rPr>
-        <w:rFonts w:hint="default" w:ascii="Symbol" w:hAnsi="Symbol"/>
+        <w:rFonts w:ascii="Symbol" w:hAnsi="Symbol" w:hint="default"/>
       </w:rPr>
     </w:lvl>
     <w:lvl w:ilvl="4" w:tplc="340A0003" w:tentative="1">
@@ -4540,7 +4301,7 @@
         <w:ind w:left="3675" w:hanging="360"/>
       </w:pPr>
       <w:rPr>
-        <w:rFonts w:hint="default" w:ascii="Courier New" w:hAnsi="Courier New" w:cs="Courier New"/>
+        <w:rFonts w:ascii="Courier New" w:hAnsi="Courier New" w:cs="Courier New" w:hint="default"/>
       </w:rPr>
     </w:lvl>
     <w:lvl w:ilvl="5" w:tplc="340A0005" w:tentative="1">
@@ -4552,7 +4313,7 @@
         <w:ind w:left="4395" w:hanging="360"/>
       </w:pPr>
       <w:rPr>
-        <w:rFonts w:hint="default" w:ascii="Wingdings" w:hAnsi="Wingdings"/>
+        <w:rFonts w:ascii="Wingdings" w:hAnsi="Wingdings" w:hint="default"/>
       </w:rPr>
     </w:lvl>
     <w:lvl w:ilvl="6" w:tplc="340A0001" w:tentative="1">
@@ -4564,7 +4325,7 @@
         <w:ind w:left="5115" w:hanging="360"/>
       </w:pPr>
       <w:rPr>
-        <w:rFonts w:hint="default" w:ascii="Symbol" w:hAnsi="Symbol"/>
+        <w:rFonts w:ascii="Symbol" w:hAnsi="Symbol" w:hint="default"/>
       </w:rPr>
     </w:lvl>
     <w:lvl w:ilvl="7" w:tplc="340A0003" w:tentative="1">
@@ -4576,7 +4337,7 @@
         <w:ind w:left="5835" w:hanging="360"/>
       </w:pPr>
       <w:rPr>
-        <w:rFonts w:hint="default" w:ascii="Courier New" w:hAnsi="Courier New" w:cs="Courier New"/>
+        <w:rFonts w:ascii="Courier New" w:hAnsi="Courier New" w:cs="Courier New" w:hint="default"/>
       </w:rPr>
     </w:lvl>
     <w:lvl w:ilvl="8" w:tplc="340A0005" w:tentative="1">
@@ -4588,7 +4349,7 @@
         <w:ind w:left="6555" w:hanging="360"/>
       </w:pPr>
       <w:rPr>
-        <w:rFonts w:hint="default" w:ascii="Wingdings" w:hAnsi="Wingdings"/>
+        <w:rFonts w:ascii="Wingdings" w:hAnsi="Wingdings" w:hint="default"/>
       </w:rPr>
     </w:lvl>
   </w:abstractNum>
@@ -4786,7 +4547,7 @@
         <w:ind w:left="720" w:hanging="360"/>
       </w:pPr>
       <w:rPr>
-        <w:rFonts w:hint="default" w:ascii="Calibri" w:hAnsi="Calibri"/>
+        <w:rFonts w:ascii="Calibri" w:hAnsi="Calibri" w:hint="default"/>
       </w:rPr>
     </w:lvl>
     <w:lvl w:ilvl="1" w:tplc="7BA8418C">
@@ -4798,7 +4559,7 @@
         <w:ind w:left="1440" w:hanging="360"/>
       </w:pPr>
       <w:rPr>
-        <w:rFonts w:hint="default" w:ascii="Courier New" w:hAnsi="Courier New"/>
+        <w:rFonts w:ascii="Courier New" w:hAnsi="Courier New" w:hint="default"/>
       </w:rPr>
     </w:lvl>
     <w:lvl w:ilvl="2" w:tplc="28FA6E70">
@@ -4810,7 +4571,7 @@
         <w:ind w:left="2160" w:hanging="360"/>
       </w:pPr>
       <w:rPr>
-        <w:rFonts w:hint="default" w:ascii="Wingdings" w:hAnsi="Wingdings"/>
+        <w:rFonts w:ascii="Wingdings" w:hAnsi="Wingdings" w:hint="default"/>
       </w:rPr>
     </w:lvl>
     <w:lvl w:ilvl="3" w:tplc="5C3E139A">
@@ -4822,7 +4583,7 @@
         <w:ind w:left="2880" w:hanging="360"/>
       </w:pPr>
       <w:rPr>
-        <w:rFonts w:hint="default" w:ascii="Symbol" w:hAnsi="Symbol"/>
+        <w:rFonts w:ascii="Symbol" w:hAnsi="Symbol" w:hint="default"/>
       </w:rPr>
     </w:lvl>
     <w:lvl w:ilvl="4" w:tplc="69207BEE">
@@ -4834,7 +4595,7 @@
         <w:ind w:left="3600" w:hanging="360"/>
       </w:pPr>
       <w:rPr>
-        <w:rFonts w:hint="default" w:ascii="Courier New" w:hAnsi="Courier New"/>
+        <w:rFonts w:ascii="Courier New" w:hAnsi="Courier New" w:hint="default"/>
       </w:rPr>
     </w:lvl>
     <w:lvl w:ilvl="5" w:tplc="D2D23D0A">
@@ -4846,7 +4607,7 @@
         <w:ind w:left="4320" w:hanging="360"/>
       </w:pPr>
       <w:rPr>
-        <w:rFonts w:hint="default" w:ascii="Wingdings" w:hAnsi="Wingdings"/>
+        <w:rFonts w:ascii="Wingdings" w:hAnsi="Wingdings" w:hint="default"/>
       </w:rPr>
     </w:lvl>
     <w:lvl w:ilvl="6" w:tplc="331C20AC">
@@ -4858,7 +4619,7 @@
         <w:ind w:left="5040" w:hanging="360"/>
       </w:pPr>
       <w:rPr>
-        <w:rFonts w:hint="default" w:ascii="Symbol" w:hAnsi="Symbol"/>
+        <w:rFonts w:ascii="Symbol" w:hAnsi="Symbol" w:hint="default"/>
       </w:rPr>
     </w:lvl>
     <w:lvl w:ilvl="7" w:tplc="CCB25040">
@@ -4870,7 +4631,7 @@
         <w:ind w:left="5760" w:hanging="360"/>
       </w:pPr>
       <w:rPr>
-        <w:rFonts w:hint="default" w:ascii="Courier New" w:hAnsi="Courier New"/>
+        <w:rFonts w:ascii="Courier New" w:hAnsi="Courier New" w:hint="default"/>
       </w:rPr>
     </w:lvl>
     <w:lvl w:ilvl="8" w:tplc="1504BBB0">
@@ -4882,7 +4643,7 @@
         <w:ind w:left="6480" w:hanging="360"/>
       </w:pPr>
       <w:rPr>
-        <w:rFonts w:hint="default" w:ascii="Wingdings" w:hAnsi="Wingdings"/>
+        <w:rFonts w:ascii="Wingdings" w:hAnsi="Wingdings" w:hint="default"/>
       </w:rPr>
     </w:lvl>
   </w:abstractNum>
@@ -5000,7 +4761,7 @@
         <w:ind w:left="1440" w:hanging="360"/>
       </w:pPr>
       <w:rPr>
-        <w:rFonts w:hint="default" w:ascii="Courier New" w:hAnsi="Courier New" w:cs="Courier New"/>
+        <w:rFonts w:ascii="Courier New" w:hAnsi="Courier New" w:cs="Courier New" w:hint="default"/>
       </w:rPr>
     </w:lvl>
     <w:lvl w:ilvl="2" w:tplc="0C0A0005">
@@ -5012,7 +4773,7 @@
         <w:ind w:left="2160" w:hanging="360"/>
       </w:pPr>
       <w:rPr>
-        <w:rFonts w:hint="default" w:ascii="Wingdings" w:hAnsi="Wingdings"/>
+        <w:rFonts w:ascii="Wingdings" w:hAnsi="Wingdings" w:hint="default"/>
       </w:rPr>
     </w:lvl>
     <w:lvl w:ilvl="3" w:tplc="0C0A0001">
@@ -5024,7 +4785,7 @@
         <w:ind w:left="2880" w:hanging="360"/>
       </w:pPr>
       <w:rPr>
-        <w:rFonts w:hint="default" w:ascii="Symbol" w:hAnsi="Symbol"/>
+        <w:rFonts w:ascii="Symbol" w:hAnsi="Symbol" w:hint="default"/>
       </w:rPr>
     </w:lvl>
     <w:lvl w:ilvl="4" w:tplc="0C0A0003" w:tentative="1">
@@ -5036,7 +4797,7 @@
         <w:ind w:left="3600" w:hanging="360"/>
       </w:pPr>
       <w:rPr>
-        <w:rFonts w:hint="default" w:ascii="Courier New" w:hAnsi="Courier New" w:cs="Courier New"/>
+        <w:rFonts w:ascii="Courier New" w:hAnsi="Courier New" w:cs="Courier New" w:hint="default"/>
       </w:rPr>
     </w:lvl>
     <w:lvl w:ilvl="5" w:tplc="0C0A0005" w:tentative="1">
@@ -5048,7 +4809,7 @@
         <w:ind w:left="4320" w:hanging="360"/>
       </w:pPr>
       <w:rPr>
-        <w:rFonts w:hint="default" w:ascii="Wingdings" w:hAnsi="Wingdings"/>
+        <w:rFonts w:ascii="Wingdings" w:hAnsi="Wingdings" w:hint="default"/>
       </w:rPr>
     </w:lvl>
     <w:lvl w:ilvl="6" w:tplc="0C0A0001" w:tentative="1">
@@ -5060,7 +4821,7 @@
         <w:ind w:left="5040" w:hanging="360"/>
       </w:pPr>
       <w:rPr>
-        <w:rFonts w:hint="default" w:ascii="Symbol" w:hAnsi="Symbol"/>
+        <w:rFonts w:ascii="Symbol" w:hAnsi="Symbol" w:hint="default"/>
       </w:rPr>
     </w:lvl>
     <w:lvl w:ilvl="7" w:tplc="0C0A0003" w:tentative="1">
@@ -5072,7 +4833,7 @@
         <w:ind w:left="5760" w:hanging="360"/>
       </w:pPr>
       <w:rPr>
-        <w:rFonts w:hint="default" w:ascii="Courier New" w:hAnsi="Courier New" w:cs="Courier New"/>
+        <w:rFonts w:ascii="Courier New" w:hAnsi="Courier New" w:cs="Courier New" w:hint="default"/>
       </w:rPr>
     </w:lvl>
     <w:lvl w:ilvl="8" w:tplc="0C0A0005" w:tentative="1">
@@ -5084,7 +4845,7 @@
         <w:ind w:left="6480" w:hanging="360"/>
       </w:pPr>
       <w:rPr>
-        <w:rFonts w:hint="default" w:ascii="Wingdings" w:hAnsi="Wingdings"/>
+        <w:rFonts w:ascii="Wingdings" w:hAnsi="Wingdings" w:hint="default"/>
       </w:rPr>
     </w:lvl>
   </w:abstractNum>
@@ -5101,7 +4862,7 @@
         <w:ind w:left="720" w:hanging="360"/>
       </w:pPr>
       <w:rPr>
-        <w:rFonts w:hint="default" w:ascii="Calibri" w:hAnsi="Calibri"/>
+        <w:rFonts w:ascii="Calibri" w:hAnsi="Calibri" w:hint="default"/>
       </w:rPr>
     </w:lvl>
     <w:lvl w:ilvl="1" w:tplc="1924CBEE">
@@ -5113,7 +4874,7 @@
         <w:ind w:left="1440" w:hanging="360"/>
       </w:pPr>
       <w:rPr>
-        <w:rFonts w:hint="default" w:ascii="Courier New" w:hAnsi="Courier New"/>
+        <w:rFonts w:ascii="Courier New" w:hAnsi="Courier New" w:hint="default"/>
       </w:rPr>
     </w:lvl>
     <w:lvl w:ilvl="2" w:tplc="26C01D30">
@@ -5125,7 +4886,7 @@
         <w:ind w:left="2160" w:hanging="360"/>
       </w:pPr>
       <w:rPr>
-        <w:rFonts w:hint="default" w:ascii="Wingdings" w:hAnsi="Wingdings"/>
+        <w:rFonts w:ascii="Wingdings" w:hAnsi="Wingdings" w:hint="default"/>
       </w:rPr>
     </w:lvl>
     <w:lvl w:ilvl="3" w:tplc="3C806738">
@@ -5137,7 +4898,7 @@
         <w:ind w:left="2880" w:hanging="360"/>
       </w:pPr>
       <w:rPr>
-        <w:rFonts w:hint="default" w:ascii="Symbol" w:hAnsi="Symbol"/>
+        <w:rFonts w:ascii="Symbol" w:hAnsi="Symbol" w:hint="default"/>
       </w:rPr>
     </w:lvl>
     <w:lvl w:ilvl="4" w:tplc="5E2E886A">
@@ -5149,7 +4910,7 @@
         <w:ind w:left="3600" w:hanging="360"/>
       </w:pPr>
       <w:rPr>
-        <w:rFonts w:hint="default" w:ascii="Courier New" w:hAnsi="Courier New"/>
+        <w:rFonts w:ascii="Courier New" w:hAnsi="Courier New" w:hint="default"/>
       </w:rPr>
     </w:lvl>
     <w:lvl w:ilvl="5" w:tplc="F5626C18">
@@ -5161,7 +4922,7 @@
         <w:ind w:left="4320" w:hanging="360"/>
       </w:pPr>
       <w:rPr>
-        <w:rFonts w:hint="default" w:ascii="Wingdings" w:hAnsi="Wingdings"/>
+        <w:rFonts w:ascii="Wingdings" w:hAnsi="Wingdings" w:hint="default"/>
       </w:rPr>
     </w:lvl>
     <w:lvl w:ilvl="6" w:tplc="6D68B1B2">
@@ -5173,7 +4934,7 @@
         <w:ind w:left="5040" w:hanging="360"/>
       </w:pPr>
       <w:rPr>
-        <w:rFonts w:hint="default" w:ascii="Symbol" w:hAnsi="Symbol"/>
+        <w:rFonts w:ascii="Symbol" w:hAnsi="Symbol" w:hint="default"/>
       </w:rPr>
     </w:lvl>
     <w:lvl w:ilvl="7" w:tplc="937EB90E">
@@ -5185,7 +4946,7 @@
         <w:ind w:left="5760" w:hanging="360"/>
       </w:pPr>
       <w:rPr>
-        <w:rFonts w:hint="default" w:ascii="Courier New" w:hAnsi="Courier New"/>
+        <w:rFonts w:ascii="Courier New" w:hAnsi="Courier New" w:hint="default"/>
       </w:rPr>
     </w:lvl>
     <w:lvl w:ilvl="8" w:tplc="F53E049E">
@@ -5197,7 +4958,7 @@
         <w:ind w:left="6480" w:hanging="360"/>
       </w:pPr>
       <w:rPr>
-        <w:rFonts w:hint="default" w:ascii="Wingdings" w:hAnsi="Wingdings"/>
+        <w:rFonts w:ascii="Wingdings" w:hAnsi="Wingdings" w:hint="default"/>
       </w:rPr>
     </w:lvl>
   </w:abstractNum>
@@ -5214,7 +4975,7 @@
         <w:ind w:left="720" w:hanging="360"/>
       </w:pPr>
       <w:rPr>
-        <w:rFonts w:hint="default" w:ascii="Calibri" w:hAnsi="Calibri"/>
+        <w:rFonts w:ascii="Calibri" w:hAnsi="Calibri" w:hint="default"/>
       </w:rPr>
     </w:lvl>
     <w:lvl w:ilvl="1" w:tplc="D6D2AEA4">
@@ -5226,7 +4987,7 @@
         <w:ind w:left="1440" w:hanging="360"/>
       </w:pPr>
       <w:rPr>
-        <w:rFonts w:hint="default" w:ascii="Courier New" w:hAnsi="Courier New"/>
+        <w:rFonts w:ascii="Courier New" w:hAnsi="Courier New" w:hint="default"/>
       </w:rPr>
     </w:lvl>
     <w:lvl w:ilvl="2" w:tplc="6B7020D8">
@@ -5238,7 +4999,7 @@
         <w:ind w:left="2160" w:hanging="360"/>
       </w:pPr>
       <w:rPr>
-        <w:rFonts w:hint="default" w:ascii="Wingdings" w:hAnsi="Wingdings"/>
+        <w:rFonts w:ascii="Wingdings" w:hAnsi="Wingdings" w:hint="default"/>
       </w:rPr>
     </w:lvl>
     <w:lvl w:ilvl="3" w:tplc="572A7BA0">
@@ -5250,7 +5011,7 @@
         <w:ind w:left="2880" w:hanging="360"/>
       </w:pPr>
       <w:rPr>
-        <w:rFonts w:hint="default" w:ascii="Symbol" w:hAnsi="Symbol"/>
+        <w:rFonts w:ascii="Symbol" w:hAnsi="Symbol" w:hint="default"/>
       </w:rPr>
     </w:lvl>
     <w:lvl w:ilvl="4" w:tplc="068C773C">
@@ -5262,7 +5023,7 @@
         <w:ind w:left="3600" w:hanging="360"/>
       </w:pPr>
       <w:rPr>
-        <w:rFonts w:hint="default" w:ascii="Courier New" w:hAnsi="Courier New"/>
+        <w:rFonts w:ascii="Courier New" w:hAnsi="Courier New" w:hint="default"/>
       </w:rPr>
     </w:lvl>
     <w:lvl w:ilvl="5" w:tplc="9F68D9FE">
@@ -5274,7 +5035,7 @@
         <w:ind w:left="4320" w:hanging="360"/>
       </w:pPr>
       <w:rPr>
-        <w:rFonts w:hint="default" w:ascii="Wingdings" w:hAnsi="Wingdings"/>
+        <w:rFonts w:ascii="Wingdings" w:hAnsi="Wingdings" w:hint="default"/>
       </w:rPr>
     </w:lvl>
     <w:lvl w:ilvl="6" w:tplc="92E83A76">
@@ -5286,7 +5047,7 @@
         <w:ind w:left="5040" w:hanging="360"/>
       </w:pPr>
       <w:rPr>
-        <w:rFonts w:hint="default" w:ascii="Symbol" w:hAnsi="Symbol"/>
+        <w:rFonts w:ascii="Symbol" w:hAnsi="Symbol" w:hint="default"/>
       </w:rPr>
     </w:lvl>
     <w:lvl w:ilvl="7" w:tplc="33D860E8">
@@ -5298,7 +5059,7 @@
         <w:ind w:left="5760" w:hanging="360"/>
       </w:pPr>
       <w:rPr>
-        <w:rFonts w:hint="default" w:ascii="Courier New" w:hAnsi="Courier New"/>
+        <w:rFonts w:ascii="Courier New" w:hAnsi="Courier New" w:hint="default"/>
       </w:rPr>
     </w:lvl>
     <w:lvl w:ilvl="8" w:tplc="11D0D446">
@@ -5310,7 +5071,7 @@
         <w:ind w:left="6480" w:hanging="360"/>
       </w:pPr>
       <w:rPr>
-        <w:rFonts w:hint="default" w:ascii="Wingdings" w:hAnsi="Wingdings"/>
+        <w:rFonts w:ascii="Wingdings" w:hAnsi="Wingdings" w:hint="default"/>
       </w:rPr>
     </w:lvl>
   </w:abstractNum>
@@ -5448,7 +5209,7 @@
         <w:ind w:left="720" w:hanging="360"/>
       </w:pPr>
       <w:rPr>
-        <w:rFonts w:hint="default" w:ascii="Calibri" w:hAnsi="Calibri"/>
+        <w:rFonts w:ascii="Calibri" w:hAnsi="Calibri" w:hint="default"/>
       </w:rPr>
     </w:lvl>
     <w:lvl w:ilvl="1" w:tplc="675A797A">
@@ -5460,7 +5221,7 @@
         <w:ind w:left="1440" w:hanging="360"/>
       </w:pPr>
       <w:rPr>
-        <w:rFonts w:hint="default" w:ascii="Courier New" w:hAnsi="Courier New"/>
+        <w:rFonts w:ascii="Courier New" w:hAnsi="Courier New" w:hint="default"/>
       </w:rPr>
     </w:lvl>
     <w:lvl w:ilvl="2" w:tplc="AC665D0C">
@@ -5472,7 +5233,7 @@
         <w:ind w:left="2160" w:hanging="360"/>
       </w:pPr>
       <w:rPr>
-        <w:rFonts w:hint="default" w:ascii="Wingdings" w:hAnsi="Wingdings"/>
+        <w:rFonts w:ascii="Wingdings" w:hAnsi="Wingdings" w:hint="default"/>
       </w:rPr>
     </w:lvl>
     <w:lvl w:ilvl="3" w:tplc="0CD0F12A">
@@ -5484,7 +5245,7 @@
         <w:ind w:left="2880" w:hanging="360"/>
       </w:pPr>
       <w:rPr>
-        <w:rFonts w:hint="default" w:ascii="Symbol" w:hAnsi="Symbol"/>
+        <w:rFonts w:ascii="Symbol" w:hAnsi="Symbol" w:hint="default"/>
       </w:rPr>
     </w:lvl>
     <w:lvl w:ilvl="4" w:tplc="781C248C">
@@ -5496,7 +5257,7 @@
         <w:ind w:left="3600" w:hanging="360"/>
       </w:pPr>
       <w:rPr>
-        <w:rFonts w:hint="default" w:ascii="Courier New" w:hAnsi="Courier New"/>
+        <w:rFonts w:ascii="Courier New" w:hAnsi="Courier New" w:hint="default"/>
       </w:rPr>
     </w:lvl>
     <w:lvl w:ilvl="5" w:tplc="5FCC81E6">
@@ -5508,7 +5269,7 @@
         <w:ind w:left="4320" w:hanging="360"/>
       </w:pPr>
       <w:rPr>
-        <w:rFonts w:hint="default" w:ascii="Wingdings" w:hAnsi="Wingdings"/>
+        <w:rFonts w:ascii="Wingdings" w:hAnsi="Wingdings" w:hint="default"/>
       </w:rPr>
     </w:lvl>
     <w:lvl w:ilvl="6" w:tplc="C1661BD2">
@@ -5520,7 +5281,7 @@
         <w:ind w:left="5040" w:hanging="360"/>
       </w:pPr>
       <w:rPr>
-        <w:rFonts w:hint="default" w:ascii="Symbol" w:hAnsi="Symbol"/>
+        <w:rFonts w:ascii="Symbol" w:hAnsi="Symbol" w:hint="default"/>
       </w:rPr>
     </w:lvl>
     <w:lvl w:ilvl="7" w:tplc="A8DEDA9C">
@@ -5532,7 +5293,7 @@
         <w:ind w:left="5760" w:hanging="360"/>
       </w:pPr>
       <w:rPr>
-        <w:rFonts w:hint="default" w:ascii="Courier New" w:hAnsi="Courier New"/>
+        <w:rFonts w:ascii="Courier New" w:hAnsi="Courier New" w:hint="default"/>
       </w:rPr>
     </w:lvl>
     <w:lvl w:ilvl="8" w:tplc="1CF6867A">
@@ -5544,7 +5305,7 @@
         <w:ind w:left="6480" w:hanging="360"/>
       </w:pPr>
       <w:rPr>
-        <w:rFonts w:hint="default" w:ascii="Wingdings" w:hAnsi="Wingdings"/>
+        <w:rFonts w:ascii="Wingdings" w:hAnsi="Wingdings" w:hint="default"/>
       </w:rPr>
     </w:lvl>
   </w:abstractNum>
@@ -5647,7 +5408,7 @@
         <w:ind w:left="720" w:hanging="360"/>
       </w:pPr>
       <w:rPr>
-        <w:rFonts w:hint="default" w:ascii="Calibri" w:hAnsi="Calibri"/>
+        <w:rFonts w:ascii="Calibri" w:hAnsi="Calibri" w:hint="default"/>
       </w:rPr>
     </w:lvl>
     <w:lvl w:ilvl="1" w:tplc="DB9A30B2">
@@ -5659,7 +5420,7 @@
         <w:ind w:left="1440" w:hanging="360"/>
       </w:pPr>
       <w:rPr>
-        <w:rFonts w:hint="default" w:ascii="Courier New" w:hAnsi="Courier New"/>
+        <w:rFonts w:ascii="Courier New" w:hAnsi="Courier New" w:hint="default"/>
       </w:rPr>
     </w:lvl>
     <w:lvl w:ilvl="2" w:tplc="7DE2CFC6">
@@ -5671,7 +5432,7 @@
         <w:ind w:left="2160" w:hanging="360"/>
       </w:pPr>
       <w:rPr>
-        <w:rFonts w:hint="default" w:ascii="Wingdings" w:hAnsi="Wingdings"/>
+        <w:rFonts w:ascii="Wingdings" w:hAnsi="Wingdings" w:hint="default"/>
       </w:rPr>
     </w:lvl>
     <w:lvl w:ilvl="3" w:tplc="871E1674">
@@ -5683,7 +5444,7 @@
         <w:ind w:left="2880" w:hanging="360"/>
       </w:pPr>
       <w:rPr>
-        <w:rFonts w:hint="default" w:ascii="Symbol" w:hAnsi="Symbol"/>
+        <w:rFonts w:ascii="Symbol" w:hAnsi="Symbol" w:hint="default"/>
       </w:rPr>
     </w:lvl>
     <w:lvl w:ilvl="4" w:tplc="A63A9624">
@@ -5695,7 +5456,7 @@
         <w:ind w:left="3600" w:hanging="360"/>
       </w:pPr>
       <w:rPr>
-        <w:rFonts w:hint="default" w:ascii="Courier New" w:hAnsi="Courier New"/>
+        <w:rFonts w:ascii="Courier New" w:hAnsi="Courier New" w:hint="default"/>
       </w:rPr>
     </w:lvl>
     <w:lvl w:ilvl="5" w:tplc="6958F4FA">
@@ -5707,7 +5468,7 @@
         <w:ind w:left="4320" w:hanging="360"/>
       </w:pPr>
       <w:rPr>
-        <w:rFonts w:hint="default" w:ascii="Wingdings" w:hAnsi="Wingdings"/>
+        <w:rFonts w:ascii="Wingdings" w:hAnsi="Wingdings" w:hint="default"/>
       </w:rPr>
     </w:lvl>
     <w:lvl w:ilvl="6" w:tplc="C73E509E">
@@ -5719,7 +5480,7 @@
         <w:ind w:left="5040" w:hanging="360"/>
       </w:pPr>
       <w:rPr>
-        <w:rFonts w:hint="default" w:ascii="Symbol" w:hAnsi="Symbol"/>
+        <w:rFonts w:ascii="Symbol" w:hAnsi="Symbol" w:hint="default"/>
       </w:rPr>
     </w:lvl>
     <w:lvl w:ilvl="7" w:tplc="3A424AFA">
@@ -5731,7 +5492,7 @@
         <w:ind w:left="5760" w:hanging="360"/>
       </w:pPr>
       <w:rPr>
-        <w:rFonts w:hint="default" w:ascii="Courier New" w:hAnsi="Courier New"/>
+        <w:rFonts w:ascii="Courier New" w:hAnsi="Courier New" w:hint="default"/>
       </w:rPr>
     </w:lvl>
     <w:lvl w:ilvl="8" w:tplc="EB384440">
@@ -5743,7 +5504,7 @@
         <w:ind w:left="6480" w:hanging="360"/>
       </w:pPr>
       <w:rPr>
-        <w:rFonts w:hint="default" w:ascii="Wingdings" w:hAnsi="Wingdings"/>
+        <w:rFonts w:ascii="Wingdings" w:hAnsi="Wingdings" w:hint="default"/>
       </w:rPr>
     </w:lvl>
   </w:abstractNum>
@@ -5760,7 +5521,7 @@
         <w:ind w:left="720" w:hanging="360"/>
       </w:pPr>
       <w:rPr>
-        <w:rFonts w:hint="default" w:ascii="Courier New" w:hAnsi="Courier New" w:cs="Courier New"/>
+        <w:rFonts w:ascii="Courier New" w:hAnsi="Courier New" w:cs="Courier New" w:hint="default"/>
       </w:rPr>
     </w:lvl>
     <w:lvl w:ilvl="1" w:tplc="340A0003" w:tentative="1">
@@ -5772,7 +5533,7 @@
         <w:ind w:left="1440" w:hanging="360"/>
       </w:pPr>
       <w:rPr>
-        <w:rFonts w:hint="default" w:ascii="Courier New" w:hAnsi="Courier New" w:cs="Courier New"/>
+        <w:rFonts w:ascii="Courier New" w:hAnsi="Courier New" w:cs="Courier New" w:hint="default"/>
       </w:rPr>
     </w:lvl>
     <w:lvl w:ilvl="2" w:tplc="340A0005" w:tentative="1">
@@ -5784,7 +5545,7 @@
         <w:ind w:left="2160" w:hanging="360"/>
       </w:pPr>
       <w:rPr>
-        <w:rFonts w:hint="default" w:ascii="Wingdings" w:hAnsi="Wingdings"/>
+        <w:rFonts w:ascii="Wingdings" w:hAnsi="Wingdings" w:hint="default"/>
       </w:rPr>
     </w:lvl>
     <w:lvl w:ilvl="3" w:tplc="340A0001" w:tentative="1">
@@ -5796,7 +5557,7 @@
         <w:ind w:left="2880" w:hanging="360"/>
       </w:pPr>
       <w:rPr>
-        <w:rFonts w:hint="default" w:ascii="Symbol" w:hAnsi="Symbol"/>
+        <w:rFonts w:ascii="Symbol" w:hAnsi="Symbol" w:hint="default"/>
       </w:rPr>
     </w:lvl>
     <w:lvl w:ilvl="4" w:tplc="340A0003" w:tentative="1">
@@ -5808,7 +5569,7 @@
         <w:ind w:left="3600" w:hanging="360"/>
       </w:pPr>
       <w:rPr>
-        <w:rFonts w:hint="default" w:ascii="Courier New" w:hAnsi="Courier New" w:cs="Courier New"/>
+        <w:rFonts w:ascii="Courier New" w:hAnsi="Courier New" w:cs="Courier New" w:hint="default"/>
       </w:rPr>
     </w:lvl>
     <w:lvl w:ilvl="5" w:tplc="340A0005" w:tentative="1">
@@ -5820,7 +5581,7 @@
         <w:ind w:left="4320" w:hanging="360"/>
       </w:pPr>
       <w:rPr>
-        <w:rFonts w:hint="default" w:ascii="Wingdings" w:hAnsi="Wingdings"/>
+        <w:rFonts w:ascii="Wingdings" w:hAnsi="Wingdings" w:hint="default"/>
       </w:rPr>
     </w:lvl>
     <w:lvl w:ilvl="6" w:tplc="340A0001" w:tentative="1">
@@ -5832,7 +5593,7 @@
         <w:ind w:left="5040" w:hanging="360"/>
       </w:pPr>
       <w:rPr>
-        <w:rFonts w:hint="default" w:ascii="Symbol" w:hAnsi="Symbol"/>
+        <w:rFonts w:ascii="Symbol" w:hAnsi="Symbol" w:hint="default"/>
       </w:rPr>
     </w:lvl>
     <w:lvl w:ilvl="7" w:tplc="340A0003" w:tentative="1">
@@ -5844,7 +5605,7 @@
         <w:ind w:left="5760" w:hanging="360"/>
       </w:pPr>
       <w:rPr>
-        <w:rFonts w:hint="default" w:ascii="Courier New" w:hAnsi="Courier New" w:cs="Courier New"/>
+        <w:rFonts w:ascii="Courier New" w:hAnsi="Courier New" w:cs="Courier New" w:hint="default"/>
       </w:rPr>
     </w:lvl>
     <w:lvl w:ilvl="8" w:tplc="340A0005" w:tentative="1">
@@ -5856,7 +5617,7 @@
         <w:ind w:left="6480" w:hanging="360"/>
       </w:pPr>
       <w:rPr>
-        <w:rFonts w:hint="default" w:ascii="Wingdings" w:hAnsi="Wingdings"/>
+        <w:rFonts w:ascii="Wingdings" w:hAnsi="Wingdings" w:hint="default"/>
       </w:rPr>
     </w:lvl>
   </w:abstractNum>
@@ -5873,7 +5634,7 @@
         <w:ind w:left="720" w:hanging="360"/>
       </w:pPr>
       <w:rPr>
-        <w:rFonts w:hint="default" w:ascii="Calibri" w:hAnsi="Calibri"/>
+        <w:rFonts w:ascii="Calibri" w:hAnsi="Calibri" w:hint="default"/>
       </w:rPr>
     </w:lvl>
     <w:lvl w:ilvl="1" w:tplc="999A4F62">
@@ -5885,7 +5646,7 @@
         <w:ind w:left="1440" w:hanging="360"/>
       </w:pPr>
       <w:rPr>
-        <w:rFonts w:hint="default" w:ascii="Courier New" w:hAnsi="Courier New"/>
+        <w:rFonts w:ascii="Courier New" w:hAnsi="Courier New" w:hint="default"/>
       </w:rPr>
     </w:lvl>
     <w:lvl w:ilvl="2" w:tplc="E1868F08">
@@ -5897,7 +5658,7 @@
         <w:ind w:left="2160" w:hanging="360"/>
       </w:pPr>
       <w:rPr>
-        <w:rFonts w:hint="default" w:ascii="Wingdings" w:hAnsi="Wingdings"/>
+        <w:rFonts w:ascii="Wingdings" w:hAnsi="Wingdings" w:hint="default"/>
       </w:rPr>
     </w:lvl>
     <w:lvl w:ilvl="3" w:tplc="8794AE56">
@@ -5909,7 +5670,7 @@
         <w:ind w:left="2880" w:hanging="360"/>
       </w:pPr>
       <w:rPr>
-        <w:rFonts w:hint="default" w:ascii="Symbol" w:hAnsi="Symbol"/>
+        <w:rFonts w:ascii="Symbol" w:hAnsi="Symbol" w:hint="default"/>
       </w:rPr>
     </w:lvl>
     <w:lvl w:ilvl="4" w:tplc="8D6AB998">
@@ -5921,7 +5682,7 @@
         <w:ind w:left="3600" w:hanging="360"/>
       </w:pPr>
       <w:rPr>
-        <w:rFonts w:hint="default" w:ascii="Courier New" w:hAnsi="Courier New"/>
+        <w:rFonts w:ascii="Courier New" w:hAnsi="Courier New" w:hint="default"/>
       </w:rPr>
     </w:lvl>
     <w:lvl w:ilvl="5" w:tplc="A4B0706A">
@@ -5933,7 +5694,7 @@
         <w:ind w:left="4320" w:hanging="360"/>
       </w:pPr>
       <w:rPr>
-        <w:rFonts w:hint="default" w:ascii="Wingdings" w:hAnsi="Wingdings"/>
+        <w:rFonts w:ascii="Wingdings" w:hAnsi="Wingdings" w:hint="default"/>
       </w:rPr>
     </w:lvl>
     <w:lvl w:ilvl="6" w:tplc="2376BCD2">
@@ -5945,7 +5706,7 @@
         <w:ind w:left="5040" w:hanging="360"/>
       </w:pPr>
       <w:rPr>
-        <w:rFonts w:hint="default" w:ascii="Symbol" w:hAnsi="Symbol"/>
+        <w:rFonts w:ascii="Symbol" w:hAnsi="Symbol" w:hint="default"/>
       </w:rPr>
     </w:lvl>
     <w:lvl w:ilvl="7" w:tplc="48F8A7A2">
@@ -5957,7 +5718,7 @@
         <w:ind w:left="5760" w:hanging="360"/>
       </w:pPr>
       <w:rPr>
-        <w:rFonts w:hint="default" w:ascii="Courier New" w:hAnsi="Courier New"/>
+        <w:rFonts w:ascii="Courier New" w:hAnsi="Courier New" w:hint="default"/>
       </w:rPr>
     </w:lvl>
     <w:lvl w:ilvl="8" w:tplc="8F1CA8EA">
@@ -5969,7 +5730,7 @@
         <w:ind w:left="6480" w:hanging="360"/>
       </w:pPr>
       <w:rPr>
-        <w:rFonts w:hint="default" w:ascii="Wingdings" w:hAnsi="Wingdings"/>
+        <w:rFonts w:ascii="Wingdings" w:hAnsi="Wingdings" w:hint="default"/>
       </w:rPr>
     </w:lvl>
   </w:abstractNum>
@@ -5986,7 +5747,7 @@
         <w:ind w:left="720" w:hanging="360"/>
       </w:pPr>
       <w:rPr>
-        <w:rFonts w:hint="default" w:ascii="Symbol" w:hAnsi="Symbol"/>
+        <w:rFonts w:ascii="Symbol" w:hAnsi="Symbol" w:hint="default"/>
       </w:rPr>
     </w:lvl>
     <w:lvl w:ilvl="1" w:tplc="340A0003" w:tentative="1">
@@ -5998,7 +5759,7 @@
         <w:ind w:left="1440" w:hanging="360"/>
       </w:pPr>
       <w:rPr>
-        <w:rFonts w:hint="default" w:ascii="Courier New" w:hAnsi="Courier New" w:cs="Courier New"/>
+        <w:rFonts w:ascii="Courier New" w:hAnsi="Courier New" w:cs="Courier New" w:hint="default"/>
       </w:rPr>
     </w:lvl>
     <w:lvl w:ilvl="2" w:tplc="340A0005" w:tentative="1">
@@ -6010,7 +5771,7 @@
         <w:ind w:left="2160" w:hanging="360"/>
       </w:pPr>
       <w:rPr>
-        <w:rFonts w:hint="default" w:ascii="Wingdings" w:hAnsi="Wingdings"/>
+        <w:rFonts w:ascii="Wingdings" w:hAnsi="Wingdings" w:hint="default"/>
       </w:rPr>
     </w:lvl>
     <w:lvl w:ilvl="3" w:tplc="340A0001" w:tentative="1">
@@ -6022,7 +5783,7 @@
         <w:ind w:left="2880" w:hanging="360"/>
       </w:pPr>
       <w:rPr>
-        <w:rFonts w:hint="default" w:ascii="Symbol" w:hAnsi="Symbol"/>
+        <w:rFonts w:ascii="Symbol" w:hAnsi="Symbol" w:hint="default"/>
       </w:rPr>
     </w:lvl>
     <w:lvl w:ilvl="4" w:tplc="340A0003" w:tentative="1">
@@ -6034,7 +5795,7 @@
         <w:ind w:left="3600" w:hanging="360"/>
       </w:pPr>
       <w:rPr>
-        <w:rFonts w:hint="default" w:ascii="Courier New" w:hAnsi="Courier New" w:cs="Courier New"/>
+        <w:rFonts w:ascii="Courier New" w:hAnsi="Courier New" w:cs="Courier New" w:hint="default"/>
       </w:rPr>
     </w:lvl>
     <w:lvl w:ilvl="5" w:tplc="340A0005" w:tentative="1">
@@ -6046,7 +5807,7 @@
         <w:ind w:left="4320" w:hanging="360"/>
       </w:pPr>
       <w:rPr>
-        <w:rFonts w:hint="default" w:ascii="Wingdings" w:hAnsi="Wingdings"/>
+        <w:rFonts w:ascii="Wingdings" w:hAnsi="Wingdings" w:hint="default"/>
       </w:rPr>
     </w:lvl>
     <w:lvl w:ilvl="6" w:tplc="340A0001" w:tentative="1">
@@ -6058,7 +5819,7 @@
         <w:ind w:left="5040" w:hanging="360"/>
       </w:pPr>
       <w:rPr>
-        <w:rFonts w:hint="default" w:ascii="Symbol" w:hAnsi="Symbol"/>
+        <w:rFonts w:ascii="Symbol" w:hAnsi="Symbol" w:hint="default"/>
       </w:rPr>
     </w:lvl>
     <w:lvl w:ilvl="7" w:tplc="340A0003" w:tentative="1">
@@ -6070,7 +5831,7 @@
         <w:ind w:left="5760" w:hanging="360"/>
       </w:pPr>
       <w:rPr>
-        <w:rFonts w:hint="default" w:ascii="Courier New" w:hAnsi="Courier New" w:cs="Courier New"/>
+        <w:rFonts w:ascii="Courier New" w:hAnsi="Courier New" w:cs="Courier New" w:hint="default"/>
       </w:rPr>
     </w:lvl>
     <w:lvl w:ilvl="8" w:tplc="340A0005" w:tentative="1">
@@ -6082,7 +5843,7 @@
         <w:ind w:left="6480" w:hanging="360"/>
       </w:pPr>
       <w:rPr>
-        <w:rFonts w:hint="default" w:ascii="Wingdings" w:hAnsi="Wingdings"/>
+        <w:rFonts w:ascii="Wingdings" w:hAnsi="Wingdings" w:hint="default"/>
       </w:rPr>
     </w:lvl>
   </w:abstractNum>
@@ -6099,7 +5860,7 @@
         <w:ind w:left="720" w:hanging="360"/>
       </w:pPr>
       <w:rPr>
-        <w:rFonts w:hint="default" w:ascii="Calibri" w:hAnsi="Calibri"/>
+        <w:rFonts w:ascii="Calibri" w:hAnsi="Calibri" w:hint="default"/>
       </w:rPr>
     </w:lvl>
     <w:lvl w:ilvl="1" w:tplc="87B83D86">
@@ -6111,7 +5872,7 @@
         <w:ind w:left="1440" w:hanging="360"/>
       </w:pPr>
       <w:rPr>
-        <w:rFonts w:hint="default" w:ascii="Courier New" w:hAnsi="Courier New"/>
+        <w:rFonts w:ascii="Courier New" w:hAnsi="Courier New" w:hint="default"/>
       </w:rPr>
     </w:lvl>
     <w:lvl w:ilvl="2" w:tplc="987A2E38">
@@ -6123,7 +5884,7 @@
         <w:ind w:left="2160" w:hanging="360"/>
       </w:pPr>
       <w:rPr>
-        <w:rFonts w:hint="default" w:ascii="Wingdings" w:hAnsi="Wingdings"/>
+        <w:rFonts w:ascii="Wingdings" w:hAnsi="Wingdings" w:hint="default"/>
       </w:rPr>
     </w:lvl>
     <w:lvl w:ilvl="3" w:tplc="96DC0B46">
@@ -6135,7 +5896,7 @@
         <w:ind w:left="2880" w:hanging="360"/>
       </w:pPr>
       <w:rPr>
-        <w:rFonts w:hint="default" w:ascii="Symbol" w:hAnsi="Symbol"/>
+        <w:rFonts w:ascii="Symbol" w:hAnsi="Symbol" w:hint="default"/>
       </w:rPr>
     </w:lvl>
     <w:lvl w:ilvl="4" w:tplc="F1C480B2">
@@ -6147,7 +5908,7 @@
         <w:ind w:left="3600" w:hanging="360"/>
       </w:pPr>
       <w:rPr>
-        <w:rFonts w:hint="default" w:ascii="Courier New" w:hAnsi="Courier New"/>
+        <w:rFonts w:ascii="Courier New" w:hAnsi="Courier New" w:hint="default"/>
       </w:rPr>
     </w:lvl>
     <w:lvl w:ilvl="5" w:tplc="9EDCD9EA">
@@ -6159,7 +5920,7 @@
         <w:ind w:left="4320" w:hanging="360"/>
       </w:pPr>
       <w:rPr>
-        <w:rFonts w:hint="default" w:ascii="Wingdings" w:hAnsi="Wingdings"/>
+        <w:rFonts w:ascii="Wingdings" w:hAnsi="Wingdings" w:hint="default"/>
       </w:rPr>
     </w:lvl>
     <w:lvl w:ilvl="6" w:tplc="9D569B4C">
@@ -6171,7 +5932,7 @@
         <w:ind w:left="5040" w:hanging="360"/>
       </w:pPr>
       <w:rPr>
-        <w:rFonts w:hint="default" w:ascii="Symbol" w:hAnsi="Symbol"/>
+        <w:rFonts w:ascii="Symbol" w:hAnsi="Symbol" w:hint="default"/>
       </w:rPr>
     </w:lvl>
     <w:lvl w:ilvl="7" w:tplc="31E0AFE6">
@@ -6183,7 +5944,7 @@
         <w:ind w:left="5760" w:hanging="360"/>
       </w:pPr>
       <w:rPr>
-        <w:rFonts w:hint="default" w:ascii="Courier New" w:hAnsi="Courier New"/>
+        <w:rFonts w:ascii="Courier New" w:hAnsi="Courier New" w:hint="default"/>
       </w:rPr>
     </w:lvl>
     <w:lvl w:ilvl="8" w:tplc="879A905E">
@@ -6195,7 +5956,7 @@
         <w:ind w:left="6480" w:hanging="360"/>
       </w:pPr>
       <w:rPr>
-        <w:rFonts w:hint="default" w:ascii="Wingdings" w:hAnsi="Wingdings"/>
+        <w:rFonts w:ascii="Wingdings" w:hAnsi="Wingdings" w:hint="default"/>
       </w:rPr>
     </w:lvl>
   </w:abstractNum>
@@ -6212,7 +5973,7 @@
         <w:ind w:left="720" w:hanging="360"/>
       </w:pPr>
       <w:rPr>
-        <w:rFonts w:hint="default" w:ascii="Calibri" w:hAnsi="Calibri"/>
+        <w:rFonts w:ascii="Calibri" w:hAnsi="Calibri" w:hint="default"/>
       </w:rPr>
     </w:lvl>
     <w:lvl w:ilvl="1" w:tplc="C95A1BDA">
@@ -6224,7 +5985,7 @@
         <w:ind w:left="1440" w:hanging="360"/>
       </w:pPr>
       <w:rPr>
-        <w:rFonts w:hint="default" w:ascii="Courier New" w:hAnsi="Courier New"/>
+        <w:rFonts w:ascii="Courier New" w:hAnsi="Courier New" w:hint="default"/>
       </w:rPr>
     </w:lvl>
     <w:lvl w:ilvl="2" w:tplc="F9D60A72">
@@ -6236,7 +5997,7 @@
         <w:ind w:left="2160" w:hanging="360"/>
       </w:pPr>
       <w:rPr>
-        <w:rFonts w:hint="default" w:ascii="Wingdings" w:hAnsi="Wingdings"/>
+        <w:rFonts w:ascii="Wingdings" w:hAnsi="Wingdings" w:hint="default"/>
       </w:rPr>
     </w:lvl>
     <w:lvl w:ilvl="3" w:tplc="F320D2DC">
@@ -6248,7 +6009,7 @@
         <w:ind w:left="2880" w:hanging="360"/>
       </w:pPr>
       <w:rPr>
-        <w:rFonts w:hint="default" w:ascii="Symbol" w:hAnsi="Symbol"/>
+        <w:rFonts w:ascii="Symbol" w:hAnsi="Symbol" w:hint="default"/>
       </w:rPr>
     </w:lvl>
     <w:lvl w:ilvl="4" w:tplc="FD901FAC">
@@ -6260,7 +6021,7 @@
         <w:ind w:left="3600" w:hanging="360"/>
       </w:pPr>
       <w:rPr>
-        <w:rFonts w:hint="default" w:ascii="Courier New" w:hAnsi="Courier New"/>
+        <w:rFonts w:ascii="Courier New" w:hAnsi="Courier New" w:hint="default"/>
       </w:rPr>
     </w:lvl>
     <w:lvl w:ilvl="5" w:tplc="785258B8">
@@ -6272,7 +6033,7 @@
         <w:ind w:left="4320" w:hanging="360"/>
       </w:pPr>
       <w:rPr>
-        <w:rFonts w:hint="default" w:ascii="Wingdings" w:hAnsi="Wingdings"/>
+        <w:rFonts w:ascii="Wingdings" w:hAnsi="Wingdings" w:hint="default"/>
       </w:rPr>
     </w:lvl>
     <w:lvl w:ilvl="6" w:tplc="E57EC41E">
@@ -6284,7 +6045,7 @@
         <w:ind w:left="5040" w:hanging="360"/>
       </w:pPr>
       <w:rPr>
-        <w:rFonts w:hint="default" w:ascii="Symbol" w:hAnsi="Symbol"/>
+        <w:rFonts w:ascii="Symbol" w:hAnsi="Symbol" w:hint="default"/>
       </w:rPr>
     </w:lvl>
     <w:lvl w:ilvl="7" w:tplc="2CD8AE24">
@@ -6296,7 +6057,7 @@
         <w:ind w:left="5760" w:hanging="360"/>
       </w:pPr>
       <w:rPr>
-        <w:rFonts w:hint="default" w:ascii="Courier New" w:hAnsi="Courier New"/>
+        <w:rFonts w:ascii="Courier New" w:hAnsi="Courier New" w:hint="default"/>
       </w:rPr>
     </w:lvl>
     <w:lvl w:ilvl="8" w:tplc="3CE80D20">
@@ -6308,7 +6069,7 @@
         <w:ind w:left="6480" w:hanging="360"/>
       </w:pPr>
       <w:rPr>
-        <w:rFonts w:hint="default" w:ascii="Wingdings" w:hAnsi="Wingdings"/>
+        <w:rFonts w:ascii="Wingdings" w:hAnsi="Wingdings" w:hint="default"/>
       </w:rPr>
     </w:lvl>
   </w:abstractNum>
@@ -6441,7 +6202,7 @@
         <w:ind w:left="720" w:hanging="360"/>
       </w:pPr>
       <w:rPr>
-        <w:rFonts w:hint="default" w:ascii="Symbol" w:hAnsi="Symbol"/>
+        <w:rFonts w:ascii="Symbol" w:hAnsi="Symbol" w:hint="default"/>
         <w:sz w:val="20"/>
       </w:rPr>
     </w:lvl>
@@ -6457,7 +6218,7 @@
         <w:ind w:left="1440" w:hanging="360"/>
       </w:pPr>
       <w:rPr>
-        <w:rFonts w:hint="default" w:ascii="Courier New" w:hAnsi="Courier New"/>
+        <w:rFonts w:ascii="Courier New" w:hAnsi="Courier New" w:hint="default"/>
         <w:sz w:val="20"/>
       </w:rPr>
     </w:lvl>
@@ -6473,7 +6234,7 @@
         <w:ind w:left="2160" w:hanging="360"/>
       </w:pPr>
       <w:rPr>
-        <w:rFonts w:hint="default" w:ascii="Wingdings" w:hAnsi="Wingdings"/>
+        <w:rFonts w:ascii="Wingdings" w:hAnsi="Wingdings" w:hint="default"/>
         <w:sz w:val="20"/>
       </w:rPr>
     </w:lvl>
@@ -6489,7 +6250,7 @@
         <w:ind w:left="2880" w:hanging="360"/>
       </w:pPr>
       <w:rPr>
-        <w:rFonts w:hint="default" w:ascii="Wingdings" w:hAnsi="Wingdings"/>
+        <w:rFonts w:ascii="Wingdings" w:hAnsi="Wingdings" w:hint="default"/>
         <w:sz w:val="20"/>
       </w:rPr>
     </w:lvl>
@@ -6505,7 +6266,7 @@
         <w:ind w:left="3600" w:hanging="360"/>
       </w:pPr>
       <w:rPr>
-        <w:rFonts w:hint="default" w:ascii="Wingdings" w:hAnsi="Wingdings"/>
+        <w:rFonts w:ascii="Wingdings" w:hAnsi="Wingdings" w:hint="default"/>
         <w:sz w:val="20"/>
       </w:rPr>
     </w:lvl>
@@ -6521,7 +6282,7 @@
         <w:ind w:left="4320" w:hanging="360"/>
       </w:pPr>
       <w:rPr>
-        <w:rFonts w:hint="default" w:ascii="Wingdings" w:hAnsi="Wingdings"/>
+        <w:rFonts w:ascii="Wingdings" w:hAnsi="Wingdings" w:hint="default"/>
         <w:sz w:val="20"/>
       </w:rPr>
     </w:lvl>
@@ -6537,7 +6298,7 @@
         <w:ind w:left="5040" w:hanging="360"/>
       </w:pPr>
       <w:rPr>
-        <w:rFonts w:hint="default" w:ascii="Wingdings" w:hAnsi="Wingdings"/>
+        <w:rFonts w:ascii="Wingdings" w:hAnsi="Wingdings" w:hint="default"/>
         <w:sz w:val="20"/>
       </w:rPr>
     </w:lvl>
@@ -6553,7 +6314,7 @@
         <w:ind w:left="5760" w:hanging="360"/>
       </w:pPr>
       <w:rPr>
-        <w:rFonts w:hint="default" w:ascii="Wingdings" w:hAnsi="Wingdings"/>
+        <w:rFonts w:ascii="Wingdings" w:hAnsi="Wingdings" w:hint="default"/>
         <w:sz w:val="20"/>
       </w:rPr>
     </w:lvl>
@@ -6569,7 +6330,7 @@
         <w:ind w:left="6480" w:hanging="360"/>
       </w:pPr>
       <w:rPr>
-        <w:rFonts w:hint="default" w:ascii="Wingdings" w:hAnsi="Wingdings"/>
+        <w:rFonts w:ascii="Wingdings" w:hAnsi="Wingdings" w:hint="default"/>
         <w:sz w:val="20"/>
       </w:rPr>
     </w:lvl>
@@ -6590,7 +6351,7 @@
         <w:ind w:left="720" w:hanging="360"/>
       </w:pPr>
       <w:rPr>
-        <w:rFonts w:hint="default" w:ascii="Symbol" w:hAnsi="Symbol"/>
+        <w:rFonts w:ascii="Symbol" w:hAnsi="Symbol" w:hint="default"/>
         <w:sz w:val="20"/>
       </w:rPr>
     </w:lvl>
@@ -6606,7 +6367,7 @@
         <w:ind w:left="1440" w:hanging="360"/>
       </w:pPr>
       <w:rPr>
-        <w:rFonts w:hint="default" w:ascii="Courier New" w:hAnsi="Courier New"/>
+        <w:rFonts w:ascii="Courier New" w:hAnsi="Courier New" w:hint="default"/>
         <w:sz w:val="20"/>
       </w:rPr>
     </w:lvl>
@@ -6622,7 +6383,7 @@
         <w:ind w:left="2160" w:hanging="360"/>
       </w:pPr>
       <w:rPr>
-        <w:rFonts w:hint="default" w:ascii="Wingdings" w:hAnsi="Wingdings"/>
+        <w:rFonts w:ascii="Wingdings" w:hAnsi="Wingdings" w:hint="default"/>
         <w:sz w:val="20"/>
       </w:rPr>
     </w:lvl>
@@ -6638,7 +6399,7 @@
         <w:ind w:left="2880" w:hanging="360"/>
       </w:pPr>
       <w:rPr>
-        <w:rFonts w:hint="default" w:ascii="Wingdings" w:hAnsi="Wingdings"/>
+        <w:rFonts w:ascii="Wingdings" w:hAnsi="Wingdings" w:hint="default"/>
         <w:sz w:val="20"/>
       </w:rPr>
     </w:lvl>
@@ -6654,7 +6415,7 @@
         <w:ind w:left="3600" w:hanging="360"/>
       </w:pPr>
       <w:rPr>
-        <w:rFonts w:hint="default" w:ascii="Wingdings" w:hAnsi="Wingdings"/>
+        <w:rFonts w:ascii="Wingdings" w:hAnsi="Wingdings" w:hint="default"/>
         <w:sz w:val="20"/>
       </w:rPr>
     </w:lvl>
@@ -6670,7 +6431,7 @@
         <w:ind w:left="4320" w:hanging="360"/>
       </w:pPr>
       <w:rPr>
-        <w:rFonts w:hint="default" w:ascii="Wingdings" w:hAnsi="Wingdings"/>
+        <w:rFonts w:ascii="Wingdings" w:hAnsi="Wingdings" w:hint="default"/>
         <w:sz w:val="20"/>
       </w:rPr>
     </w:lvl>
@@ -6686,7 +6447,7 @@
         <w:ind w:left="5040" w:hanging="360"/>
       </w:pPr>
       <w:rPr>
-        <w:rFonts w:hint="default" w:ascii="Wingdings" w:hAnsi="Wingdings"/>
+        <w:rFonts w:ascii="Wingdings" w:hAnsi="Wingdings" w:hint="default"/>
         <w:sz w:val="20"/>
       </w:rPr>
     </w:lvl>
@@ -6702,7 +6463,7 @@
         <w:ind w:left="5760" w:hanging="360"/>
       </w:pPr>
       <w:rPr>
-        <w:rFonts w:hint="default" w:ascii="Wingdings" w:hAnsi="Wingdings"/>
+        <w:rFonts w:ascii="Wingdings" w:hAnsi="Wingdings" w:hint="default"/>
         <w:sz w:val="20"/>
       </w:rPr>
     </w:lvl>
@@ -6718,7 +6479,7 @@
         <w:ind w:left="6480" w:hanging="360"/>
       </w:pPr>
       <w:rPr>
-        <w:rFonts w:hint="default" w:ascii="Wingdings" w:hAnsi="Wingdings"/>
+        <w:rFonts w:ascii="Wingdings" w:hAnsi="Wingdings" w:hint="default"/>
         <w:sz w:val="20"/>
       </w:rPr>
     </w:lvl>
@@ -6739,7 +6500,7 @@
         <w:ind w:left="720" w:hanging="360"/>
       </w:pPr>
       <w:rPr>
-        <w:rFonts w:hint="default" w:ascii="Symbol" w:hAnsi="Symbol"/>
+        <w:rFonts w:ascii="Symbol" w:hAnsi="Symbol" w:hint="default"/>
         <w:sz w:val="20"/>
       </w:rPr>
     </w:lvl>
@@ -6755,7 +6516,7 @@
         <w:ind w:left="1440" w:hanging="360"/>
       </w:pPr>
       <w:rPr>
-        <w:rFonts w:hint="default" w:ascii="Courier New" w:hAnsi="Courier New"/>
+        <w:rFonts w:ascii="Courier New" w:hAnsi="Courier New" w:hint="default"/>
         <w:sz w:val="20"/>
       </w:rPr>
     </w:lvl>
@@ -6771,7 +6532,7 @@
         <w:ind w:left="2160" w:hanging="360"/>
       </w:pPr>
       <w:rPr>
-        <w:rFonts w:hint="default" w:ascii="Wingdings" w:hAnsi="Wingdings"/>
+        <w:rFonts w:ascii="Wingdings" w:hAnsi="Wingdings" w:hint="default"/>
         <w:sz w:val="20"/>
       </w:rPr>
     </w:lvl>
@@ -6787,7 +6548,7 @@
         <w:ind w:left="2880" w:hanging="360"/>
       </w:pPr>
       <w:rPr>
-        <w:rFonts w:hint="default" w:ascii="Wingdings" w:hAnsi="Wingdings"/>
+        <w:rFonts w:ascii="Wingdings" w:hAnsi="Wingdings" w:hint="default"/>
         <w:sz w:val="20"/>
       </w:rPr>
     </w:lvl>
@@ -6803,7 +6564,7 @@
         <w:ind w:left="3600" w:hanging="360"/>
       </w:pPr>
       <w:rPr>
-        <w:rFonts w:hint="default" w:ascii="Wingdings" w:hAnsi="Wingdings"/>
+        <w:rFonts w:ascii="Wingdings" w:hAnsi="Wingdings" w:hint="default"/>
         <w:sz w:val="20"/>
       </w:rPr>
     </w:lvl>
@@ -6819,7 +6580,7 @@
         <w:ind w:left="4320" w:hanging="360"/>
       </w:pPr>
       <w:rPr>
-        <w:rFonts w:hint="default" w:ascii="Wingdings" w:hAnsi="Wingdings"/>
+        <w:rFonts w:ascii="Wingdings" w:hAnsi="Wingdings" w:hint="default"/>
         <w:sz w:val="20"/>
       </w:rPr>
     </w:lvl>
@@ -6835,7 +6596,7 @@
         <w:ind w:left="5040" w:hanging="360"/>
       </w:pPr>
       <w:rPr>
-        <w:rFonts w:hint="default" w:ascii="Wingdings" w:hAnsi="Wingdings"/>
+        <w:rFonts w:ascii="Wingdings" w:hAnsi="Wingdings" w:hint="default"/>
         <w:sz w:val="20"/>
       </w:rPr>
     </w:lvl>
@@ -6851,7 +6612,7 @@
         <w:ind w:left="5760" w:hanging="360"/>
       </w:pPr>
       <w:rPr>
-        <w:rFonts w:hint="default" w:ascii="Wingdings" w:hAnsi="Wingdings"/>
+        <w:rFonts w:ascii="Wingdings" w:hAnsi="Wingdings" w:hint="default"/>
         <w:sz w:val="20"/>
       </w:rPr>
     </w:lvl>
@@ -6867,7 +6628,7 @@
         <w:ind w:left="6480" w:hanging="360"/>
       </w:pPr>
       <w:rPr>
-        <w:rFonts w:hint="default" w:ascii="Wingdings" w:hAnsi="Wingdings"/>
+        <w:rFonts w:ascii="Wingdings" w:hAnsi="Wingdings" w:hint="default"/>
         <w:sz w:val="20"/>
       </w:rPr>
     </w:lvl>
@@ -6885,7 +6646,7 @@
         <w:ind w:left="720" w:hanging="360"/>
       </w:pPr>
       <w:rPr>
-        <w:rFonts w:asciiTheme="minorHAnsi" w:hAnsiTheme="minorHAnsi" w:eastAsiaTheme="minorHAnsi" w:cstheme="minorBidi"/>
+        <w:rFonts w:asciiTheme="minorHAnsi" w:eastAsiaTheme="minorHAnsi" w:hAnsiTheme="minorHAnsi" w:cstheme="minorBidi"/>
       </w:rPr>
     </w:lvl>
     <w:lvl w:ilvl="1" w:tplc="340A0019" w:tentative="1">
@@ -6974,7 +6735,7 @@
         <w:ind w:left="720" w:hanging="360"/>
       </w:pPr>
       <w:rPr>
-        <w:rFonts w:hint="default" w:ascii="Courier New" w:hAnsi="Courier New" w:cs="Courier New"/>
+        <w:rFonts w:ascii="Courier New" w:hAnsi="Courier New" w:cs="Courier New" w:hint="default"/>
       </w:rPr>
     </w:lvl>
     <w:lvl w:ilvl="1" w:tplc="04090003" w:tentative="1">
@@ -6986,7 +6747,7 @@
         <w:ind w:left="1440" w:hanging="360"/>
       </w:pPr>
       <w:rPr>
-        <w:rFonts w:hint="default" w:ascii="Courier New" w:hAnsi="Courier New" w:cs="Courier New"/>
+        <w:rFonts w:ascii="Courier New" w:hAnsi="Courier New" w:cs="Courier New" w:hint="default"/>
       </w:rPr>
     </w:lvl>
     <w:lvl w:ilvl="2" w:tplc="04090005" w:tentative="1">
@@ -6998,7 +6759,7 @@
         <w:ind w:left="2160" w:hanging="360"/>
       </w:pPr>
       <w:rPr>
-        <w:rFonts w:hint="default" w:ascii="Wingdings" w:hAnsi="Wingdings"/>
+        <w:rFonts w:ascii="Wingdings" w:hAnsi="Wingdings" w:hint="default"/>
       </w:rPr>
     </w:lvl>
     <w:lvl w:ilvl="3" w:tplc="04090001" w:tentative="1">
@@ -7010,7 +6771,7 @@
         <w:ind w:left="2880" w:hanging="360"/>
       </w:pPr>
       <w:rPr>
-        <w:rFonts w:hint="default" w:ascii="Symbol" w:hAnsi="Symbol"/>
+        <w:rFonts w:ascii="Symbol" w:hAnsi="Symbol" w:hint="default"/>
       </w:rPr>
     </w:lvl>
     <w:lvl w:ilvl="4" w:tplc="04090003" w:tentative="1">
@@ -7022,7 +6783,7 @@
         <w:ind w:left="3600" w:hanging="360"/>
       </w:pPr>
       <w:rPr>
-        <w:rFonts w:hint="default" w:ascii="Courier New" w:hAnsi="Courier New" w:cs="Courier New"/>
+        <w:rFonts w:ascii="Courier New" w:hAnsi="Courier New" w:cs="Courier New" w:hint="default"/>
       </w:rPr>
     </w:lvl>
     <w:lvl w:ilvl="5" w:tplc="04090005" w:tentative="1">
@@ -7034,7 +6795,7 @@
         <w:ind w:left="4320" w:hanging="360"/>
       </w:pPr>
       <w:rPr>
-        <w:rFonts w:hint="default" w:ascii="Wingdings" w:hAnsi="Wingdings"/>
+        <w:rFonts w:ascii="Wingdings" w:hAnsi="Wingdings" w:hint="default"/>
       </w:rPr>
     </w:lvl>
     <w:lvl w:ilvl="6" w:tplc="04090001" w:tentative="1">
@@ -7046,7 +6807,7 @@
         <w:ind w:left="5040" w:hanging="360"/>
       </w:pPr>
       <w:rPr>
-        <w:rFonts w:hint="default" w:ascii="Symbol" w:hAnsi="Symbol"/>
+        <w:rFonts w:ascii="Symbol" w:hAnsi="Symbol" w:hint="default"/>
       </w:rPr>
     </w:lvl>
     <w:lvl w:ilvl="7" w:tplc="04090003" w:tentative="1">
@@ -7058,7 +6819,7 @@
         <w:ind w:left="5760" w:hanging="360"/>
       </w:pPr>
       <w:rPr>
-        <w:rFonts w:hint="default" w:ascii="Courier New" w:hAnsi="Courier New" w:cs="Courier New"/>
+        <w:rFonts w:ascii="Courier New" w:hAnsi="Courier New" w:cs="Courier New" w:hint="default"/>
       </w:rPr>
     </w:lvl>
     <w:lvl w:ilvl="8" w:tplc="04090005" w:tentative="1">
@@ -7070,7 +6831,7 @@
         <w:ind w:left="6480" w:hanging="360"/>
       </w:pPr>
       <w:rPr>
-        <w:rFonts w:hint="default" w:ascii="Wingdings" w:hAnsi="Wingdings"/>
+        <w:rFonts w:ascii="Wingdings" w:hAnsi="Wingdings" w:hint="default"/>
       </w:rPr>
     </w:lvl>
   </w:abstractNum>
@@ -7268,7 +7029,7 @@
         <w:ind w:left="720" w:hanging="360"/>
       </w:pPr>
       <w:rPr>
-        <w:rFonts w:hint="default" w:ascii="Symbol" w:hAnsi="Symbol"/>
+        <w:rFonts w:ascii="Symbol" w:hAnsi="Symbol" w:hint="default"/>
         <w:sz w:val="20"/>
       </w:rPr>
     </w:lvl>
@@ -7284,7 +7045,7 @@
         <w:ind w:left="1440" w:hanging="360"/>
       </w:pPr>
       <w:rPr>
-        <w:rFonts w:hint="default" w:ascii="Courier New" w:hAnsi="Courier New"/>
+        <w:rFonts w:ascii="Courier New" w:hAnsi="Courier New" w:hint="default"/>
         <w:sz w:val="20"/>
       </w:rPr>
     </w:lvl>
@@ -7300,7 +7061,7 @@
         <w:ind w:left="2160" w:hanging="360"/>
       </w:pPr>
       <w:rPr>
-        <w:rFonts w:hint="default" w:ascii="Wingdings" w:hAnsi="Wingdings"/>
+        <w:rFonts w:ascii="Wingdings" w:hAnsi="Wingdings" w:hint="default"/>
         <w:sz w:val="20"/>
       </w:rPr>
     </w:lvl>
@@ -7316,7 +7077,7 @@
         <w:ind w:left="2880" w:hanging="360"/>
       </w:pPr>
       <w:rPr>
-        <w:rFonts w:hint="default" w:ascii="Wingdings" w:hAnsi="Wingdings"/>
+        <w:rFonts w:ascii="Wingdings" w:hAnsi="Wingdings" w:hint="default"/>
         <w:sz w:val="20"/>
       </w:rPr>
     </w:lvl>
@@ -7332,7 +7093,7 @@
         <w:ind w:left="3600" w:hanging="360"/>
       </w:pPr>
       <w:rPr>
-        <w:rFonts w:hint="default" w:ascii="Wingdings" w:hAnsi="Wingdings"/>
+        <w:rFonts w:ascii="Wingdings" w:hAnsi="Wingdings" w:hint="default"/>
         <w:sz w:val="20"/>
       </w:rPr>
     </w:lvl>
@@ -7348,7 +7109,7 @@
         <w:ind w:left="4320" w:hanging="360"/>
       </w:pPr>
       <w:rPr>
-        <w:rFonts w:hint="default" w:ascii="Wingdings" w:hAnsi="Wingdings"/>
+        <w:rFonts w:ascii="Wingdings" w:hAnsi="Wingdings" w:hint="default"/>
         <w:sz w:val="20"/>
       </w:rPr>
     </w:lvl>
@@ -7364,7 +7125,7 @@
         <w:ind w:left="5040" w:hanging="360"/>
       </w:pPr>
       <w:rPr>
-        <w:rFonts w:hint="default" w:ascii="Wingdings" w:hAnsi="Wingdings"/>
+        <w:rFonts w:ascii="Wingdings" w:hAnsi="Wingdings" w:hint="default"/>
         <w:sz w:val="20"/>
       </w:rPr>
     </w:lvl>
@@ -7380,7 +7141,7 @@
         <w:ind w:left="5760" w:hanging="360"/>
       </w:pPr>
       <w:rPr>
-        <w:rFonts w:hint="default" w:ascii="Wingdings" w:hAnsi="Wingdings"/>
+        <w:rFonts w:ascii="Wingdings" w:hAnsi="Wingdings" w:hint="default"/>
         <w:sz w:val="20"/>
       </w:rPr>
     </w:lvl>
@@ -7396,7 +7157,7 @@
         <w:ind w:left="6480" w:hanging="360"/>
       </w:pPr>
       <w:rPr>
-        <w:rFonts w:hint="default" w:ascii="Wingdings" w:hAnsi="Wingdings"/>
+        <w:rFonts w:ascii="Wingdings" w:hAnsi="Wingdings" w:hint="default"/>
         <w:sz w:val="20"/>
       </w:rPr>
     </w:lvl>
@@ -7414,7 +7175,7 @@
         <w:ind w:left="720" w:hanging="360"/>
       </w:pPr>
       <w:rPr>
-        <w:rFonts w:hint="default" w:ascii="Courier New" w:hAnsi="Courier New" w:cs="Courier New"/>
+        <w:rFonts w:ascii="Courier New" w:hAnsi="Courier New" w:cs="Courier New" w:hint="default"/>
       </w:rPr>
     </w:lvl>
     <w:lvl w:ilvl="1" w:tplc="340A0003" w:tentative="1">
@@ -7426,7 +7187,7 @@
         <w:ind w:left="1440" w:hanging="360"/>
       </w:pPr>
       <w:rPr>
-        <w:rFonts w:hint="default" w:ascii="Courier New" w:hAnsi="Courier New" w:cs="Courier New"/>
+        <w:rFonts w:ascii="Courier New" w:hAnsi="Courier New" w:cs="Courier New" w:hint="default"/>
       </w:rPr>
     </w:lvl>
     <w:lvl w:ilvl="2" w:tplc="340A0005" w:tentative="1">
@@ -7438,7 +7199,7 @@
         <w:ind w:left="2160" w:hanging="360"/>
       </w:pPr>
       <w:rPr>
-        <w:rFonts w:hint="default" w:ascii="Wingdings" w:hAnsi="Wingdings"/>
+        <w:rFonts w:ascii="Wingdings" w:hAnsi="Wingdings" w:hint="default"/>
       </w:rPr>
     </w:lvl>
     <w:lvl w:ilvl="3" w:tplc="340A0001" w:tentative="1">
@@ -7450,7 +7211,7 @@
         <w:ind w:left="2880" w:hanging="360"/>
       </w:pPr>
       <w:rPr>
-        <w:rFonts w:hint="default" w:ascii="Symbol" w:hAnsi="Symbol"/>
+        <w:rFonts w:ascii="Symbol" w:hAnsi="Symbol" w:hint="default"/>
       </w:rPr>
     </w:lvl>
     <w:lvl w:ilvl="4" w:tplc="340A0003" w:tentative="1">
@@ -7462,7 +7223,7 @@
         <w:ind w:left="3600" w:hanging="360"/>
       </w:pPr>
       <w:rPr>
-        <w:rFonts w:hint="default" w:ascii="Courier New" w:hAnsi="Courier New" w:cs="Courier New"/>
+        <w:rFonts w:ascii="Courier New" w:hAnsi="Courier New" w:cs="Courier New" w:hint="default"/>
       </w:rPr>
     </w:lvl>
     <w:lvl w:ilvl="5" w:tplc="340A0005" w:tentative="1">
@@ -7474,7 +7235,7 @@
         <w:ind w:left="4320" w:hanging="360"/>
       </w:pPr>
       <w:rPr>
-        <w:rFonts w:hint="default" w:ascii="Wingdings" w:hAnsi="Wingdings"/>
+        <w:rFonts w:ascii="Wingdings" w:hAnsi="Wingdings" w:hint="default"/>
       </w:rPr>
     </w:lvl>
     <w:lvl w:ilvl="6" w:tplc="340A0001" w:tentative="1">
@@ -7486,7 +7247,7 @@
         <w:ind w:left="5040" w:hanging="360"/>
       </w:pPr>
       <w:rPr>
-        <w:rFonts w:hint="default" w:ascii="Symbol" w:hAnsi="Symbol"/>
+        <w:rFonts w:ascii="Symbol" w:hAnsi="Symbol" w:hint="default"/>
       </w:rPr>
     </w:lvl>
     <w:lvl w:ilvl="7" w:tplc="340A0003" w:tentative="1">
@@ -7498,7 +7259,7 @@
         <w:ind w:left="5760" w:hanging="360"/>
       </w:pPr>
       <w:rPr>
-        <w:rFonts w:hint="default" w:ascii="Courier New" w:hAnsi="Courier New" w:cs="Courier New"/>
+        <w:rFonts w:ascii="Courier New" w:hAnsi="Courier New" w:cs="Courier New" w:hint="default"/>
       </w:rPr>
     </w:lvl>
     <w:lvl w:ilvl="8" w:tplc="340A0005" w:tentative="1">
@@ -7510,7 +7271,7 @@
         <w:ind w:left="6480" w:hanging="360"/>
       </w:pPr>
       <w:rPr>
-        <w:rFonts w:hint="default" w:ascii="Wingdings" w:hAnsi="Wingdings"/>
+        <w:rFonts w:ascii="Wingdings" w:hAnsi="Wingdings" w:hint="default"/>
       </w:rPr>
     </w:lvl>
   </w:abstractNum>
@@ -7527,7 +7288,7 @@
         <w:ind w:left="720" w:hanging="360"/>
       </w:pPr>
       <w:rPr>
-        <w:rFonts w:hint="default" w:ascii="Calibri" w:hAnsi="Calibri"/>
+        <w:rFonts w:ascii="Calibri" w:hAnsi="Calibri" w:hint="default"/>
       </w:rPr>
     </w:lvl>
     <w:lvl w:ilvl="1" w:tplc="C7FED0CA">
@@ -7539,7 +7300,7 @@
         <w:ind w:left="1440" w:hanging="360"/>
       </w:pPr>
       <w:rPr>
-        <w:rFonts w:hint="default" w:ascii="Courier New" w:hAnsi="Courier New"/>
+        <w:rFonts w:ascii="Courier New" w:hAnsi="Courier New" w:hint="default"/>
       </w:rPr>
     </w:lvl>
     <w:lvl w:ilvl="2" w:tplc="86C23E5C">
@@ -7551,7 +7312,7 @@
         <w:ind w:left="2160" w:hanging="360"/>
       </w:pPr>
       <w:rPr>
-        <w:rFonts w:hint="default" w:ascii="Wingdings" w:hAnsi="Wingdings"/>
+        <w:rFonts w:ascii="Wingdings" w:hAnsi="Wingdings" w:hint="default"/>
       </w:rPr>
     </w:lvl>
     <w:lvl w:ilvl="3" w:tplc="DD349284">
@@ -7563,7 +7324,7 @@
         <w:ind w:left="2880" w:hanging="360"/>
       </w:pPr>
       <w:rPr>
-        <w:rFonts w:hint="default" w:ascii="Symbol" w:hAnsi="Symbol"/>
+        <w:rFonts w:ascii="Symbol" w:hAnsi="Symbol" w:hint="default"/>
       </w:rPr>
     </w:lvl>
     <w:lvl w:ilvl="4" w:tplc="7BF6162E">
@@ -7575,7 +7336,7 @@
         <w:ind w:left="3600" w:hanging="360"/>
       </w:pPr>
       <w:rPr>
-        <w:rFonts w:hint="default" w:ascii="Courier New" w:hAnsi="Courier New"/>
+        <w:rFonts w:ascii="Courier New" w:hAnsi="Courier New" w:hint="default"/>
       </w:rPr>
     </w:lvl>
     <w:lvl w:ilvl="5" w:tplc="5B08AE58">
@@ -7587,7 +7348,7 @@
         <w:ind w:left="4320" w:hanging="360"/>
       </w:pPr>
       <w:rPr>
-        <w:rFonts w:hint="default" w:ascii="Wingdings" w:hAnsi="Wingdings"/>
+        <w:rFonts w:ascii="Wingdings" w:hAnsi="Wingdings" w:hint="default"/>
       </w:rPr>
     </w:lvl>
     <w:lvl w:ilvl="6" w:tplc="1722F02E">
@@ -7599,7 +7360,7 @@
         <w:ind w:left="5040" w:hanging="360"/>
       </w:pPr>
       <w:rPr>
-        <w:rFonts w:hint="default" w:ascii="Symbol" w:hAnsi="Symbol"/>
+        <w:rFonts w:ascii="Symbol" w:hAnsi="Symbol" w:hint="default"/>
       </w:rPr>
     </w:lvl>
     <w:lvl w:ilvl="7" w:tplc="C8E47964">
@@ -7611,7 +7372,7 @@
         <w:ind w:left="5760" w:hanging="360"/>
       </w:pPr>
       <w:rPr>
-        <w:rFonts w:hint="default" w:ascii="Courier New" w:hAnsi="Courier New"/>
+        <w:rFonts w:ascii="Courier New" w:hAnsi="Courier New" w:hint="default"/>
       </w:rPr>
     </w:lvl>
     <w:lvl w:ilvl="8" w:tplc="8516FD8A">
@@ -7623,7 +7384,7 @@
         <w:ind w:left="6480" w:hanging="360"/>
       </w:pPr>
       <w:rPr>
-        <w:rFonts w:hint="default" w:ascii="Wingdings" w:hAnsi="Wingdings"/>
+        <w:rFonts w:ascii="Wingdings" w:hAnsi="Wingdings" w:hint="default"/>
       </w:rPr>
     </w:lvl>
   </w:abstractNum>
@@ -7640,7 +7401,7 @@
         <w:ind w:left="720" w:hanging="360"/>
       </w:pPr>
       <w:rPr>
-        <w:rFonts w:hint="default" w:ascii="Courier New" w:hAnsi="Courier New" w:cs="Courier New"/>
+        <w:rFonts w:ascii="Courier New" w:hAnsi="Courier New" w:cs="Courier New" w:hint="default"/>
       </w:rPr>
     </w:lvl>
     <w:lvl w:ilvl="1" w:tplc="340A0003" w:tentative="1">
@@ -7652,7 +7413,7 @@
         <w:ind w:left="1440" w:hanging="360"/>
       </w:pPr>
       <w:rPr>
-        <w:rFonts w:hint="default" w:ascii="Courier New" w:hAnsi="Courier New" w:cs="Courier New"/>
+        <w:rFonts w:ascii="Courier New" w:hAnsi="Courier New" w:cs="Courier New" w:hint="default"/>
       </w:rPr>
     </w:lvl>
     <w:lvl w:ilvl="2" w:tplc="340A0005" w:tentative="1">
@@ -7664,7 +7425,7 @@
         <w:ind w:left="2160" w:hanging="360"/>
       </w:pPr>
       <w:rPr>
-        <w:rFonts w:hint="default" w:ascii="Wingdings" w:hAnsi="Wingdings"/>
+        <w:rFonts w:ascii="Wingdings" w:hAnsi="Wingdings" w:hint="default"/>
       </w:rPr>
     </w:lvl>
     <w:lvl w:ilvl="3" w:tplc="340A0001" w:tentative="1">
@@ -7676,7 +7437,7 @@
         <w:ind w:left="2880" w:hanging="360"/>
       </w:pPr>
       <w:rPr>
-        <w:rFonts w:hint="default" w:ascii="Symbol" w:hAnsi="Symbol"/>
+        <w:rFonts w:ascii="Symbol" w:hAnsi="Symbol" w:hint="default"/>
       </w:rPr>
     </w:lvl>
     <w:lvl w:ilvl="4" w:tplc="340A0003" w:tentative="1">
@@ -7688,7 +7449,7 @@
         <w:ind w:left="3600" w:hanging="360"/>
       </w:pPr>
       <w:rPr>
-        <w:rFonts w:hint="default" w:ascii="Courier New" w:hAnsi="Courier New" w:cs="Courier New"/>
+        <w:rFonts w:ascii="Courier New" w:hAnsi="Courier New" w:cs="Courier New" w:hint="default"/>
       </w:rPr>
     </w:lvl>
     <w:lvl w:ilvl="5" w:tplc="340A0005" w:tentative="1">
@@ -7700,7 +7461,7 @@
         <w:ind w:left="4320" w:hanging="360"/>
       </w:pPr>
       <w:rPr>
-        <w:rFonts w:hint="default" w:ascii="Wingdings" w:hAnsi="Wingdings"/>
+        <w:rFonts w:ascii="Wingdings" w:hAnsi="Wingdings" w:hint="default"/>
       </w:rPr>
     </w:lvl>
     <w:lvl w:ilvl="6" w:tplc="340A0001" w:tentative="1">
@@ -7712,7 +7473,7 @@
         <w:ind w:left="5040" w:hanging="360"/>
       </w:pPr>
       <w:rPr>
-        <w:rFonts w:hint="default" w:ascii="Symbol" w:hAnsi="Symbol"/>
+        <w:rFonts w:ascii="Symbol" w:hAnsi="Symbol" w:hint="default"/>
       </w:rPr>
     </w:lvl>
     <w:lvl w:ilvl="7" w:tplc="340A0003" w:tentative="1">
@@ -7724,7 +7485,7 @@
         <w:ind w:left="5760" w:hanging="360"/>
       </w:pPr>
       <w:rPr>
-        <w:rFonts w:hint="default" w:ascii="Courier New" w:hAnsi="Courier New" w:cs="Courier New"/>
+        <w:rFonts w:ascii="Courier New" w:hAnsi="Courier New" w:cs="Courier New" w:hint="default"/>
       </w:rPr>
     </w:lvl>
     <w:lvl w:ilvl="8" w:tplc="340A0005" w:tentative="1">
@@ -7736,7 +7497,7 @@
         <w:ind w:left="6480" w:hanging="360"/>
       </w:pPr>
       <w:rPr>
-        <w:rFonts w:hint="default" w:ascii="Wingdings" w:hAnsi="Wingdings"/>
+        <w:rFonts w:ascii="Wingdings" w:hAnsi="Wingdings" w:hint="default"/>
       </w:rPr>
     </w:lvl>
   </w:abstractNum>
@@ -7842,7 +7603,7 @@
         <w:ind w:left="720" w:hanging="360"/>
       </w:pPr>
       <w:rPr>
-        <w:rFonts w:hint="default" w:ascii="Symbol" w:hAnsi="Symbol"/>
+        <w:rFonts w:ascii="Symbol" w:hAnsi="Symbol" w:hint="default"/>
         <w:sz w:val="20"/>
       </w:rPr>
     </w:lvl>
@@ -7858,7 +7619,7 @@
         <w:ind w:left="1440" w:hanging="360"/>
       </w:pPr>
       <w:rPr>
-        <w:rFonts w:hint="default" w:ascii="Courier New" w:hAnsi="Courier New"/>
+        <w:rFonts w:ascii="Courier New" w:hAnsi="Courier New" w:hint="default"/>
         <w:sz w:val="20"/>
       </w:rPr>
     </w:lvl>
@@ -7874,7 +7635,7 @@
         <w:ind w:left="2160" w:hanging="360"/>
       </w:pPr>
       <w:rPr>
-        <w:rFonts w:hint="default" w:ascii="Wingdings" w:hAnsi="Wingdings"/>
+        <w:rFonts w:ascii="Wingdings" w:hAnsi="Wingdings" w:hint="default"/>
         <w:sz w:val="20"/>
       </w:rPr>
     </w:lvl>
@@ -7890,7 +7651,7 @@
         <w:ind w:left="2880" w:hanging="360"/>
       </w:pPr>
       <w:rPr>
-        <w:rFonts w:hint="default" w:ascii="Wingdings" w:hAnsi="Wingdings"/>
+        <w:rFonts w:ascii="Wingdings" w:hAnsi="Wingdings" w:hint="default"/>
         <w:sz w:val="20"/>
       </w:rPr>
     </w:lvl>
@@ -7906,7 +7667,7 @@
         <w:ind w:left="3600" w:hanging="360"/>
       </w:pPr>
       <w:rPr>
-        <w:rFonts w:hint="default" w:ascii="Wingdings" w:hAnsi="Wingdings"/>
+        <w:rFonts w:ascii="Wingdings" w:hAnsi="Wingdings" w:hint="default"/>
         <w:sz w:val="20"/>
       </w:rPr>
     </w:lvl>
@@ -7922,7 +7683,7 @@
         <w:ind w:left="4320" w:hanging="360"/>
       </w:pPr>
       <w:rPr>
-        <w:rFonts w:hint="default" w:ascii="Wingdings" w:hAnsi="Wingdings"/>
+        <w:rFonts w:ascii="Wingdings" w:hAnsi="Wingdings" w:hint="default"/>
         <w:sz w:val="20"/>
       </w:rPr>
     </w:lvl>
@@ -7938,7 +7699,7 @@
         <w:ind w:left="5040" w:hanging="360"/>
       </w:pPr>
       <w:rPr>
-        <w:rFonts w:hint="default" w:ascii="Wingdings" w:hAnsi="Wingdings"/>
+        <w:rFonts w:ascii="Wingdings" w:hAnsi="Wingdings" w:hint="default"/>
         <w:sz w:val="20"/>
       </w:rPr>
     </w:lvl>
@@ -7954,7 +7715,7 @@
         <w:ind w:left="5760" w:hanging="360"/>
       </w:pPr>
       <w:rPr>
-        <w:rFonts w:hint="default" w:ascii="Wingdings" w:hAnsi="Wingdings"/>
+        <w:rFonts w:ascii="Wingdings" w:hAnsi="Wingdings" w:hint="default"/>
         <w:sz w:val="20"/>
       </w:rPr>
     </w:lvl>
@@ -7970,7 +7731,7 @@
         <w:ind w:left="6480" w:hanging="360"/>
       </w:pPr>
       <w:rPr>
-        <w:rFonts w:hint="default" w:ascii="Wingdings" w:hAnsi="Wingdings"/>
+        <w:rFonts w:ascii="Wingdings" w:hAnsi="Wingdings" w:hint="default"/>
         <w:sz w:val="20"/>
       </w:rPr>
     </w:lvl>
@@ -7991,7 +7752,7 @@
         <w:ind w:left="720" w:hanging="360"/>
       </w:pPr>
       <w:rPr>
-        <w:rFonts w:hint="default" w:ascii="Symbol" w:hAnsi="Symbol"/>
+        <w:rFonts w:ascii="Symbol" w:hAnsi="Symbol" w:hint="default"/>
         <w:sz w:val="20"/>
       </w:rPr>
     </w:lvl>
@@ -8007,7 +7768,7 @@
         <w:ind w:left="1440" w:hanging="360"/>
       </w:pPr>
       <w:rPr>
-        <w:rFonts w:hint="default" w:ascii="Courier New" w:hAnsi="Courier New"/>
+        <w:rFonts w:ascii="Courier New" w:hAnsi="Courier New" w:hint="default"/>
         <w:sz w:val="20"/>
       </w:rPr>
     </w:lvl>
@@ -8023,7 +7784,7 @@
         <w:ind w:left="2160" w:hanging="360"/>
       </w:pPr>
       <w:rPr>
-        <w:rFonts w:hint="default" w:ascii="Wingdings" w:hAnsi="Wingdings"/>
+        <w:rFonts w:ascii="Wingdings" w:hAnsi="Wingdings" w:hint="default"/>
         <w:sz w:val="20"/>
       </w:rPr>
     </w:lvl>
@@ -8039,7 +7800,7 @@
         <w:ind w:left="2880" w:hanging="360"/>
       </w:pPr>
       <w:rPr>
-        <w:rFonts w:hint="default" w:ascii="Wingdings" w:hAnsi="Wingdings"/>
+        <w:rFonts w:ascii="Wingdings" w:hAnsi="Wingdings" w:hint="default"/>
         <w:sz w:val="20"/>
       </w:rPr>
     </w:lvl>
@@ -8055,7 +7816,7 @@
         <w:ind w:left="3600" w:hanging="360"/>
       </w:pPr>
       <w:rPr>
-        <w:rFonts w:hint="default" w:ascii="Wingdings" w:hAnsi="Wingdings"/>
+        <w:rFonts w:ascii="Wingdings" w:hAnsi="Wingdings" w:hint="default"/>
         <w:sz w:val="20"/>
       </w:rPr>
     </w:lvl>
@@ -8071,7 +7832,7 @@
         <w:ind w:left="4320" w:hanging="360"/>
       </w:pPr>
       <w:rPr>
-        <w:rFonts w:hint="default" w:ascii="Wingdings" w:hAnsi="Wingdings"/>
+        <w:rFonts w:ascii="Wingdings" w:hAnsi="Wingdings" w:hint="default"/>
         <w:sz w:val="20"/>
       </w:rPr>
     </w:lvl>
@@ -8087,7 +7848,7 @@
         <w:ind w:left="5040" w:hanging="360"/>
       </w:pPr>
       <w:rPr>
-        <w:rFonts w:hint="default" w:ascii="Wingdings" w:hAnsi="Wingdings"/>
+        <w:rFonts w:ascii="Wingdings" w:hAnsi="Wingdings" w:hint="default"/>
         <w:sz w:val="20"/>
       </w:rPr>
     </w:lvl>
@@ -8103,7 +7864,7 @@
         <w:ind w:left="5760" w:hanging="360"/>
       </w:pPr>
       <w:rPr>
-        <w:rFonts w:hint="default" w:ascii="Wingdings" w:hAnsi="Wingdings"/>
+        <w:rFonts w:ascii="Wingdings" w:hAnsi="Wingdings" w:hint="default"/>
         <w:sz w:val="20"/>
       </w:rPr>
     </w:lvl>
@@ -8119,7 +7880,7 @@
         <w:ind w:left="6480" w:hanging="360"/>
       </w:pPr>
       <w:rPr>
-        <w:rFonts w:hint="default" w:ascii="Wingdings" w:hAnsi="Wingdings"/>
+        <w:rFonts w:ascii="Wingdings" w:hAnsi="Wingdings" w:hint="default"/>
         <w:sz w:val="20"/>
       </w:rPr>
     </w:lvl>
@@ -8137,7 +7898,7 @@
         <w:ind w:left="720" w:hanging="360"/>
       </w:pPr>
       <w:rPr>
-        <w:rFonts w:hint="default" w:ascii="Calibri" w:hAnsi="Calibri"/>
+        <w:rFonts w:ascii="Calibri" w:hAnsi="Calibri" w:hint="default"/>
       </w:rPr>
     </w:lvl>
     <w:lvl w:ilvl="1" w:tplc="2D126756">
@@ -8149,7 +7910,7 @@
         <w:ind w:left="1440" w:hanging="360"/>
       </w:pPr>
       <w:rPr>
-        <w:rFonts w:hint="default" w:ascii="Courier New" w:hAnsi="Courier New"/>
+        <w:rFonts w:ascii="Courier New" w:hAnsi="Courier New" w:hint="default"/>
       </w:rPr>
     </w:lvl>
     <w:lvl w:ilvl="2" w:tplc="C8FC02CC">
@@ -8161,7 +7922,7 @@
         <w:ind w:left="2160" w:hanging="360"/>
       </w:pPr>
       <w:rPr>
-        <w:rFonts w:hint="default" w:ascii="Wingdings" w:hAnsi="Wingdings"/>
+        <w:rFonts w:ascii="Wingdings" w:hAnsi="Wingdings" w:hint="default"/>
       </w:rPr>
     </w:lvl>
     <w:lvl w:ilvl="3" w:tplc="888CC67E">
@@ -8173,7 +7934,7 @@
         <w:ind w:left="2880" w:hanging="360"/>
       </w:pPr>
       <w:rPr>
-        <w:rFonts w:hint="default" w:ascii="Symbol" w:hAnsi="Symbol"/>
+        <w:rFonts w:ascii="Symbol" w:hAnsi="Symbol" w:hint="default"/>
       </w:rPr>
     </w:lvl>
     <w:lvl w:ilvl="4" w:tplc="43BCF606">
@@ -8185,7 +7946,7 @@
         <w:ind w:left="3600" w:hanging="360"/>
       </w:pPr>
       <w:rPr>
-        <w:rFonts w:hint="default" w:ascii="Courier New" w:hAnsi="Courier New"/>
+        <w:rFonts w:ascii="Courier New" w:hAnsi="Courier New" w:hint="default"/>
       </w:rPr>
     </w:lvl>
     <w:lvl w:ilvl="5" w:tplc="E8FC99C8">
@@ -8197,7 +7958,7 @@
         <w:ind w:left="4320" w:hanging="360"/>
       </w:pPr>
       <w:rPr>
-        <w:rFonts w:hint="default" w:ascii="Wingdings" w:hAnsi="Wingdings"/>
+        <w:rFonts w:ascii="Wingdings" w:hAnsi="Wingdings" w:hint="default"/>
       </w:rPr>
     </w:lvl>
     <w:lvl w:ilvl="6" w:tplc="F5BEFF8E">
@@ -8209,7 +7970,7 @@
         <w:ind w:left="5040" w:hanging="360"/>
       </w:pPr>
       <w:rPr>
-        <w:rFonts w:hint="default" w:ascii="Symbol" w:hAnsi="Symbol"/>
+        <w:rFonts w:ascii="Symbol" w:hAnsi="Symbol" w:hint="default"/>
       </w:rPr>
     </w:lvl>
     <w:lvl w:ilvl="7" w:tplc="B30E8FD4">
@@ -8221,7 +7982,7 @@
         <w:ind w:left="5760" w:hanging="360"/>
       </w:pPr>
       <w:rPr>
-        <w:rFonts w:hint="default" w:ascii="Courier New" w:hAnsi="Courier New"/>
+        <w:rFonts w:ascii="Courier New" w:hAnsi="Courier New" w:hint="default"/>
       </w:rPr>
     </w:lvl>
     <w:lvl w:ilvl="8" w:tplc="516637CC">
@@ -8233,131 +7994,131 @@
         <w:ind w:left="6480" w:hanging="360"/>
       </w:pPr>
       <w:rPr>
-        <w:rFonts w:hint="default" w:ascii="Wingdings" w:hAnsi="Wingdings"/>
+        <w:rFonts w:ascii="Wingdings" w:hAnsi="Wingdings" w:hint="default"/>
       </w:rPr>
     </w:lvl>
   </w:abstractNum>
-  <w:num w:numId="1">
+  <w:num w:numId="1" w16cid:durableId="1185942728">
     <w:abstractNumId w:val="3"/>
   </w:num>
-  <w:num w:numId="2">
+  <w:num w:numId="2" w16cid:durableId="935407395">
     <w:abstractNumId w:val="9"/>
   </w:num>
-  <w:num w:numId="3">
+  <w:num w:numId="3" w16cid:durableId="2077587855">
     <w:abstractNumId w:val="13"/>
   </w:num>
-  <w:num w:numId="4">
+  <w:num w:numId="4" w16cid:durableId="896934990">
     <w:abstractNumId w:val="29"/>
   </w:num>
-  <w:num w:numId="5">
+  <w:num w:numId="5" w16cid:durableId="161894311">
     <w:abstractNumId w:val="31"/>
   </w:num>
-  <w:num w:numId="6">
+  <w:num w:numId="6" w16cid:durableId="1470584614">
     <w:abstractNumId w:val="4"/>
   </w:num>
-  <w:num w:numId="7">
+  <w:num w:numId="7" w16cid:durableId="135150448">
     <w:abstractNumId w:val="12"/>
   </w:num>
-  <w:num w:numId="8">
+  <w:num w:numId="8" w16cid:durableId="1791170810">
     <w:abstractNumId w:val="20"/>
   </w:num>
-  <w:num w:numId="9">
+  <w:num w:numId="9" w16cid:durableId="432096688">
     <w:abstractNumId w:val="16"/>
   </w:num>
-  <w:num w:numId="10">
+  <w:num w:numId="10" w16cid:durableId="9264820">
     <w:abstractNumId w:val="10"/>
   </w:num>
-  <w:num w:numId="11">
+  <w:num w:numId="11" w16cid:durableId="162204426">
     <w:abstractNumId w:val="25"/>
   </w:num>
-  <w:num w:numId="12">
+  <w:num w:numId="12" w16cid:durableId="1750227564">
     <w:abstractNumId w:val="36"/>
   </w:num>
-  <w:num w:numId="13">
+  <w:num w:numId="13" w16cid:durableId="983773951">
     <w:abstractNumId w:val="30"/>
   </w:num>
-  <w:num w:numId="14">
+  <w:num w:numId="14" w16cid:durableId="2069760562">
     <w:abstractNumId w:val="1"/>
   </w:num>
-  <w:num w:numId="15">
+  <w:num w:numId="15" w16cid:durableId="2085910128">
     <w:abstractNumId w:val="37"/>
   </w:num>
-  <w:num w:numId="16">
+  <w:num w:numId="16" w16cid:durableId="435711992">
     <w:abstractNumId w:val="22"/>
   </w:num>
-  <w:num w:numId="17">
+  <w:num w:numId="17" w16cid:durableId="1847938752">
     <w:abstractNumId w:val="18"/>
   </w:num>
-  <w:num w:numId="18">
+  <w:num w:numId="18" w16cid:durableId="1652784409">
     <w:abstractNumId w:val="32"/>
   </w:num>
-  <w:num w:numId="19">
+  <w:num w:numId="19" w16cid:durableId="1975332412">
     <w:abstractNumId w:val="11"/>
   </w:num>
-  <w:num w:numId="20">
+  <w:num w:numId="20" w16cid:durableId="1911572143">
     <w:abstractNumId w:val="40"/>
   </w:num>
-  <w:num w:numId="21">
+  <w:num w:numId="21" w16cid:durableId="1507403844">
     <w:abstractNumId w:val="35"/>
   </w:num>
-  <w:num w:numId="22">
+  <w:num w:numId="22" w16cid:durableId="1815951142">
     <w:abstractNumId w:val="14"/>
   </w:num>
-  <w:num w:numId="23">
+  <w:num w:numId="23" w16cid:durableId="2100517668">
     <w:abstractNumId w:val="15"/>
   </w:num>
-  <w:num w:numId="24">
+  <w:num w:numId="24" w16cid:durableId="1630471724">
     <w:abstractNumId w:val="5"/>
   </w:num>
-  <w:num w:numId="25">
+  <w:num w:numId="25" w16cid:durableId="228272612">
     <w:abstractNumId w:val="17"/>
   </w:num>
-  <w:num w:numId="26">
+  <w:num w:numId="26" w16cid:durableId="413548629">
     <w:abstractNumId w:val="21"/>
   </w:num>
-  <w:num w:numId="27">
+  <w:num w:numId="27" w16cid:durableId="2033922601">
     <w:abstractNumId w:val="24"/>
   </w:num>
-  <w:num w:numId="28">
+  <w:num w:numId="28" w16cid:durableId="2118134610">
     <w:abstractNumId w:val="0"/>
   </w:num>
-  <w:num w:numId="29">
+  <w:num w:numId="29" w16cid:durableId="1688412109">
     <w:abstractNumId w:val="19"/>
   </w:num>
-  <w:num w:numId="30">
+  <w:num w:numId="30" w16cid:durableId="34433659">
     <w:abstractNumId w:val="23"/>
   </w:num>
-  <w:num w:numId="31">
+  <w:num w:numId="31" w16cid:durableId="2045787881">
     <w:abstractNumId w:val="2"/>
   </w:num>
-  <w:num w:numId="32">
+  <w:num w:numId="32" w16cid:durableId="935595544">
     <w:abstractNumId w:val="7"/>
   </w:num>
-  <w:num w:numId="33">
+  <w:num w:numId="33" w16cid:durableId="1468400450">
     <w:abstractNumId w:val="33"/>
   </w:num>
-  <w:num w:numId="34">
+  <w:num w:numId="34" w16cid:durableId="1740782032">
     <w:abstractNumId w:val="39"/>
   </w:num>
-  <w:num w:numId="35">
+  <w:num w:numId="35" w16cid:durableId="1116634862">
     <w:abstractNumId w:val="6"/>
   </w:num>
-  <w:num w:numId="36">
+  <w:num w:numId="36" w16cid:durableId="458570678">
     <w:abstractNumId w:val="26"/>
   </w:num>
-  <w:num w:numId="37">
+  <w:num w:numId="37" w16cid:durableId="1524976570">
     <w:abstractNumId w:val="38"/>
   </w:num>
-  <w:num w:numId="38">
+  <w:num w:numId="38" w16cid:durableId="522014170">
     <w:abstractNumId w:val="28"/>
   </w:num>
-  <w:num w:numId="39">
+  <w:num w:numId="39" w16cid:durableId="2085761326">
     <w:abstractNumId w:val="27"/>
   </w:num>
-  <w:num w:numId="40">
+  <w:num w:numId="40" w16cid:durableId="884289855">
     <w:abstractNumId w:val="34"/>
   </w:num>
-  <w:num w:numId="41">
+  <w:num w:numId="41" w16cid:durableId="787243052">
     <w:abstractNumId w:val="8"/>
   </w:num>
   <w:numIdMacAtCleanup w:val="18"/>
@@ -8365,11 +8126,11 @@
 </file>
 
 <file path=word/styles.xml><?xml version="1.0" encoding="utf-8"?>
-<w:styles xmlns:mc="http://schemas.openxmlformats.org/markup-compatibility/2006" xmlns:r="http://schemas.openxmlformats.org/officeDocument/2006/relationships" xmlns:w="http://schemas.openxmlformats.org/wordprocessingml/2006/main" xmlns:w14="http://schemas.microsoft.com/office/word/2010/wordml" xmlns:w15="http://schemas.microsoft.com/office/word/2012/wordml" xmlns:w16se="http://schemas.microsoft.com/office/word/2015/wordml/symex" mc:Ignorable="w14 w15 w16se">
+<w:styles xmlns:mc="http://schemas.openxmlformats.org/markup-compatibility/2006" xmlns:r="http://schemas.openxmlformats.org/officeDocument/2006/relationships" xmlns:w="http://schemas.openxmlformats.org/wordprocessingml/2006/main" xmlns:w14="http://schemas.microsoft.com/office/word/2010/wordml" xmlns:w15="http://schemas.microsoft.com/office/word/2012/wordml" xmlns:w16cex="http://schemas.microsoft.com/office/word/2018/wordml/cex" xmlns:w16cid="http://schemas.microsoft.com/office/word/2016/wordml/cid" xmlns:w16="http://schemas.microsoft.com/office/word/2018/wordml" xmlns:w16du="http://schemas.microsoft.com/office/word/2023/wordml/word16du" xmlns:w16sdtdh="http://schemas.microsoft.com/office/word/2020/wordml/sdtdatahash" xmlns:w16sdtfl="http://schemas.microsoft.com/office/word/2024/wordml/sdtformatlock" xmlns:w16se="http://schemas.microsoft.com/office/word/2015/wordml/symex" mc:Ignorable="w14 w15 w16se w16cid w16 w16cex w16sdtdh w16sdtfl w16du">
   <w:docDefaults>
     <w:rPrDefault>
       <w:rPr>
-        <w:rFonts w:asciiTheme="minorHAnsi" w:hAnsiTheme="minorHAnsi" w:eastAsiaTheme="minorHAnsi" w:cstheme="minorBidi"/>
+        <w:rFonts w:asciiTheme="minorHAnsi" w:eastAsiaTheme="minorHAnsi" w:hAnsiTheme="minorHAnsi" w:cstheme="minorBidi"/>
         <w:sz w:val="22"/>
         <w:szCs w:val="22"/>
         <w:lang w:val="es-CL" w:eastAsia="en-US" w:bidi="ar-SA"/>
@@ -8381,17 +8142,17 @@
       </w:pPr>
     </w:pPrDefault>
   </w:docDefaults>
-  <w:latentStyles w:defLockedState="0" w:defUIPriority="99" w:defSemiHidden="0" w:defUnhideWhenUsed="0" w:defQFormat="0" w:count="371">
+  <w:latentStyles w:defLockedState="0" w:defUIPriority="99" w:defSemiHidden="0" w:defUnhideWhenUsed="0" w:defQFormat="0" w:count="376">
     <w:lsdException w:name="Normal" w:uiPriority="0" w:qFormat="1"/>
     <w:lsdException w:name="heading 1" w:uiPriority="9" w:qFormat="1"/>
-    <w:lsdException w:name="heading 2" w:uiPriority="9" w:semiHidden="1" w:unhideWhenUsed="1" w:qFormat="1"/>
-    <w:lsdException w:name="heading 3" w:uiPriority="9" w:semiHidden="1" w:unhideWhenUsed="1" w:qFormat="1"/>
-    <w:lsdException w:name="heading 4" w:uiPriority="9" w:semiHidden="1" w:unhideWhenUsed="1" w:qFormat="1"/>
-    <w:lsdException w:name="heading 5" w:uiPriority="9" w:semiHidden="1" w:unhideWhenUsed="1" w:qFormat="1"/>
-    <w:lsdException w:name="heading 6" w:uiPriority="9" w:semiHidden="1" w:unhideWhenUsed="1" w:qFormat="1"/>
-    <w:lsdException w:name="heading 7" w:uiPriority="9" w:semiHidden="1" w:unhideWhenUsed="1" w:qFormat="1"/>
-    <w:lsdException w:name="heading 8" w:uiPriority="9" w:semiHidden="1" w:unhideWhenUsed="1" w:qFormat="1"/>
-    <w:lsdException w:name="heading 9" w:uiPriority="9" w:semiHidden="1" w:unhideWhenUsed="1" w:qFormat="1"/>
+    <w:lsdException w:name="heading 2" w:semiHidden="1" w:uiPriority="9" w:unhideWhenUsed="1" w:qFormat="1"/>
+    <w:lsdException w:name="heading 3" w:semiHidden="1" w:uiPriority="9" w:unhideWhenUsed="1" w:qFormat="1"/>
+    <w:lsdException w:name="heading 4" w:semiHidden="1" w:uiPriority="9" w:unhideWhenUsed="1" w:qFormat="1"/>
+    <w:lsdException w:name="heading 5" w:semiHidden="1" w:uiPriority="9" w:unhideWhenUsed="1" w:qFormat="1"/>
+    <w:lsdException w:name="heading 6" w:semiHidden="1" w:uiPriority="9" w:unhideWhenUsed="1" w:qFormat="1"/>
+    <w:lsdException w:name="heading 7" w:semiHidden="1" w:uiPriority="9" w:unhideWhenUsed="1" w:qFormat="1"/>
+    <w:lsdException w:name="heading 8" w:semiHidden="1" w:uiPriority="9" w:unhideWhenUsed="1" w:qFormat="1"/>
+    <w:lsdException w:name="heading 9" w:semiHidden="1" w:uiPriority="9" w:unhideWhenUsed="1" w:qFormat="1"/>
     <w:lsdException w:name="index 1" w:semiHidden="1" w:unhideWhenUsed="1"/>
     <w:lsdException w:name="index 2" w:semiHidden="1" w:unhideWhenUsed="1"/>
     <w:lsdException w:name="index 3" w:semiHidden="1" w:unhideWhenUsed="1"/>
@@ -8401,26 +8162,26 @@
     <w:lsdException w:name="index 7" w:semiHidden="1" w:unhideWhenUsed="1"/>
     <w:lsdException w:name="index 8" w:semiHidden="1" w:unhideWhenUsed="1"/>
     <w:lsdException w:name="index 9" w:semiHidden="1" w:unhideWhenUsed="1"/>
-    <w:lsdException w:name="toc 1" w:uiPriority="39" w:semiHidden="1" w:unhideWhenUsed="1"/>
-    <w:lsdException w:name="toc 2" w:uiPriority="39" w:semiHidden="1" w:unhideWhenUsed="1"/>
-    <w:lsdException w:name="toc 3" w:uiPriority="39" w:semiHidden="1" w:unhideWhenUsed="1"/>
-    <w:lsdException w:name="toc 4" w:uiPriority="39" w:semiHidden="1" w:unhideWhenUsed="1"/>
-    <w:lsdException w:name="toc 5" w:uiPriority="39" w:semiHidden="1" w:unhideWhenUsed="1"/>
-    <w:lsdException w:name="toc 6" w:uiPriority="39" w:semiHidden="1" w:unhideWhenUsed="1"/>
-    <w:lsdException w:name="toc 7" w:uiPriority="39" w:semiHidden="1" w:unhideWhenUsed="1"/>
-    <w:lsdException w:name="toc 8" w:uiPriority="39" w:semiHidden="1" w:unhideWhenUsed="1"/>
-    <w:lsdException w:name="toc 9" w:uiPriority="39" w:semiHidden="1" w:unhideWhenUsed="1"/>
+    <w:lsdException w:name="toc 1" w:semiHidden="1" w:uiPriority="39" w:unhideWhenUsed="1"/>
+    <w:lsdException w:name="toc 2" w:semiHidden="1" w:uiPriority="39" w:unhideWhenUsed="1"/>
+    <w:lsdException w:name="toc 3" w:semiHidden="1" w:uiPriority="39" w:unhideWhenUsed="1"/>
+    <w:lsdException w:name="toc 4" w:semiHidden="1" w:uiPriority="39" w:unhideWhenUsed="1"/>
+    <w:lsdException w:name="toc 5" w:semiHidden="1" w:uiPriority="39" w:unhideWhenUsed="1"/>
+    <w:lsdException w:name="toc 6" w:semiHidden="1" w:uiPriority="39" w:unhideWhenUsed="1"/>
+    <w:lsdException w:name="toc 7" w:semiHidden="1" w:uiPriority="39" w:unhideWhenUsed="1"/>
+    <w:lsdException w:name="toc 8" w:semiHidden="1" w:uiPriority="39" w:unhideWhenUsed="1"/>
+    <w:lsdException w:name="toc 9" w:semiHidden="1" w:uiPriority="39" w:unhideWhenUsed="1"/>
     <w:lsdException w:name="Normal Indent" w:semiHidden="1" w:unhideWhenUsed="1"/>
     <w:lsdException w:name="footnote text" w:semiHidden="1" w:unhideWhenUsed="1"/>
     <w:lsdException w:name="annotation text" w:semiHidden="1" w:unhideWhenUsed="1"/>
-    <w:lsdException w:name="header" w:uiPriority="0" w:semiHidden="1" w:unhideWhenUsed="1"/>
+    <w:lsdException w:name="header" w:semiHidden="1" w:uiPriority="0" w:unhideWhenUsed="1"/>
     <w:lsdException w:name="footer" w:semiHidden="1" w:unhideWhenUsed="1"/>
     <w:lsdException w:name="index heading" w:semiHidden="1" w:unhideWhenUsed="1"/>
-    <w:lsdException w:name="caption" w:uiPriority="35" w:semiHidden="1" w:unhideWhenUsed="1" w:qFormat="1"/>
+    <w:lsdException w:name="caption" w:semiHidden="1" w:uiPriority="35" w:unhideWhenUsed="1" w:qFormat="1"/>
     <w:lsdException w:name="table of figures" w:semiHidden="1" w:unhideWhenUsed="1"/>
     <w:lsdException w:name="envelope address" w:semiHidden="1" w:unhideWhenUsed="1"/>
     <w:lsdException w:name="envelope return" w:semiHidden="1" w:unhideWhenUsed="1"/>
-    <w:lsdException w:name="footnote reference" w:uiPriority="0" w:semiHidden="1" w:unhideWhenUsed="1"/>
+    <w:lsdException w:name="footnote reference" w:semiHidden="1" w:uiPriority="0" w:unhideWhenUsed="1"/>
     <w:lsdException w:name="annotation reference" w:semiHidden="1" w:unhideWhenUsed="1"/>
     <w:lsdException w:name="line number" w:semiHidden="1" w:unhideWhenUsed="1"/>
     <w:lsdException w:name="page number" w:semiHidden="1" w:unhideWhenUsed="1"/>
@@ -8447,7 +8208,7 @@
     <w:lsdException w:name="Title" w:uiPriority="10" w:qFormat="1"/>
     <w:lsdException w:name="Closing" w:semiHidden="1" w:unhideWhenUsed="1"/>
     <w:lsdException w:name="Signature" w:semiHidden="1" w:unhideWhenUsed="1"/>
-    <w:lsdException w:name="Default Paragraph Font" w:uiPriority="1" w:semiHidden="1" w:unhideWhenUsed="1"/>
+    <w:lsdException w:name="Default Paragraph Font" w:semiHidden="1" w:uiPriority="1" w:unhideWhenUsed="1"/>
     <w:lsdException w:name="Body Text" w:semiHidden="1" w:unhideWhenUsed="1"/>
     <w:lsdException w:name="Body Text Indent" w:semiHidden="1" w:unhideWhenUsed="1"/>
     <w:lsdException w:name="List Continue" w:semiHidden="1" w:unhideWhenUsed="1"/>
@@ -8647,8 +8408,8 @@
     <w:lsdException w:name="Subtle Reference" w:uiPriority="31" w:qFormat="1"/>
     <w:lsdException w:name="Intense Reference" w:uiPriority="32" w:qFormat="1"/>
     <w:lsdException w:name="Book Title" w:uiPriority="33" w:qFormat="1"/>
-    <w:lsdException w:name="Bibliography" w:uiPriority="37" w:semiHidden="1" w:unhideWhenUsed="1"/>
-    <w:lsdException w:name="TOC Heading" w:uiPriority="39" w:semiHidden="1" w:unhideWhenUsed="1" w:qFormat="1"/>
+    <w:lsdException w:name="Bibliography" w:semiHidden="1" w:uiPriority="37" w:unhideWhenUsed="1"/>
+    <w:lsdException w:name="TOC Heading" w:semiHidden="1" w:uiPriority="39" w:unhideWhenUsed="1" w:qFormat="1"/>
     <w:lsdException w:name="Plain Table 1" w:uiPriority="41"/>
     <w:lsdException w:name="Plain Table 2" w:uiPriority="42"/>
     <w:lsdException w:name="Plain Table 3" w:uiPriority="43"/>
@@ -8753,8 +8514,13 @@
     <w:lsdException w:name="List Table 5 Dark Accent 6" w:uiPriority="50"/>
     <w:lsdException w:name="List Table 6 Colorful Accent 6" w:uiPriority="51"/>
     <w:lsdException w:name="List Table 7 Colorful Accent 6" w:uiPriority="52"/>
+    <w:lsdException w:name="Mention" w:semiHidden="1" w:unhideWhenUsed="1"/>
+    <w:lsdException w:name="Smart Hyperlink" w:semiHidden="1" w:unhideWhenUsed="1"/>
+    <w:lsdException w:name="Hashtag" w:semiHidden="1" w:unhideWhenUsed="1"/>
+    <w:lsdException w:name="Unresolved Mention" w:semiHidden="1" w:unhideWhenUsed="1"/>
+    <w:lsdException w:name="Smart Link" w:semiHidden="1" w:unhideWhenUsed="1"/>
   </w:latentStyles>
-  <w:style w:type="paragraph" w:styleId="Normal" w:default="1">
+  <w:style w:type="paragraph" w:default="1" w:styleId="Normal">
     <w:name w:val="Normal"/>
     <w:qFormat/>
   </w:style>
@@ -8773,7 +8539,7 @@
       <w:outlineLvl w:val="0"/>
     </w:pPr>
     <w:rPr>
-      <w:rFonts w:asciiTheme="majorHAnsi" w:hAnsiTheme="majorHAnsi" w:eastAsiaTheme="majorEastAsia" w:cstheme="majorBidi"/>
+      <w:rFonts w:asciiTheme="majorHAnsi" w:eastAsiaTheme="majorEastAsia" w:hAnsiTheme="majorHAnsi" w:cstheme="majorBidi"/>
       <w:color w:val="2E74B5" w:themeColor="accent1" w:themeShade="BF"/>
       <w:sz w:val="32"/>
       <w:szCs w:val="32"/>
@@ -8795,7 +8561,7 @@
       <w:outlineLvl w:val="1"/>
     </w:pPr>
     <w:rPr>
-      <w:rFonts w:asciiTheme="majorHAnsi" w:hAnsiTheme="majorHAnsi" w:eastAsiaTheme="majorEastAsia" w:cstheme="majorBidi"/>
+      <w:rFonts w:asciiTheme="majorHAnsi" w:eastAsiaTheme="majorEastAsia" w:hAnsiTheme="majorHAnsi" w:cstheme="majorBidi"/>
       <w:color w:val="2E74B5" w:themeColor="accent1" w:themeShade="BF"/>
       <w:sz w:val="26"/>
       <w:szCs w:val="26"/>
@@ -8817,19 +8583,19 @@
       <w:outlineLvl w:val="2"/>
     </w:pPr>
     <w:rPr>
-      <w:rFonts w:asciiTheme="majorHAnsi" w:hAnsiTheme="majorHAnsi" w:eastAsiaTheme="majorEastAsia" w:cstheme="majorBidi"/>
+      <w:rFonts w:asciiTheme="majorHAnsi" w:eastAsiaTheme="majorEastAsia" w:hAnsiTheme="majorHAnsi" w:cstheme="majorBidi"/>
       <w:color w:val="1F4D78" w:themeColor="accent1" w:themeShade="7F"/>
       <w:sz w:val="24"/>
       <w:szCs w:val="24"/>
     </w:rPr>
   </w:style>
-  <w:style w:type="character" w:styleId="Fuentedeprrafopredeter" w:default="1">
+  <w:style w:type="character" w:default="1" w:styleId="Fuentedeprrafopredeter">
     <w:name w:val="Default Paragraph Font"/>
     <w:uiPriority w:val="1"/>
     <w:semiHidden/>
     <w:unhideWhenUsed/>
   </w:style>
-  <w:style w:type="table" w:styleId="Tablanormal" w:default="1">
+  <w:style w:type="table" w:default="1" w:styleId="Tablanormal">
     <w:name w:val="Normal Table"/>
     <w:uiPriority w:val="99"/>
     <w:semiHidden/>
@@ -8844,7 +8610,7 @@
       </w:tblCellMar>
     </w:tblPr>
   </w:style>
-  <w:style w:type="numbering" w:styleId="Sinlista" w:default="1">
+  <w:style w:type="numbering" w:default="1" w:styleId="Sinlista">
     <w:name w:val="No List"/>
     <w:uiPriority w:val="99"/>
     <w:semiHidden/>
@@ -8864,7 +8630,7 @@
       <w:lang w:eastAsia="es-CL"/>
     </w:rPr>
   </w:style>
-  <w:style w:type="character" w:styleId="SinespaciadoCar" w:customStyle="1">
+  <w:style w:type="character" w:customStyle="1" w:styleId="SinespaciadoCar">
     <w:name w:val="Sin espaciado Car"/>
     <w:basedOn w:val="Fuentedeprrafopredeter"/>
     <w:link w:val="Sinespaciado"/>
@@ -8888,21 +8654,21 @@
       <w:contextualSpacing/>
     </w:pPr>
     <w:rPr>
-      <w:rFonts w:asciiTheme="majorHAnsi" w:hAnsiTheme="majorHAnsi" w:eastAsiaTheme="majorEastAsia" w:cstheme="majorBidi"/>
+      <w:rFonts w:asciiTheme="majorHAnsi" w:eastAsiaTheme="majorEastAsia" w:hAnsiTheme="majorHAnsi" w:cstheme="majorBidi"/>
       <w:spacing w:val="-10"/>
       <w:kern w:val="28"/>
       <w:sz w:val="56"/>
       <w:szCs w:val="56"/>
     </w:rPr>
   </w:style>
-  <w:style w:type="character" w:styleId="TtuloCar" w:customStyle="1">
+  <w:style w:type="character" w:customStyle="1" w:styleId="TtuloCar">
     <w:name w:val="Título Car"/>
     <w:basedOn w:val="Fuentedeprrafopredeter"/>
     <w:link w:val="Ttulo"/>
     <w:uiPriority w:val="10"/>
     <w:rsid w:val="00E73CFF"/>
     <w:rPr>
-      <w:rFonts w:asciiTheme="majorHAnsi" w:hAnsiTheme="majorHAnsi" w:eastAsiaTheme="majorEastAsia" w:cstheme="majorBidi"/>
+      <w:rFonts w:asciiTheme="majorHAnsi" w:eastAsiaTheme="majorEastAsia" w:hAnsiTheme="majorHAnsi" w:cstheme="majorBidi"/>
       <w:spacing w:val="-10"/>
       <w:kern w:val="28"/>
       <w:sz w:val="56"/>
@@ -8919,12 +8685,12 @@
     </w:pPr>
     <w:tblPr>
       <w:tblBorders>
-        <w:top w:val="single" w:color="auto" w:sz="4" w:space="0"/>
-        <w:left w:val="single" w:color="auto" w:sz="4" w:space="0"/>
-        <w:bottom w:val="single" w:color="auto" w:sz="4" w:space="0"/>
-        <w:right w:val="single" w:color="auto" w:sz="4" w:space="0"/>
-        <w:insideH w:val="single" w:color="auto" w:sz="4" w:space="0"/>
-        <w:insideV w:val="single" w:color="auto" w:sz="4" w:space="0"/>
+        <w:top w:val="single" w:sz="4" w:space="0" w:color="auto"/>
+        <w:left w:val="single" w:sz="4" w:space="0" w:color="auto"/>
+        <w:bottom w:val="single" w:sz="4" w:space="0" w:color="auto"/>
+        <w:right w:val="single" w:sz="4" w:space="0" w:color="auto"/>
+        <w:insideH w:val="single" w:sz="4" w:space="0" w:color="auto"/>
+        <w:insideV w:val="single" w:sz="4" w:space="0" w:color="auto"/>
       </w:tblBorders>
     </w:tblPr>
   </w:style>
@@ -8942,7 +8708,7 @@
       <w:spacing w:after="0" w:line="240" w:lineRule="auto"/>
     </w:pPr>
   </w:style>
-  <w:style w:type="character" w:styleId="EncabezadoCar" w:customStyle="1">
+  <w:style w:type="character" w:customStyle="1" w:styleId="EncabezadoCar">
     <w:name w:val="Encabezado Car"/>
     <w:basedOn w:val="Fuentedeprrafopredeter"/>
     <w:link w:val="Encabezado"/>
@@ -8963,14 +8729,14 @@
       <w:spacing w:after="0" w:line="240" w:lineRule="auto"/>
     </w:pPr>
   </w:style>
-  <w:style w:type="character" w:styleId="PiedepginaCar" w:customStyle="1">
+  <w:style w:type="character" w:customStyle="1" w:styleId="PiedepginaCar">
     <w:name w:val="Pie de página Car"/>
     <w:basedOn w:val="Fuentedeprrafopredeter"/>
     <w:link w:val="Piedepgina"/>
     <w:uiPriority w:val="99"/>
     <w:rsid w:val="00DF38AE"/>
   </w:style>
-  <w:style w:type="table" w:styleId="Tablanormal11" w:customStyle="1">
+  <w:style w:type="table" w:customStyle="1" w:styleId="Tablanormal11">
     <w:name w:val="Tabla normal 11"/>
     <w:basedOn w:val="Tablanormal"/>
     <w:uiPriority w:val="41"/>
@@ -8982,12 +8748,12 @@
       <w:tblStyleRowBandSize w:val="1"/>
       <w:tblStyleColBandSize w:val="1"/>
       <w:tblBorders>
-        <w:top w:val="single" w:color="BFBFBF" w:themeColor="background1" w:themeShade="BF" w:sz="4" w:space="0"/>
-        <w:left w:val="single" w:color="BFBFBF" w:themeColor="background1" w:themeShade="BF" w:sz="4" w:space="0"/>
-        <w:bottom w:val="single" w:color="BFBFBF" w:themeColor="background1" w:themeShade="BF" w:sz="4" w:space="0"/>
-        <w:right w:val="single" w:color="BFBFBF" w:themeColor="background1" w:themeShade="BF" w:sz="4" w:space="0"/>
-        <w:insideH w:val="single" w:color="BFBFBF" w:themeColor="background1" w:themeShade="BF" w:sz="4" w:space="0"/>
-        <w:insideV w:val="single" w:color="BFBFBF" w:themeColor="background1" w:themeShade="BF" w:sz="4" w:space="0"/>
+        <w:top w:val="single" w:sz="4" w:space="0" w:color="BFBFBF" w:themeColor="background1" w:themeShade="BF"/>
+        <w:left w:val="single" w:sz="4" w:space="0" w:color="BFBFBF" w:themeColor="background1" w:themeShade="BF"/>
+        <w:bottom w:val="single" w:sz="4" w:space="0" w:color="BFBFBF" w:themeColor="background1" w:themeShade="BF"/>
+        <w:right w:val="single" w:sz="4" w:space="0" w:color="BFBFBF" w:themeColor="background1" w:themeShade="BF"/>
+        <w:insideH w:val="single" w:sz="4" w:space="0" w:color="BFBFBF" w:themeColor="background1" w:themeShade="BF"/>
+        <w:insideV w:val="single" w:sz="4" w:space="0" w:color="BFBFBF" w:themeColor="background1" w:themeShade="BF"/>
       </w:tblBorders>
     </w:tblPr>
     <w:tblStylePr w:type="firstRow">
@@ -9004,7 +8770,7 @@
       <w:tblPr/>
       <w:tcPr>
         <w:tcBorders>
-          <w:top w:val="double" w:color="BFBFBF" w:themeColor="background1" w:themeShade="BF" w:sz="4" w:space="0"/>
+          <w:top w:val="double" w:sz="4" w:space="0" w:color="BFBFBF" w:themeColor="background1" w:themeShade="BF"/>
         </w:tcBorders>
       </w:tcPr>
     </w:tblStylePr>
@@ -9062,7 +8828,7 @@
       <w:szCs w:val="18"/>
     </w:rPr>
   </w:style>
-  <w:style w:type="character" w:styleId="TextodegloboCar" w:customStyle="1">
+  <w:style w:type="character" w:customStyle="1" w:styleId="TextodegloboCar">
     <w:name w:val="Texto de globo Car"/>
     <w:basedOn w:val="Fuentedeprrafopredeter"/>
     <w:link w:val="Textodeglobo"/>
@@ -9075,40 +8841,40 @@
       <w:szCs w:val="18"/>
     </w:rPr>
   </w:style>
-  <w:style w:type="character" w:styleId="Ttulo1Car" w:customStyle="1">
+  <w:style w:type="character" w:customStyle="1" w:styleId="Ttulo1Car">
     <w:name w:val="Título 1 Car"/>
     <w:basedOn w:val="Fuentedeprrafopredeter"/>
     <w:link w:val="Ttulo1"/>
     <w:uiPriority w:val="9"/>
     <w:rsid w:val="00FE4ABA"/>
     <w:rPr>
-      <w:rFonts w:asciiTheme="majorHAnsi" w:hAnsiTheme="majorHAnsi" w:eastAsiaTheme="majorEastAsia" w:cstheme="majorBidi"/>
+      <w:rFonts w:asciiTheme="majorHAnsi" w:eastAsiaTheme="majorEastAsia" w:hAnsiTheme="majorHAnsi" w:cstheme="majorBidi"/>
       <w:color w:val="2E74B5" w:themeColor="accent1" w:themeShade="BF"/>
       <w:sz w:val="32"/>
       <w:szCs w:val="32"/>
     </w:rPr>
   </w:style>
-  <w:style w:type="character" w:styleId="Ttulo2Car" w:customStyle="1">
+  <w:style w:type="character" w:customStyle="1" w:styleId="Ttulo2Car">
     <w:name w:val="Título 2 Car"/>
     <w:basedOn w:val="Fuentedeprrafopredeter"/>
     <w:link w:val="Ttulo2"/>
     <w:uiPriority w:val="9"/>
     <w:rsid w:val="00FE4ABA"/>
     <w:rPr>
-      <w:rFonts w:asciiTheme="majorHAnsi" w:hAnsiTheme="majorHAnsi" w:eastAsiaTheme="majorEastAsia" w:cstheme="majorBidi"/>
+      <w:rFonts w:asciiTheme="majorHAnsi" w:eastAsiaTheme="majorEastAsia" w:hAnsiTheme="majorHAnsi" w:cstheme="majorBidi"/>
       <w:color w:val="2E74B5" w:themeColor="accent1" w:themeShade="BF"/>
       <w:sz w:val="26"/>
       <w:szCs w:val="26"/>
     </w:rPr>
   </w:style>
-  <w:style w:type="character" w:styleId="Ttulo3Car" w:customStyle="1">
+  <w:style w:type="character" w:customStyle="1" w:styleId="Ttulo3Car">
     <w:name w:val="Título 3 Car"/>
     <w:basedOn w:val="Fuentedeprrafopredeter"/>
     <w:link w:val="Ttulo3"/>
     <w:uiPriority w:val="9"/>
     <w:rsid w:val="00FE4ABA"/>
     <w:rPr>
-      <w:rFonts w:asciiTheme="majorHAnsi" w:hAnsiTheme="majorHAnsi" w:eastAsiaTheme="majorEastAsia" w:cstheme="majorBidi"/>
+      <w:rFonts w:asciiTheme="majorHAnsi" w:eastAsiaTheme="majorEastAsia" w:hAnsiTheme="majorHAnsi" w:cstheme="majorBidi"/>
       <w:color w:val="1F4D78" w:themeColor="accent1" w:themeShade="7F"/>
       <w:sz w:val="24"/>
       <w:szCs w:val="24"/>
@@ -9124,7 +8890,7 @@
       <w:spacing w:before="100" w:beforeAutospacing="1" w:after="100" w:afterAutospacing="1" w:line="240" w:lineRule="auto"/>
     </w:pPr>
     <w:rPr>
-      <w:rFonts w:ascii="Times New Roman" w:hAnsi="Times New Roman" w:eastAsia="Times New Roman" w:cs="Times New Roman"/>
+      <w:rFonts w:ascii="Times New Roman" w:eastAsia="Times New Roman" w:hAnsi="Times New Roman" w:cs="Times New Roman"/>
       <w:sz w:val="24"/>
       <w:szCs w:val="24"/>
       <w:lang w:eastAsia="es-CL"/>
@@ -9157,7 +8923,7 @@
       <w:szCs w:val="20"/>
     </w:rPr>
   </w:style>
-  <w:style w:type="character" w:styleId="TextocomentarioCar" w:customStyle="1">
+  <w:style w:type="character" w:customStyle="1" w:styleId="TextocomentarioCar">
     <w:name w:val="Texto comentario Car"/>
     <w:basedOn w:val="Fuentedeprrafopredeter"/>
     <w:link w:val="Textocomentario"/>
@@ -9182,7 +8948,7 @@
       <w:bCs/>
     </w:rPr>
   </w:style>
-  <w:style w:type="character" w:styleId="AsuntodelcomentarioCar" w:customStyle="1">
+  <w:style w:type="character" w:customStyle="1" w:styleId="AsuntodelcomentarioCar">
     <w:name w:val="Asunto del comentario Car"/>
     <w:basedOn w:val="TextocomentarioCar"/>
     <w:link w:val="Asuntodelcomentario"/>
@@ -9196,7 +8962,7 @@
       <w:szCs w:val="20"/>
     </w:rPr>
   </w:style>
-  <w:style w:type="table" w:styleId="Tablaconcuadrcula1clara-nfasis11" w:customStyle="1">
+  <w:style w:type="table" w:customStyle="1" w:styleId="Tablaconcuadrcula1clara-nfasis11">
     <w:name w:val="Tabla con cuadrícula 1 clara - Énfasis 11"/>
     <w:basedOn w:val="Tablanormal"/>
     <w:uiPriority w:val="46"/>
@@ -9208,12 +8974,12 @@
       <w:tblStyleRowBandSize w:val="1"/>
       <w:tblStyleColBandSize w:val="1"/>
       <w:tblBorders>
-        <w:top w:val="single" w:color="BDD6EE" w:themeColor="accent1" w:themeTint="66" w:sz="4" w:space="0"/>
-        <w:left w:val="single" w:color="BDD6EE" w:themeColor="accent1" w:themeTint="66" w:sz="4" w:space="0"/>
-        <w:bottom w:val="single" w:color="BDD6EE" w:themeColor="accent1" w:themeTint="66" w:sz="4" w:space="0"/>
-        <w:right w:val="single" w:color="BDD6EE" w:themeColor="accent1" w:themeTint="66" w:sz="4" w:space="0"/>
-        <w:insideH w:val="single" w:color="BDD6EE" w:themeColor="accent1" w:themeTint="66" w:sz="4" w:space="0"/>
-        <w:insideV w:val="single" w:color="BDD6EE" w:themeColor="accent1" w:themeTint="66" w:sz="4" w:space="0"/>
+        <w:top w:val="single" w:sz="4" w:space="0" w:color="BDD6EE" w:themeColor="accent1" w:themeTint="66"/>
+        <w:left w:val="single" w:sz="4" w:space="0" w:color="BDD6EE" w:themeColor="accent1" w:themeTint="66"/>
+        <w:bottom w:val="single" w:sz="4" w:space="0" w:color="BDD6EE" w:themeColor="accent1" w:themeTint="66"/>
+        <w:right w:val="single" w:sz="4" w:space="0" w:color="BDD6EE" w:themeColor="accent1" w:themeTint="66"/>
+        <w:insideH w:val="single" w:sz="4" w:space="0" w:color="BDD6EE" w:themeColor="accent1" w:themeTint="66"/>
+        <w:insideV w:val="single" w:sz="4" w:space="0" w:color="BDD6EE" w:themeColor="accent1" w:themeTint="66"/>
       </w:tblBorders>
     </w:tblPr>
     <w:tblStylePr w:type="firstRow">
@@ -9224,7 +8990,7 @@
       <w:tblPr/>
       <w:tcPr>
         <w:tcBorders>
-          <w:bottom w:val="single" w:color="9CC2E5" w:themeColor="accent1" w:themeTint="99" w:sz="12" w:space="0"/>
+          <w:bottom w:val="single" w:sz="12" w:space="0" w:color="9CC2E5" w:themeColor="accent1" w:themeTint="99"/>
         </w:tcBorders>
       </w:tcPr>
     </w:tblStylePr>
@@ -9236,7 +9002,7 @@
       <w:tblPr/>
       <w:tcPr>
         <w:tcBorders>
-          <w:top w:val="double" w:color="9CC2E5" w:themeColor="accent1" w:themeTint="99" w:sz="2" w:space="0"/>
+          <w:top w:val="double" w:sz="2" w:space="0" w:color="9CC2E5" w:themeColor="accent1" w:themeTint="99"/>
         </w:tcBorders>
       </w:tcPr>
     </w:tblStylePr>
@@ -9264,7 +9030,7 @@
       <w:u w:val="single"/>
     </w:rPr>
   </w:style>
-  <w:style w:type="character" w:styleId="Mencinsinresolver1" w:customStyle="1">
+  <w:style w:type="character" w:customStyle="1" w:styleId="Mencinsinresolver1">
     <w:name w:val="Mención sin resolver1"/>
     <w:basedOn w:val="Fuentedeprrafopredeter"/>
     <w:uiPriority w:val="99"/>
@@ -9293,7 +9059,7 @@
       <w:ind w:left="432" w:right="1080"/>
     </w:pPr>
     <w:rPr>
-      <w:rFonts w:asciiTheme="majorHAnsi" w:hAnsiTheme="majorHAnsi" w:eastAsiaTheme="majorEastAsia" w:cstheme="majorBidi"/>
+      <w:rFonts w:asciiTheme="majorHAnsi" w:eastAsiaTheme="majorEastAsia" w:hAnsiTheme="majorHAnsi" w:cstheme="majorBidi"/>
       <w:caps/>
       <w:color w:val="5B9BD5" w:themeColor="accent1"/>
       <w:kern w:val="20"/>
@@ -9302,14 +9068,14 @@
       <w:lang w:val="en-US" w:eastAsia="ja-JP"/>
     </w:rPr>
   </w:style>
-  <w:style w:type="character" w:styleId="SubttuloCar" w:customStyle="1">
+  <w:style w:type="character" w:customStyle="1" w:styleId="SubttuloCar">
     <w:name w:val="Subtítulo Car"/>
     <w:basedOn w:val="Fuentedeprrafopredeter"/>
     <w:link w:val="Subttulo"/>
     <w:uiPriority w:val="19"/>
     <w:rsid w:val="00446FDE"/>
     <w:rPr>
-      <w:rFonts w:asciiTheme="majorHAnsi" w:hAnsiTheme="majorHAnsi" w:eastAsiaTheme="majorEastAsia" w:cstheme="majorBidi"/>
+      <w:rFonts w:asciiTheme="majorHAnsi" w:eastAsiaTheme="majorEastAsia" w:hAnsiTheme="majorHAnsi" w:cstheme="majorBidi"/>
       <w:caps/>
       <w:color w:val="5B9BD5" w:themeColor="accent1"/>
       <w:kern w:val="20"/>
@@ -9318,7 +9084,7 @@
       <w:lang w:val="en-US" w:eastAsia="ja-JP"/>
     </w:rPr>
   </w:style>
-  <w:style w:type="table" w:styleId="Tablafinanciera" w:customStyle="1">
+  <w:style w:type="table" w:customStyle="1" w:styleId="Tablafinanciera">
     <w:name w:val="Tabla financiera"/>
     <w:basedOn w:val="Tablanormal"/>
     <w:uiPriority w:val="99"/>
@@ -9336,7 +9102,7 @@
     </w:rPr>
     <w:tblPr>
       <w:tblBorders>
-        <w:insideH w:val="single" w:color="D9D9D9" w:themeColor="background1" w:themeShade="D9" w:sz="4" w:space="0"/>
+        <w:insideH w:val="single" w:sz="4" w:space="0" w:color="D9D9D9" w:themeColor="background1" w:themeShade="D9"/>
       </w:tblBorders>
       <w:tblCellMar>
         <w:left w:w="0" w:type="dxa"/>
@@ -9388,7 +9154,7 @@
     </w:tblPr>
     <w:tblStylePr w:type="firstRow">
       <w:rPr>
-        <w:rFonts w:asciiTheme="majorHAnsi" w:hAnsiTheme="majorHAnsi" w:eastAsiaTheme="majorEastAsia" w:cstheme="majorBidi"/>
+        <w:rFonts w:asciiTheme="majorHAnsi" w:eastAsiaTheme="majorEastAsia" w:hAnsiTheme="majorHAnsi" w:cstheme="majorBidi"/>
         <w:i/>
         <w:iCs/>
         <w:sz w:val="26"/>
@@ -9396,14 +9162,14 @@
       <w:tblPr/>
       <w:tcPr>
         <w:tcBorders>
-          <w:bottom w:val="single" w:color="7F7F7F" w:themeColor="text1" w:themeTint="80" w:sz="4" w:space="0"/>
+          <w:bottom w:val="single" w:sz="4" w:space="0" w:color="7F7F7F" w:themeColor="text1" w:themeTint="80"/>
         </w:tcBorders>
         <w:shd w:val="clear" w:color="auto" w:fill="FFFFFF" w:themeFill="background1"/>
       </w:tcPr>
     </w:tblStylePr>
     <w:tblStylePr w:type="lastRow">
       <w:rPr>
-        <w:rFonts w:asciiTheme="majorHAnsi" w:hAnsiTheme="majorHAnsi" w:eastAsiaTheme="majorEastAsia" w:cstheme="majorBidi"/>
+        <w:rFonts w:asciiTheme="majorHAnsi" w:eastAsiaTheme="majorEastAsia" w:hAnsiTheme="majorHAnsi" w:cstheme="majorBidi"/>
         <w:i/>
         <w:iCs/>
         <w:sz w:val="26"/>
@@ -9411,7 +9177,7 @@
       <w:tblPr/>
       <w:tcPr>
         <w:tcBorders>
-          <w:top w:val="single" w:color="7F7F7F" w:themeColor="text1" w:themeTint="80" w:sz="4" w:space="0"/>
+          <w:top w:val="single" w:sz="4" w:space="0" w:color="7F7F7F" w:themeColor="text1" w:themeTint="80"/>
         </w:tcBorders>
         <w:shd w:val="clear" w:color="auto" w:fill="FFFFFF" w:themeFill="background1"/>
       </w:tcPr>
@@ -9421,7 +9187,7 @@
         <w:jc w:val="right"/>
       </w:pPr>
       <w:rPr>
-        <w:rFonts w:asciiTheme="majorHAnsi" w:hAnsiTheme="majorHAnsi" w:eastAsiaTheme="majorEastAsia" w:cstheme="majorBidi"/>
+        <w:rFonts w:asciiTheme="majorHAnsi" w:eastAsiaTheme="majorEastAsia" w:hAnsiTheme="majorHAnsi" w:cstheme="majorBidi"/>
         <w:i/>
         <w:iCs/>
         <w:sz w:val="26"/>
@@ -9429,14 +9195,14 @@
       <w:tblPr/>
       <w:tcPr>
         <w:tcBorders>
-          <w:right w:val="single" w:color="7F7F7F" w:themeColor="text1" w:themeTint="80" w:sz="4" w:space="0"/>
+          <w:right w:val="single" w:sz="4" w:space="0" w:color="7F7F7F" w:themeColor="text1" w:themeTint="80"/>
         </w:tcBorders>
         <w:shd w:val="clear" w:color="auto" w:fill="FFFFFF" w:themeFill="background1"/>
       </w:tcPr>
     </w:tblStylePr>
     <w:tblStylePr w:type="lastCol">
       <w:rPr>
-        <w:rFonts w:asciiTheme="majorHAnsi" w:hAnsiTheme="majorHAnsi" w:eastAsiaTheme="majorEastAsia" w:cstheme="majorBidi"/>
+        <w:rFonts w:asciiTheme="majorHAnsi" w:eastAsiaTheme="majorEastAsia" w:hAnsiTheme="majorHAnsi" w:cstheme="majorBidi"/>
         <w:i/>
         <w:iCs/>
         <w:sz w:val="26"/>
@@ -9444,7 +9210,7 @@
       <w:tblPr/>
       <w:tcPr>
         <w:tcBorders>
-          <w:left w:val="single" w:color="7F7F7F" w:themeColor="text1" w:themeTint="80" w:sz="4" w:space="0"/>
+          <w:left w:val="single" w:sz="4" w:space="0" w:color="7F7F7F" w:themeColor="text1" w:themeTint="80"/>
         </w:tcBorders>
         <w:shd w:val="clear" w:color="auto" w:fill="FFFFFF" w:themeFill="background1"/>
       </w:tcPr>
@@ -9506,9 +9272,9 @@
       <w:tblStyleRowBandSize w:val="1"/>
       <w:tblStyleColBandSize w:val="1"/>
       <w:tblBorders>
-        <w:top w:val="single" w:color="8EAADB" w:themeColor="accent5" w:themeTint="99" w:sz="4" w:space="0"/>
-        <w:bottom w:val="single" w:color="8EAADB" w:themeColor="accent5" w:themeTint="99" w:sz="4" w:space="0"/>
-        <w:insideH w:val="single" w:color="8EAADB" w:themeColor="accent5" w:themeTint="99" w:sz="4" w:space="0"/>
+        <w:top w:val="single" w:sz="4" w:space="0" w:color="8EAADB" w:themeColor="accent5" w:themeTint="99"/>
+        <w:bottom w:val="single" w:sz="4" w:space="0" w:color="8EAADB" w:themeColor="accent5" w:themeTint="99"/>
+        <w:insideH w:val="single" w:sz="4" w:space="0" w:color="8EAADB" w:themeColor="accent5" w:themeTint="99"/>
       </w:tblBorders>
     </w:tblPr>
     <w:tblStylePr w:type="firstRow">
@@ -9548,7 +9314,7 @@
       </w:tcPr>
     </w:tblStylePr>
   </w:style>
-  <w:style w:type="paragraph" w:styleId="3CBD5A742C28424DA5172AD252E32316" w:customStyle="1">
+  <w:style w:type="paragraph" w:customStyle="1" w:styleId="3CBD5A742C28424DA5172AD252E32316">
     <w:name w:val="3CBD5A742C28424DA5172AD252E32316"/>
     <w:rsid w:val="00E53696"/>
     <w:pPr>
@@ -9574,7 +9340,7 @@
       <w:lang w:eastAsia="es-CL"/>
     </w:rPr>
   </w:style>
-  <w:style w:type="character" w:styleId="PrrafodelistaCar" w:customStyle="1">
+  <w:style w:type="character" w:customStyle="1" w:styleId="PrrafodelistaCar">
     <w:name w:val="Párrafo de lista Car"/>
     <w:link w:val="Prrafodelista"/>
     <w:uiPriority w:val="34"/>
@@ -9628,7 +9394,7 @@
     <w:rsid w:val="00C04221"/>
     <w:pPr>
       <w:pBdr>
-        <w:bottom w:val="single" w:color="5B9BD5" w:themeColor="accent1" w:sz="4" w:space="4"/>
+        <w:bottom w:val="single" w:sz="4" w:space="4" w:color="5B9BD5" w:themeColor="accent1"/>
       </w:pBdr>
       <w:spacing w:before="200" w:after="280" w:line="276" w:lineRule="auto"/>
       <w:ind w:left="936" w:right="936"/>
@@ -9641,7 +9407,7 @@
       <w:color w:val="5B9BD5" w:themeColor="accent1"/>
     </w:rPr>
   </w:style>
-  <w:style w:type="character" w:styleId="CitadestacadaCar" w:customStyle="1">
+  <w:style w:type="character" w:customStyle="1" w:styleId="CitadestacadaCar">
     <w:name w:val="Cita destacada Car"/>
     <w:basedOn w:val="Fuentedeprrafopredeter"/>
     <w:link w:val="Citadestacada"/>
@@ -9693,7 +9459,7 @@
       <w:lang w:val="es-ES"/>
     </w:rPr>
   </w:style>
-  <w:style w:type="character" w:styleId="TextonotapieCar" w:customStyle="1">
+  <w:style w:type="character" w:customStyle="1" w:styleId="TextonotapieCar">
     <w:name w:val="Texto nota pie Car"/>
     <w:basedOn w:val="Fuentedeprrafopredeter"/>
     <w:link w:val="Textonotapie"/>
@@ -9715,12 +9481,12 @@
       <w:vertAlign w:val="superscript"/>
     </w:rPr>
   </w:style>
-  <w:style w:type="character" w:styleId="normaltextrun" w:customStyle="1">
+  <w:style w:type="character" w:customStyle="1" w:styleId="normaltextrun">
     <w:name w:val="normaltextrun"/>
     <w:basedOn w:val="Fuentedeprrafopredeter"/>
     <w:rsid w:val="0024234D"/>
   </w:style>
-  <w:style w:type="paragraph" w:styleId="Default" w:customStyle="1">
+  <w:style w:type="paragraph" w:customStyle="1" w:styleId="Default">
     <w:name w:val="Default"/>
     <w:rsid w:val="00E454BE"/>
     <w:pPr>
@@ -9736,7 +9502,7 @@
       <w:szCs w:val="24"/>
     </w:rPr>
   </w:style>
-  <w:style w:type="table" w:styleId="Cuadrculadetablaclara">
+  <w:style w:type="table" w:styleId="Tablaconcuadrculaclara">
     <w:name w:val="Grid Table Light"/>
     <w:basedOn w:val="Tablanormal"/>
     <w:uiPriority w:val="40"/>
@@ -9746,19 +9512,19 @@
     </w:pPr>
     <w:tblPr>
       <w:tblBorders>
-        <w:top w:val="single" w:color="BFBFBF" w:themeColor="background1" w:themeShade="BF" w:sz="4" w:space="0"/>
-        <w:left w:val="single" w:color="BFBFBF" w:themeColor="background1" w:themeShade="BF" w:sz="4" w:space="0"/>
-        <w:bottom w:val="single" w:color="BFBFBF" w:themeColor="background1" w:themeShade="BF" w:sz="4" w:space="0"/>
-        <w:right w:val="single" w:color="BFBFBF" w:themeColor="background1" w:themeShade="BF" w:sz="4" w:space="0"/>
-        <w:insideH w:val="single" w:color="BFBFBF" w:themeColor="background1" w:themeShade="BF" w:sz="4" w:space="0"/>
-        <w:insideV w:val="single" w:color="BFBFBF" w:themeColor="background1" w:themeShade="BF" w:sz="4" w:space="0"/>
+        <w:top w:val="single" w:sz="4" w:space="0" w:color="BFBFBF" w:themeColor="background1" w:themeShade="BF"/>
+        <w:left w:val="single" w:sz="4" w:space="0" w:color="BFBFBF" w:themeColor="background1" w:themeShade="BF"/>
+        <w:bottom w:val="single" w:sz="4" w:space="0" w:color="BFBFBF" w:themeColor="background1" w:themeShade="BF"/>
+        <w:right w:val="single" w:sz="4" w:space="0" w:color="BFBFBF" w:themeColor="background1" w:themeShade="BF"/>
+        <w:insideH w:val="single" w:sz="4" w:space="0" w:color="BFBFBF" w:themeColor="background1" w:themeShade="BF"/>
+        <w:insideV w:val="single" w:sz="4" w:space="0" w:color="BFBFBF" w:themeColor="background1" w:themeShade="BF"/>
       </w:tblBorders>
     </w:tblPr>
   </w:style>
-  <w:style w:type="table" w:styleId="Cuadrculadetablaclara1" w:customStyle="1">
+  <w:style w:type="table" w:customStyle="1" w:styleId="Cuadrculadetablaclara1">
     <w:name w:val="Cuadrícula de tabla clara1"/>
     <w:basedOn w:val="Tablanormal"/>
-    <w:next w:val="Cuadrculadetablaclara"/>
+    <w:next w:val="Tablaconcuadrculaclara"/>
     <w:uiPriority w:val="40"/>
     <w:rsid w:val="00943DF1"/>
     <w:pPr>
@@ -9766,16 +9532,16 @@
     </w:pPr>
     <w:tblPr>
       <w:tblBorders>
-        <w:top w:val="single" w:color="BFBFBF" w:themeColor="background1" w:themeShade="BF" w:sz="4" w:space="0"/>
-        <w:left w:val="single" w:color="BFBFBF" w:themeColor="background1" w:themeShade="BF" w:sz="4" w:space="0"/>
-        <w:bottom w:val="single" w:color="BFBFBF" w:themeColor="background1" w:themeShade="BF" w:sz="4" w:space="0"/>
-        <w:right w:val="single" w:color="BFBFBF" w:themeColor="background1" w:themeShade="BF" w:sz="4" w:space="0"/>
-        <w:insideH w:val="single" w:color="BFBFBF" w:themeColor="background1" w:themeShade="BF" w:sz="4" w:space="0"/>
-        <w:insideV w:val="single" w:color="BFBFBF" w:themeColor="background1" w:themeShade="BF" w:sz="4" w:space="0"/>
+        <w:top w:val="single" w:sz="4" w:space="0" w:color="BFBFBF" w:themeColor="background1" w:themeShade="BF"/>
+        <w:left w:val="single" w:sz="4" w:space="0" w:color="BFBFBF" w:themeColor="background1" w:themeShade="BF"/>
+        <w:bottom w:val="single" w:sz="4" w:space="0" w:color="BFBFBF" w:themeColor="background1" w:themeShade="BF"/>
+        <w:right w:val="single" w:sz="4" w:space="0" w:color="BFBFBF" w:themeColor="background1" w:themeShade="BF"/>
+        <w:insideH w:val="single" w:sz="4" w:space="0" w:color="BFBFBF" w:themeColor="background1" w:themeShade="BF"/>
+        <w:insideV w:val="single" w:sz="4" w:space="0" w:color="BFBFBF" w:themeColor="background1" w:themeShade="BF"/>
       </w:tblBorders>
     </w:tblPr>
   </w:style>
-  <w:style w:type="paragraph" w:styleId="m4042760116434134222msolistparagraph" w:customStyle="1">
+  <w:style w:type="paragraph" w:customStyle="1" w:styleId="m4042760116434134222msolistparagraph">
     <w:name w:val="m_4042760116434134222msolistparagraph"/>
     <w:basedOn w:val="Normal"/>
     <w:rsid w:val="004F1A46"/>
@@ -9783,7 +9549,7 @@
       <w:spacing w:before="100" w:beforeAutospacing="1" w:after="100" w:afterAutospacing="1" w:line="240" w:lineRule="auto"/>
     </w:pPr>
     <w:rPr>
-      <w:rFonts w:ascii="Times New Roman" w:hAnsi="Times New Roman" w:eastAsia="Times New Roman" w:cs="Times New Roman"/>
+      <w:rFonts w:ascii="Times New Roman" w:eastAsia="Times New Roman" w:hAnsi="Times New Roman" w:cs="Times New Roman"/>
       <w:sz w:val="24"/>
       <w:szCs w:val="24"/>
       <w:lang w:eastAsia="es-CL"/>
@@ -9811,12 +9577,12 @@
       <w:tblStyleRowBandSize w:val="1"/>
       <w:tblStyleColBandSize w:val="1"/>
       <w:tblBorders>
-        <w:top w:val="single" w:color="BFBFBF" w:themeColor="background1" w:themeShade="BF" w:sz="4" w:space="0"/>
-        <w:left w:val="single" w:color="BFBFBF" w:themeColor="background1" w:themeShade="BF" w:sz="4" w:space="0"/>
-        <w:bottom w:val="single" w:color="BFBFBF" w:themeColor="background1" w:themeShade="BF" w:sz="4" w:space="0"/>
-        <w:right w:val="single" w:color="BFBFBF" w:themeColor="background1" w:themeShade="BF" w:sz="4" w:space="0"/>
-        <w:insideH w:val="single" w:color="BFBFBF" w:themeColor="background1" w:themeShade="BF" w:sz="4" w:space="0"/>
-        <w:insideV w:val="single" w:color="BFBFBF" w:themeColor="background1" w:themeShade="BF" w:sz="4" w:space="0"/>
+        <w:top w:val="single" w:sz="4" w:space="0" w:color="BFBFBF" w:themeColor="background1" w:themeShade="BF"/>
+        <w:left w:val="single" w:sz="4" w:space="0" w:color="BFBFBF" w:themeColor="background1" w:themeShade="BF"/>
+        <w:bottom w:val="single" w:sz="4" w:space="0" w:color="BFBFBF" w:themeColor="background1" w:themeShade="BF"/>
+        <w:right w:val="single" w:sz="4" w:space="0" w:color="BFBFBF" w:themeColor="background1" w:themeShade="BF"/>
+        <w:insideH w:val="single" w:sz="4" w:space="0" w:color="BFBFBF" w:themeColor="background1" w:themeShade="BF"/>
+        <w:insideV w:val="single" w:sz="4" w:space="0" w:color="BFBFBF" w:themeColor="background1" w:themeShade="BF"/>
       </w:tblBorders>
     </w:tblPr>
     <w:tblStylePr w:type="firstRow">
@@ -9833,7 +9599,7 @@
       <w:tblPr/>
       <w:tcPr>
         <w:tcBorders>
-          <w:top w:val="double" w:color="BFBFBF" w:themeColor="background1" w:themeShade="BF" w:sz="4" w:space="0"/>
+          <w:top w:val="double" w:sz="4" w:space="0" w:color="BFBFBF" w:themeColor="background1" w:themeShade="BF"/>
         </w:tcBorders>
       </w:tcPr>
     </w:tblStylePr>
@@ -9863,39 +9629,6 @@
     </w:tblStylePr>
   </w:style>
 </w:styles>
-</file>
-
-<file path=word/glossary/document.xml><?xml version="1.0" encoding="utf-8"?>
-<w:glossaryDocument xmlns:w14="http://schemas.microsoft.com/office/word/2010/wordml" xmlns:w="http://schemas.openxmlformats.org/wordprocessingml/2006/main">
-  <w:docParts>
-    <w:docPart>
-      <w:docPartPr>
-        <w:name w:val="DefaultPlaceholder_1081868574"/>
-        <w:category>
-          <w:name w:val="General"/>
-          <w:gallery w:val="placeholder"/>
-        </w:category>
-        <w:types>
-          <w:type w:val="bbPlcHdr"/>
-        </w:types>
-        <w:behaviors>
-          <w:behavior w:val="content"/>
-        </w:behaviors>
-        <w:guid w:val="{febe2cea-47d9-4876-b9ad-828c9f147816}"/>
-      </w:docPartPr>
-      <w:docPartBody>
-        <w:p>
-          <w:r>
-            <w:rPr>
-              <w:rStyle w:val="PlaceholderText"/>
-            </w:rPr>
-            <w:t/>
-          </w:r>
-        </w:p>
-      </w:docPartBody>
-    </w:docPart>
-  </w:docParts>
-</w:glossaryDocument>
 </file>
 
 <file path=word/theme/theme1.xml><?xml version="1.0" encoding="utf-8"?>
@@ -10160,21 +9893,6 @@
 </file>
 
 <file path=customXml/item1.xml><?xml version="1.0" encoding="utf-8"?>
-<?mso-contentType ?>
-<FormTemplates xmlns="http://schemas.microsoft.com/sharepoint/v3/contenttype/forms">
-  <Display>DocumentLibraryForm</Display>
-  <Edit>DocumentLibraryForm</Edit>
-  <New>DocumentLibraryForm</New>
-</FormTemplates>
-</file>
-
-<file path=customXml/item2.xml><?xml version="1.0" encoding="utf-8"?>
-<p:properties xmlns:p="http://schemas.microsoft.com/office/2006/metadata/properties" xmlns:xsi="http://www.w3.org/2001/XMLSchema-instance" xmlns:pc="http://schemas.microsoft.com/office/infopath/2007/PartnerControls">
-  <documentManagement/>
-</p:properties>
-</file>
-
-<file path=customXml/item3.xml><?xml version="1.0" encoding="utf-8"?>
 <ct:contentTypeSchema xmlns:ct="http://schemas.microsoft.com/office/2006/metadata/contentType" xmlns:ma="http://schemas.microsoft.com/office/2006/metadata/properties/metaAttributes" ct:_="" ma:_="" ma:contentTypeName="Documento" ma:contentTypeID="0x010100E96778489EE7714D8BD12CC105EB918B" ma:contentTypeVersion="2" ma:contentTypeDescription="Crear nuevo documento." ma:contentTypeScope="" ma:versionID="416c5c7ae9b5d54d83875cd3c65194e3">
   <xsd:schema xmlns:xsd="http://www.w3.org/2001/XMLSchema" xmlns:xs="http://www.w3.org/2001/XMLSchema" xmlns:p="http://schemas.microsoft.com/office/2006/metadata/properties" xmlns:ns2="126e8a1c-9ea9-435a-ac89-d06c80d62e30" targetNamespace="http://schemas.microsoft.com/office/2006/metadata/properties" ma:root="true" ma:fieldsID="70a237c842677bd850644f8595079f5e" ns2:_="">
     <xsd:import namespace="126e8a1c-9ea9-435a-ac89-d06c80d62e30"/>
@@ -10306,14 +10024,39 @@
 </ct:contentTypeSchema>
 </file>
 
+<file path=customXml/item2.xml><?xml version="1.0" encoding="utf-8"?>
+<p:properties xmlns:p="http://schemas.microsoft.com/office/2006/metadata/properties" xmlns:xsi="http://www.w3.org/2001/XMLSchema-instance" xmlns:pc="http://schemas.microsoft.com/office/infopath/2007/PartnerControls">
+  <documentManagement/>
+</p:properties>
+</file>
+
+<file path=customXml/item3.xml><?xml version="1.0" encoding="utf-8"?>
+<?mso-contentType ?>
+<FormTemplates xmlns="http://schemas.microsoft.com/sharepoint/v3/contenttype/forms">
+  <Display>DocumentLibraryForm</Display>
+  <Edit>DocumentLibraryForm</Edit>
+  <New>DocumentLibraryForm</New>
+</FormTemplates>
+</file>
+
 <file path=customXml/item4.xml><?xml version="1.0" encoding="utf-8"?>
 <b:Sources xmlns:b="http://schemas.openxmlformats.org/officeDocument/2006/bibliography" xmlns="http://schemas.openxmlformats.org/officeDocument/2006/bibliography" SelectedStyle="\APASixthEditionOfficeOnline.xsl" StyleName="APA" Version="6"/>
 </file>
 
 <file path=customXml/itemProps1.xml><?xml version="1.0" encoding="utf-8"?>
-<ds:datastoreItem xmlns:ds="http://schemas.openxmlformats.org/officeDocument/2006/customXml" ds:itemID="{DABAA964-10BA-4DBC-ABF2-CDEAC0FAF7AA}">
+<ds:datastoreItem xmlns:ds="http://schemas.openxmlformats.org/officeDocument/2006/customXml" ds:itemID="{767CD2D5-7A6C-47C3-9B54-C4225C74DD0B}">
   <ds:schemaRefs>
-    <ds:schemaRef ds:uri="http://schemas.microsoft.com/sharepoint/v3/contenttype/forms"/>
+    <ds:schemaRef ds:uri="http://schemas.microsoft.com/office/2006/metadata/contentType"/>
+    <ds:schemaRef ds:uri="http://schemas.microsoft.com/office/2006/metadata/properties/metaAttributes"/>
+    <ds:schemaRef ds:uri="http://www.w3.org/2001/XMLSchema"/>
+    <ds:schemaRef ds:uri="http://schemas.microsoft.com/office/2006/metadata/properties"/>
+    <ds:schemaRef ds:uri="126e8a1c-9ea9-435a-ac89-d06c80d62e30"/>
+    <ds:schemaRef ds:uri="http://schemas.microsoft.com/office/2006/documentManagement/types"/>
+    <ds:schemaRef ds:uri="http://schemas.microsoft.com/office/infopath/2007/PartnerControls"/>
+    <ds:schemaRef ds:uri="http://schemas.openxmlformats.org/package/2006/metadata/core-properties"/>
+    <ds:schemaRef ds:uri="http://purl.org/dc/elements/1.1/"/>
+    <ds:schemaRef ds:uri="http://purl.org/dc/terms/"/>
+    <ds:schemaRef ds:uri="http://schemas.microsoft.com/internal/obd"/>
   </ds:schemaRefs>
 </ds:datastoreItem>
 </file>
@@ -10323,14 +10066,16 @@
   <ds:schemaRefs>
     <ds:schemaRef ds:uri="http://schemas.microsoft.com/office/2006/metadata/properties"/>
     <ds:schemaRef ds:uri="http://schemas.microsoft.com/office/infopath/2007/PartnerControls"/>
-    <ds:schemaRef ds:uri="322f9391-964b-48b6-b3b0-13a7ac8a75d6"/>
-    <ds:schemaRef ds:uri="c2ef7064-63f7-4dcd-87f2-3580cf294d1c"/>
   </ds:schemaRefs>
 </ds:datastoreItem>
 </file>
 
 <file path=customXml/itemProps3.xml><?xml version="1.0" encoding="utf-8"?>
-<ds:datastoreItem xmlns:ds="http://schemas.openxmlformats.org/officeDocument/2006/customXml" ds:itemID="{767CD2D5-7A6C-47C3-9B54-C4225C74DD0B}"/>
+<ds:datastoreItem xmlns:ds="http://schemas.openxmlformats.org/officeDocument/2006/customXml" ds:itemID="{DABAA964-10BA-4DBC-ABF2-CDEAC0FAF7AA}">
+  <ds:schemaRefs>
+    <ds:schemaRef ds:uri="http://schemas.microsoft.com/sharepoint/v3/contenttype/forms"/>
+  </ds:schemaRefs>
+</ds:datastoreItem>
 </file>
 
 <file path=customXml/itemProps4.xml><?xml version="1.0" encoding="utf-8"?>
